--- a/pdf/PULSE-PLAN-002_Sprint_2_Backlog.docx
+++ b/pdf/PULSE-PLAN-002_Sprint_2_Backlog.docx
@@ -61,7 +61,7 @@
         <w:pStyle w:val="Date"/>
       </w:pPr>
       <w:r>
-        <w:t xml:space="preserve">2026-09-11</w:t>
+        <w:t xml:space="preserve">2026-09-23</w:t>
       </w:r>
     </w:p>
     <w:sdt>
@@ -216,7 +216,7 @@
               <w:jc w:val="left"/>
             </w:pPr>
             <w:r>
-              <w:t xml:space="preserve">0.3</w:t>
+              <w:t xml:space="preserve">0.4</w:t>
             </w:r>
           </w:p>
         </w:tc>
@@ -264,7 +264,7 @@
               <w:jc w:val="left"/>
             </w:pPr>
             <w:r>
-              <w:t xml:space="preserve">2026-09-11</w:t>
+              <w:t xml:space="preserve">2026-09-23</w:t>
             </w:r>
           </w:p>
         </w:tc>
@@ -619,6 +619,52 @@
             </w:pPr>
             <w:r>
               <w:t xml:space="preserve">Week 4 checkpoint added as section 8: per-item state verified against the repository, hours position, decisions requested. Sprint 1 review recorded as held with no comments</w:t>
+            </w:r>
+          </w:p>
+        </w:tc>
+      </w:tr>
+      <w:tr>
+        <w:tc>
+          <w:p>
+            <w:pPr>
+              <w:pStyle w:val="Compact"/>
+              <w:jc w:val="left"/>
+            </w:pPr>
+            <w:r>
+              <w:t xml:space="preserve">0.4</w:t>
+            </w:r>
+          </w:p>
+        </w:tc>
+        <w:tc>
+          <w:p>
+            <w:pPr>
+              <w:pStyle w:val="Compact"/>
+              <w:jc w:val="left"/>
+            </w:pPr>
+            <w:r>
+              <w:t xml:space="preserve">2026-09-23</w:t>
+            </w:r>
+          </w:p>
+        </w:tc>
+        <w:tc>
+          <w:p>
+            <w:pPr>
+              <w:pStyle w:val="Compact"/>
+              <w:jc w:val="left"/>
+            </w:pPr>
+            <w:r>
+              <w:t xml:space="preserve">A. Abdelghany</w:t>
+            </w:r>
+          </w:p>
+        </w:tc>
+        <w:tc>
+          <w:p>
+            <w:pPr>
+              <w:pStyle w:val="Compact"/>
+              <w:jc w:val="left"/>
+            </w:pPr>
+            <w:r>
+              <w:t xml:space="preserve">Week 6 checkpoint added as section 8.5: state per item on 23 September, definition of done against the gate, decisions taken while implementing</w:t>
             </w:r>
           </w:p>
         </w:tc>
@@ -4343,6 +4389,1233 @@
       </w:r>
       <w:r>
         <w:t xml:space="preserve">September rather than on the morning of the demo.</w:t>
+      </w:r>
+    </w:p>
+    <w:p>
+      <w:pPr>
+        <w:pStyle w:val="Heading2"/>
+      </w:pPr>
+      <w:bookmarkStart w:id="34" w:name="state-at-the-close-of-week-6"/>
+      <w:r>
+        <w:t xml:space="preserve">8.5 State at the close of week 6</w:t>
+      </w:r>
+      <w:bookmarkEnd w:id="34"/>
+    </w:p>
+    <w:p>
+      <w:pPr>
+        <w:pStyle w:val="FirstParagraph"/>
+      </w:pPr>
+      <w:r>
+        <w:t xml:space="preserve">Checked against the repository on 23 September, two days before the gate.</w:t>
+      </w:r>
+      <w:r>
+        <w:t xml:space="preserve"> </w:t>
+      </w:r>
+      <w:r>
+        <w:t xml:space="preserve">Nothing landed between the week 4 checkpoint and 23 September; everything</w:t>
+      </w:r>
+      <w:r>
+        <w:t xml:space="preserve"> </w:t>
+      </w:r>
+      <w:r>
+        <w:t xml:space="preserve">below landed on 23 September.</w:t>
+      </w:r>
+    </w:p>
+    <w:tbl>
+      <w:tblPr>
+        <w:tblStyle w:val="Table"/>
+        <w:tblW w:type="pct" w:w="5000.0"/>
+        <w:tblLook w:firstRow="1"/>
+      </w:tblPr>
+      <w:tblGrid>
+        <w:gridCol w:w="304"/>
+        <w:gridCol w:w="1980"/>
+        <w:gridCol w:w="1066"/>
+        <w:gridCol w:w="1675"/>
+        <w:gridCol w:w="2893"/>
+      </w:tblGrid>
+      <w:tr>
+        <w:trPr>
+          <w:cnfStyle w:firstRow="1"/>
+        </w:trPr>
+        <w:tc>
+          <w:tcPr>
+            <w:tcBorders>
+              <w:bottom w:val="single"/>
+            </w:tcBorders>
+            <w:vAlign w:val="bottom"/>
+          </w:tcPr>
+          <w:p>
+            <w:pPr>
+              <w:pStyle w:val="Compact"/>
+              <w:jc w:val="left"/>
+            </w:pPr>
+            <w:r>
+              <w:t xml:space="preserve">#</w:t>
+            </w:r>
+          </w:p>
+        </w:tc>
+        <w:tc>
+          <w:tcPr>
+            <w:tcBorders>
+              <w:bottom w:val="single"/>
+            </w:tcBorders>
+            <w:vAlign w:val="bottom"/>
+          </w:tcPr>
+          <w:p>
+            <w:pPr>
+              <w:pStyle w:val="Compact"/>
+              <w:jc w:val="left"/>
+            </w:pPr>
+            <w:r>
+              <w:t xml:space="preserve">Item</w:t>
+            </w:r>
+          </w:p>
+        </w:tc>
+        <w:tc>
+          <w:tcPr>
+            <w:tcBorders>
+              <w:bottom w:val="single"/>
+            </w:tcBorders>
+            <w:vAlign w:val="bottom"/>
+          </w:tcPr>
+          <w:p>
+            <w:pPr>
+              <w:pStyle w:val="Compact"/>
+              <w:jc w:val="left"/>
+            </w:pPr>
+            <w:r>
+              <w:t xml:space="preserve">Target</w:t>
+            </w:r>
+          </w:p>
+        </w:tc>
+        <w:tc>
+          <w:tcPr>
+            <w:tcBorders>
+              <w:bottom w:val="single"/>
+            </w:tcBorders>
+            <w:vAlign w:val="bottom"/>
+          </w:tcPr>
+          <w:p>
+            <w:pPr>
+              <w:pStyle w:val="Compact"/>
+              <w:jc w:val="left"/>
+            </w:pPr>
+            <w:r>
+              <w:t xml:space="preserve">State on 23 September</w:t>
+            </w:r>
+          </w:p>
+        </w:tc>
+        <w:tc>
+          <w:tcPr>
+            <w:tcBorders>
+              <w:bottom w:val="single"/>
+            </w:tcBorders>
+            <w:vAlign w:val="bottom"/>
+          </w:tcPr>
+          <w:p>
+            <w:pPr>
+              <w:pStyle w:val="Compact"/>
+              <w:jc w:val="left"/>
+            </w:pPr>
+            <w:r>
+              <w:t xml:space="preserve">Checked by</w:t>
+            </w:r>
+          </w:p>
+        </w:tc>
+      </w:tr>
+      <w:tr>
+        <w:tc>
+          <w:p>
+            <w:pPr>
+              <w:pStyle w:val="Compact"/>
+              <w:jc w:val="left"/>
+            </w:pPr>
+            <w:r>
+              <w:t xml:space="preserve">1</w:t>
+            </w:r>
+          </w:p>
+        </w:tc>
+        <w:tc>
+          <w:p>
+            <w:pPr>
+              <w:pStyle w:val="Compact"/>
+              <w:jc w:val="left"/>
+            </w:pPr>
+            <w:r>
+              <w:t xml:space="preserve">Regression suite</w:t>
+            </w:r>
+          </w:p>
+        </w:tc>
+        <w:tc>
+          <w:p>
+            <w:pPr>
+              <w:pStyle w:val="Compact"/>
+              <w:jc w:val="left"/>
+            </w:pPr>
+            <w:r>
+              <w:t xml:space="preserve">Implemented</w:t>
+            </w:r>
+          </w:p>
+        </w:tc>
+        <w:tc>
+          <w:p>
+            <w:pPr>
+              <w:pStyle w:val="Compact"/>
+              <w:jc w:val="left"/>
+            </w:pPr>
+            <w:r>
+              <w:t xml:space="preserve">Implemented</w:t>
+            </w:r>
+          </w:p>
+        </w:tc>
+        <w:tc>
+          <w:p>
+            <w:pPr>
+              <w:pStyle w:val="Compact"/>
+              <w:jc w:val="left"/>
+            </w:pPr>
+            <w:r>
+              <w:t xml:space="preserve">16 checks,</w:t>
+            </w:r>
+            <w:r>
+              <w:t xml:space="preserve"> </w:t>
+            </w:r>
+            <w:r>
+              <w:rPr>
+                <w:rStyle w:val="VerbatimChar"/>
+              </w:rPr>
+              <w:t xml:space="preserve">.github/workflows/regression.yml</w:t>
+            </w:r>
+            <w:r>
+              <w:t xml:space="preserve"> </w:t>
+            </w:r>
+            <w:r>
+              <w:t xml:space="preserve">runs them on every push. Evidence under</w:t>
+            </w:r>
+            <w:r>
+              <w:t xml:space="preserve"> </w:t>
+            </w:r>
+            <w:r>
+              <w:rPr>
+                <w:rStyle w:val="VerbatimChar"/>
+              </w:rPr>
+              <w:t xml:space="preserve">docs/evidence/</w:t>
+            </w:r>
+          </w:p>
+        </w:tc>
+      </w:tr>
+      <w:tr>
+        <w:tc>
+          <w:p>
+            <w:pPr>
+              <w:pStyle w:val="Compact"/>
+              <w:jc w:val="left"/>
+            </w:pPr>
+            <w:r>
+              <w:t xml:space="preserve">2</w:t>
+            </w:r>
+          </w:p>
+        </w:tc>
+        <w:tc>
+          <w:p>
+            <w:pPr>
+              <w:pStyle w:val="Compact"/>
+              <w:jc w:val="left"/>
+            </w:pPr>
+            <w:r>
+              <w:t xml:space="preserve">Signal contract test</w:t>
+            </w:r>
+          </w:p>
+        </w:tc>
+        <w:tc>
+          <w:p>
+            <w:pPr>
+              <w:pStyle w:val="Compact"/>
+              <w:jc w:val="left"/>
+            </w:pPr>
+            <w:r>
+              <w:t xml:space="preserve">Implemented</w:t>
+            </w:r>
+          </w:p>
+        </w:tc>
+        <w:tc>
+          <w:p>
+            <w:pPr>
+              <w:pStyle w:val="Compact"/>
+              <w:jc w:val="left"/>
+            </w:pPr>
+            <w:r>
+              <w:t xml:space="preserve">Implemented</w:t>
+            </w:r>
+          </w:p>
+        </w:tc>
+        <w:tc>
+          <w:p>
+            <w:pPr>
+              <w:pStyle w:val="Compact"/>
+              <w:jc w:val="left"/>
+            </w:pPr>
+            <w:r>
+              <w:rPr>
+                <w:rStyle w:val="VerbatimChar"/>
+              </w:rPr>
+              <w:t xml:space="preserve">live-contract</w:t>
+            </w:r>
+            <w:r>
+              <w:t xml:space="preserve">: all 28 appendix A paths subscribe and deliver a typed datapoint from the running broker</w:t>
+            </w:r>
+          </w:p>
+        </w:tc>
+      </w:tr>
+      <w:tr>
+        <w:tc>
+          <w:p>
+            <w:pPr>
+              <w:pStyle w:val="Compact"/>
+              <w:jc w:val="left"/>
+            </w:pPr>
+            <w:r>
+              <w:t xml:space="preserve">3</w:t>
+            </w:r>
+          </w:p>
+        </w:tc>
+        <w:tc>
+          <w:p>
+            <w:pPr>
+              <w:pStyle w:val="Compact"/>
+              <w:jc w:val="left"/>
+            </w:pPr>
+            <w:r>
+              <w:t xml:space="preserve">UI smoke test per build</w:t>
+            </w:r>
+          </w:p>
+        </w:tc>
+        <w:tc>
+          <w:p>
+            <w:pPr>
+              <w:pStyle w:val="Compact"/>
+              <w:jc w:val="left"/>
+            </w:pPr>
+            <w:r>
+              <w:t xml:space="preserve">Implemented</w:t>
+            </w:r>
+          </w:p>
+        </w:tc>
+        <w:tc>
+          <w:p>
+            <w:pPr>
+              <w:pStyle w:val="Compact"/>
+              <w:jc w:val="left"/>
+            </w:pPr>
+            <w:r>
+              <w:t xml:space="preserve">Partial</w:t>
+            </w:r>
+          </w:p>
+        </w:tc>
+        <w:tc>
+          <w:p>
+            <w:pPr>
+              <w:pStyle w:val="Compact"/>
+              <w:jc w:val="left"/>
+            </w:pPr>
+            <w:r>
+              <w:t xml:space="preserve">Flutter:</w:t>
+            </w:r>
+            <w:r>
+              <w:t xml:space="preserve"> </w:t>
+            </w:r>
+            <w:r>
+              <w:rPr>
+                <w:rStyle w:val="VerbatimChar"/>
+              </w:rPr>
+              <w:t xml:space="preserve">test/cluster_smoke_test.dart</w:t>
+            </w:r>
+            <w:r>
+              <w:t xml:space="preserve"> </w:t>
+            </w:r>
+            <w:r>
+              <w:t xml:space="preserve">renders an injected 87 km/h in gear 4 and asserts it. Compose: unit-tested, no emulator without KVM on this host</w:t>
+            </w:r>
+          </w:p>
+        </w:tc>
+      </w:tr>
+      <w:tr>
+        <w:tc>
+          <w:p>
+            <w:pPr>
+              <w:pStyle w:val="Compact"/>
+              <w:jc w:val="left"/>
+            </w:pPr>
+            <w:r>
+              <w:t xml:space="preserve">4</w:t>
+            </w:r>
+          </w:p>
+        </w:tc>
+        <w:tc>
+          <w:p>
+            <w:pPr>
+              <w:pStyle w:val="Compact"/>
+              <w:jc w:val="left"/>
+            </w:pPr>
+            <w:r>
+              <w:t xml:space="preserve">Flutter staleness display</w:t>
+            </w:r>
+          </w:p>
+        </w:tc>
+        <w:tc>
+          <w:p>
+            <w:pPr>
+              <w:pStyle w:val="Compact"/>
+              <w:jc w:val="left"/>
+            </w:pPr>
+            <w:r>
+              <w:t xml:space="preserve">Implemented</w:t>
+            </w:r>
+          </w:p>
+        </w:tc>
+        <w:tc>
+          <w:p>
+            <w:pPr>
+              <w:pStyle w:val="Compact"/>
+              <w:jc w:val="left"/>
+            </w:pPr>
+            <w:r>
+              <w:t xml:space="preserve">Implemented</w:t>
+            </w:r>
+          </w:p>
+        </w:tc>
+        <w:tc>
+          <w:p>
+            <w:pPr>
+              <w:pStyle w:val="Compact"/>
+              <w:jc w:val="left"/>
+            </w:pPr>
+            <w:r>
+              <w:t xml:space="preserve">Degrades within 1 s of broker loss; screen captures and widget tests</w:t>
+            </w:r>
+          </w:p>
+        </w:tc>
+      </w:tr>
+      <w:tr>
+        <w:tc>
+          <w:p>
+            <w:pPr>
+              <w:pStyle w:val="Compact"/>
+              <w:jc w:val="left"/>
+            </w:pPr>
+            <w:r>
+              <w:t xml:space="preserve">5</w:t>
+            </w:r>
+          </w:p>
+        </w:tc>
+        <w:tc>
+          <w:p>
+            <w:pPr>
+              <w:pStyle w:val="Compact"/>
+              <w:jc w:val="left"/>
+            </w:pPr>
+            <w:r>
+              <w:t xml:space="preserve">Compose staleness display</w:t>
+            </w:r>
+          </w:p>
+        </w:tc>
+        <w:tc>
+          <w:p>
+            <w:pPr>
+              <w:pStyle w:val="Compact"/>
+              <w:jc w:val="left"/>
+            </w:pPr>
+            <w:r>
+              <w:t xml:space="preserve">Implemented</w:t>
+            </w:r>
+          </w:p>
+        </w:tc>
+        <w:tc>
+          <w:p>
+            <w:pPr>
+              <w:pStyle w:val="Compact"/>
+              <w:jc w:val="left"/>
+            </w:pPr>
+            <w:r>
+              <w:t xml:space="preserve">Partial</w:t>
+            </w:r>
+          </w:p>
+        </w:tc>
+        <w:tc>
+          <w:p>
+            <w:pPr>
+              <w:pStyle w:val="Compact"/>
+              <w:jc w:val="left"/>
+            </w:pPr>
+            <w:r>
+              <w:t xml:space="preserve">Same model in</w:t>
+            </w:r>
+            <w:r>
+              <w:t xml:space="preserve"> </w:t>
+            </w:r>
+            <w:r>
+              <w:rPr>
+                <w:rStyle w:val="VerbatimChar"/>
+              </w:rPr>
+              <w:t xml:space="preserve">VssClient.kt</w:t>
+            </w:r>
+            <w:r>
+              <w:t xml:space="preserve">, compiled and unit-tested; not yet seen on a device</w:t>
+            </w:r>
+          </w:p>
+        </w:tc>
+      </w:tr>
+      <w:tr>
+        <w:tc>
+          <w:p>
+            <w:pPr>
+              <w:pStyle w:val="Compact"/>
+              <w:jc w:val="left"/>
+            </w:pPr>
+            <w:r>
+              <w:t xml:space="preserve">6</w:t>
+            </w:r>
+          </w:p>
+        </w:tc>
+        <w:tc>
+          <w:p>
+            <w:pPr>
+              <w:pStyle w:val="Compact"/>
+              <w:jc w:val="left"/>
+            </w:pPr>
+            <w:r>
+              <w:t xml:space="preserve">Mutual TLS on the broker</w:t>
+            </w:r>
+          </w:p>
+        </w:tc>
+        <w:tc>
+          <w:p>
+            <w:pPr>
+              <w:pStyle w:val="Compact"/>
+              <w:jc w:val="left"/>
+            </w:pPr>
+            <w:r>
+              <w:t xml:space="preserve">Implemented</w:t>
+            </w:r>
+          </w:p>
+        </w:tc>
+        <w:tc>
+          <w:p>
+            <w:pPr>
+              <w:pStyle w:val="Compact"/>
+              <w:jc w:val="left"/>
+            </w:pPr>
+            <w:r>
+              <w:t xml:space="preserve">Implemented with deviation</w:t>
+            </w:r>
+          </w:p>
+        </w:tc>
+        <w:tc>
+          <w:p>
+            <w:pPr>
+              <w:pStyle w:val="Compact"/>
+              <w:jc w:val="left"/>
+            </w:pPr>
+            <w:r>
+              <w:t xml:space="preserve">TLS and per-client tokens, secure by default;</w:t>
+            </w:r>
+            <w:r>
+              <w:t xml:space="preserve"> </w:t>
+            </w:r>
+            <w:r>
+              <w:rPr>
+                <w:rStyle w:val="VerbatimChar"/>
+              </w:rPr>
+              <w:t xml:space="preserve">transport-security</w:t>
+            </w:r>
+            <w:r>
+              <w:t xml:space="preserve"> </w:t>
+            </w:r>
+            <w:r>
+              <w:t xml:space="preserve">proves the refusals. KUKSA 0.7.0 cannot verify client certificates (SEC section 5, DD-12)</w:t>
+            </w:r>
+          </w:p>
+        </w:tc>
+      </w:tr>
+      <w:tr>
+        <w:tc>
+          <w:p>
+            <w:pPr>
+              <w:pStyle w:val="Compact"/>
+              <w:jc w:val="left"/>
+            </w:pPr>
+            <w:r>
+              <w:t xml:space="preserve">7</w:t>
+            </w:r>
+          </w:p>
+        </w:tc>
+        <w:tc>
+          <w:p>
+            <w:pPr>
+              <w:pStyle w:val="Compact"/>
+              <w:jc w:val="left"/>
+            </w:pPr>
+            <w:r>
+              <w:t xml:space="preserve">Pin the Flutter SDK</w:t>
+            </w:r>
+          </w:p>
+        </w:tc>
+        <w:tc>
+          <w:p>
+            <w:pPr>
+              <w:pStyle w:val="Compact"/>
+              <w:jc w:val="left"/>
+            </w:pPr>
+            <w:r>
+              <w:t xml:space="preserve">Partial</w:t>
+            </w:r>
+          </w:p>
+        </w:tc>
+        <w:tc>
+          <w:p>
+            <w:pPr>
+              <w:pStyle w:val="Compact"/>
+              <w:jc w:val="left"/>
+            </w:pPr>
+            <w:r>
+              <w:t xml:space="preserve">Implemented</w:t>
+            </w:r>
+          </w:p>
+        </w:tc>
+        <w:tc>
+          <w:p>
+            <w:pPr>
+              <w:pStyle w:val="Compact"/>
+              <w:jc w:val="left"/>
+            </w:pPr>
+            <w:r>
+              <w:t xml:space="preserve">3.47.0 in</w:t>
+            </w:r>
+            <w:r>
+              <w:t xml:space="preserve"> </w:t>
+            </w:r>
+            <w:r>
+              <w:rPr>
+                <w:rStyle w:val="VerbatimChar"/>
+              </w:rPr>
+              <w:t xml:space="preserve">.fvmrc</w:t>
+            </w:r>
+            <w:r>
+              <w:t xml:space="preserve">, floor in</w:t>
+            </w:r>
+            <w:r>
+              <w:t xml:space="preserve"> </w:t>
+            </w:r>
+            <w:r>
+              <w:rPr>
+                <w:rStyle w:val="VerbatimChar"/>
+              </w:rPr>
+              <w:t xml:space="preserve">pubspec.yaml</w:t>
+            </w:r>
+            <w:r>
+              <w:t xml:space="preserve">,</w:t>
+            </w:r>
+            <w:r>
+              <w:t xml:space="preserve"> </w:t>
+            </w:r>
+            <w:r>
+              <w:rPr>
+                <w:rStyle w:val="VerbatimChar"/>
+              </w:rPr>
+              <w:t xml:space="preserve">toolchain-pin</w:t>
+            </w:r>
+            <w:r>
+              <w:t xml:space="preserve"> </w:t>
+            </w:r>
+            <w:r>
+              <w:t xml:space="preserve">check</w:t>
+            </w:r>
+          </w:p>
+        </w:tc>
+      </w:tr>
+      <w:tr>
+        <w:tc>
+          <w:p>
+            <w:pPr>
+              <w:pStyle w:val="Compact"/>
+              <w:jc w:val="left"/>
+            </w:pPr>
+            <w:r>
+              <w:t xml:space="preserve">8</w:t>
+            </w:r>
+          </w:p>
+        </w:tc>
+        <w:tc>
+          <w:p>
+            <w:pPr>
+              <w:pStyle w:val="Compact"/>
+              <w:jc w:val="left"/>
+            </w:pPr>
+            <w:r>
+              <w:t xml:space="preserve">SBOM and vulnerability check</w:t>
+            </w:r>
+          </w:p>
+        </w:tc>
+        <w:tc>
+          <w:p>
+            <w:pPr>
+              <w:pStyle w:val="Compact"/>
+              <w:jc w:val="left"/>
+            </w:pPr>
+            <w:r>
+              <w:t xml:space="preserve">Implemented</w:t>
+            </w:r>
+          </w:p>
+        </w:tc>
+        <w:tc>
+          <w:p>
+            <w:pPr>
+              <w:pStyle w:val="Compact"/>
+              <w:jc w:val="left"/>
+            </w:pPr>
+            <w:r>
+              <w:t xml:space="preserve">Implemented</w:t>
+            </w:r>
+          </w:p>
+        </w:tc>
+        <w:tc>
+          <w:p>
+            <w:pPr>
+              <w:pStyle w:val="Compact"/>
+              <w:jc w:val="left"/>
+            </w:pPr>
+            <w:r>
+              <w:t xml:space="preserve">85 components, OSV clean after Pillow was fixed by moving to Python 3.11</w:t>
+            </w:r>
+          </w:p>
+        </w:tc>
+      </w:tr>
+      <w:tr>
+        <w:tc>
+          <w:p>
+            <w:pPr>
+              <w:pStyle w:val="Compact"/>
+              <w:jc w:val="left"/>
+            </w:pPr>
+            <w:r>
+              <w:t xml:space="preserve">9</w:t>
+            </w:r>
+          </w:p>
+        </w:tc>
+        <w:tc>
+          <w:p>
+            <w:pPr>
+              <w:pStyle w:val="Compact"/>
+              <w:jc w:val="left"/>
+            </w:pPr>
+            <w:r>
+              <w:t xml:space="preserve">Driver-monitor privacy test</w:t>
+            </w:r>
+          </w:p>
+        </w:tc>
+        <w:tc>
+          <w:p>
+            <w:pPr>
+              <w:pStyle w:val="Compact"/>
+              <w:jc w:val="left"/>
+            </w:pPr>
+            <w:r>
+              <w:t xml:space="preserve">Implemented</w:t>
+            </w:r>
+          </w:p>
+        </w:tc>
+        <w:tc>
+          <w:p>
+            <w:pPr>
+              <w:pStyle w:val="Compact"/>
+              <w:jc w:val="left"/>
+            </w:pPr>
+            <w:r>
+              <w:t xml:space="preserve">Partial</w:t>
+            </w:r>
+          </w:p>
+        </w:tc>
+        <w:tc>
+          <w:p>
+            <w:pPr>
+              <w:pStyle w:val="Compact"/>
+              <w:jc w:val="left"/>
+            </w:pPr>
+            <w:r>
+              <w:rPr>
+                <w:rStyle w:val="VerbatimChar"/>
+              </w:rPr>
+              <w:t xml:space="preserve">dms-privacy</w:t>
+            </w:r>
+            <w:r>
+              <w:t xml:space="preserve"> </w:t>
+            </w:r>
+            <w:r>
+              <w:t xml:space="preserve">written; needs AVX to run the monitor, so skips here and runs in CI</w:t>
+            </w:r>
+          </w:p>
+        </w:tc>
+      </w:tr>
+      <w:tr>
+        <w:tc>
+          <w:p>
+            <w:pPr>
+              <w:pStyle w:val="Compact"/>
+              <w:jc w:val="left"/>
+            </w:pPr>
+            <w:r>
+              <w:t xml:space="preserve">10</w:t>
+            </w:r>
+          </w:p>
+        </w:tc>
+        <w:tc>
+          <w:p>
+            <w:pPr>
+              <w:pStyle w:val="Compact"/>
+              <w:jc w:val="left"/>
+            </w:pPr>
+            <w:r>
+              <w:t xml:space="preserve">HMI-side range check</w:t>
+            </w:r>
+          </w:p>
+        </w:tc>
+        <w:tc>
+          <w:p>
+            <w:pPr>
+              <w:pStyle w:val="Compact"/>
+              <w:jc w:val="left"/>
+            </w:pPr>
+            <w:r>
+              <w:t xml:space="preserve">Implemented</w:t>
+            </w:r>
+          </w:p>
+        </w:tc>
+        <w:tc>
+          <w:p>
+            <w:pPr>
+              <w:pStyle w:val="Compact"/>
+              <w:jc w:val="left"/>
+            </w:pPr>
+            <w:r>
+              <w:t xml:space="preserve">Implemented</w:t>
+            </w:r>
+          </w:p>
+        </w:tc>
+        <w:tc>
+          <w:p>
+            <w:pPr>
+              <w:pStyle w:val="Compact"/>
+              <w:jc w:val="left"/>
+            </w:pPr>
+            <w:r>
+              <w:t xml:space="preserve">Both HMIs read catalogue limits from the broker and refuse values outside them;</w:t>
+            </w:r>
+            <w:r>
+              <w:t xml:space="preserve"> </w:t>
+            </w:r>
+            <w:r>
+              <w:rPr>
+                <w:rStyle w:val="VerbatimChar"/>
+              </w:rPr>
+              <w:t xml:space="preserve">range-refusal</w:t>
+            </w:r>
+            <w:r>
+              <w:t xml:space="preserve"> </w:t>
+            </w:r>
+            <w:r>
+              <w:t xml:space="preserve">proves the broker refuses first</w:t>
+            </w:r>
+          </w:p>
+        </w:tc>
+      </w:tr>
+      <w:tr>
+        <w:tc>
+          <w:p>
+            <w:pPr>
+              <w:pStyle w:val="Compact"/>
+              <w:jc w:val="left"/>
+            </w:pPr>
+            <w:r>
+              <w:t xml:space="preserve">11</w:t>
+            </w:r>
+          </w:p>
+        </w:tc>
+        <w:tc>
+          <w:p>
+            <w:pPr>
+              <w:pStyle w:val="Compact"/>
+              <w:jc w:val="left"/>
+            </w:pPr>
+            <w:r>
+              <w:t xml:space="preserve">Catalogue checksum</w:t>
+            </w:r>
+          </w:p>
+        </w:tc>
+        <w:tc>
+          <w:p>
+            <w:pPr>
+              <w:pStyle w:val="Compact"/>
+              <w:jc w:val="left"/>
+            </w:pPr>
+            <w:r>
+              <w:t xml:space="preserve">Implemented</w:t>
+            </w:r>
+          </w:p>
+        </w:tc>
+        <w:tc>
+          <w:p>
+            <w:pPr>
+              <w:pStyle w:val="Compact"/>
+              <w:jc w:val="left"/>
+            </w:pPr>
+            <w:r>
+              <w:t xml:space="preserve">Implemented</w:t>
+            </w:r>
+          </w:p>
+        </w:tc>
+        <w:tc>
+          <w:p>
+            <w:pPr>
+              <w:pStyle w:val="Compact"/>
+              <w:jc w:val="left"/>
+            </w:pPr>
+            <w:r>
+              <w:rPr>
+                <w:rStyle w:val="VerbatimChar"/>
+              </w:rPr>
+              <w:t xml:space="preserve">catalogue-checksum</w:t>
+            </w:r>
+            <w:r>
+              <w:t xml:space="preserve">; a one-character edit fails the run</w:t>
+            </w:r>
+          </w:p>
+        </w:tc>
+      </w:tr>
+      <w:tr>
+        <w:tc>
+          <w:p>
+            <w:pPr>
+              <w:pStyle w:val="Compact"/>
+              <w:jc w:val="left"/>
+            </w:pPr>
+            <w:r>
+              <w:t xml:space="preserve">12</w:t>
+            </w:r>
+          </w:p>
+        </w:tc>
+        <w:tc>
+          <w:p>
+            <w:pPr>
+              <w:pStyle w:val="Compact"/>
+              <w:jc w:val="left"/>
+            </w:pPr>
+            <w:r>
+              <w:t xml:space="preserve">Merge the monitoring branch</w:t>
+            </w:r>
+          </w:p>
+        </w:tc>
+        <w:tc>
+          <w:p>
+            <w:pPr>
+              <w:pStyle w:val="Compact"/>
+              <w:jc w:val="left"/>
+            </w:pPr>
+            <w:r>
+              <w:t xml:space="preserve">Done</w:t>
+            </w:r>
+          </w:p>
+        </w:tc>
+        <w:tc>
+          <w:p>
+            <w:pPr>
+              <w:pStyle w:val="Compact"/>
+              <w:jc w:val="left"/>
+            </w:pPr>
+            <w:r>
+              <w:t xml:space="preserve">Done</w:t>
+            </w:r>
+          </w:p>
+        </w:tc>
+        <w:tc>
+          <w:p>
+            <w:pPr>
+              <w:pStyle w:val="Compact"/>
+              <w:jc w:val="left"/>
+            </w:pPr>
+            <w:r>
+              <w:t xml:space="preserve">4 September</w:t>
+            </w:r>
+          </w:p>
+        </w:tc>
+      </w:tr>
+      <w:tr>
+        <w:tc>
+          <w:p>
+            <w:pPr>
+              <w:pStyle w:val="Compact"/>
+              <w:jc w:val="left"/>
+            </w:pPr>
+            <w:r>
+              <w:t xml:space="preserve">13</w:t>
+            </w:r>
+          </w:p>
+        </w:tc>
+        <w:tc>
+          <w:p>
+            <w:pPr>
+              <w:pStyle w:val="Compact"/>
+              <w:jc w:val="left"/>
+            </w:pPr>
+            <w:r>
+              <w:t xml:space="preserve">Architecture write-ups</w:t>
+            </w:r>
+          </w:p>
+        </w:tc>
+        <w:tc>
+          <w:p>
+            <w:pPr>
+              <w:pStyle w:val="Compact"/>
+              <w:jc w:val="left"/>
+            </w:pPr>
+            <w:r>
+              <w:t xml:space="preserve">Implemented</w:t>
+            </w:r>
+          </w:p>
+        </w:tc>
+        <w:tc>
+          <w:p>
+            <w:pPr>
+              <w:pStyle w:val="Compact"/>
+              <w:jc w:val="left"/>
+            </w:pPr>
+            <w:r>
+              <w:t xml:space="preserve">Implemented</w:t>
+            </w:r>
+          </w:p>
+        </w:tc>
+        <w:tc>
+          <w:p>
+            <w:pPr>
+              <w:pStyle w:val="Compact"/>
+              <w:jc w:val="left"/>
+            </w:pPr>
+            <w:r>
+              <w:t xml:space="preserve">PULSE-SWAD-001, one page each for the Flutter cluster and the providers</w:t>
+            </w:r>
+          </w:p>
+        </w:tc>
+      </w:tr>
+      <w:tr>
+        <w:tc>
+          <w:p>
+            <w:pPr>
+              <w:pStyle w:val="Compact"/>
+              <w:jc w:val="left"/>
+            </w:pPr>
+            <w:r>
+              <w:t xml:space="preserve">14</w:t>
+            </w:r>
+          </w:p>
+        </w:tc>
+        <w:tc>
+          <w:p>
+            <w:pPr>
+              <w:pStyle w:val="Compact"/>
+              <w:jc w:val="left"/>
+            </w:pPr>
+            <w:r>
+              <w:t xml:space="preserve">Safety and security review</w:t>
+            </w:r>
+          </w:p>
+        </w:tc>
+        <w:tc>
+          <w:p>
+            <w:pPr>
+              <w:pStyle w:val="Compact"/>
+              <w:jc w:val="left"/>
+            </w:pPr>
+            <w:r>
+              <w:t xml:space="preserve">Reviewed</w:t>
+            </w:r>
+          </w:p>
+        </w:tc>
+        <w:tc>
+          <w:p>
+            <w:pPr>
+              <w:pStyle w:val="Compact"/>
+              <w:jc w:val="left"/>
+            </w:pPr>
+            <w:r>
+              <w:t xml:space="preserve">Not held</w:t>
+            </w:r>
+          </w:p>
+        </w:tc>
+        <w:tc>
+          <w:p>
+            <w:pPr>
+              <w:pStyle w:val="Compact"/>
+              <w:jc w:val="left"/>
+            </w:pPr>
+            <w:r>
+              <w:t xml:space="preserve">Needs the two managers; nothing an engineer can do alone</w:t>
+            </w:r>
+          </w:p>
+        </w:tc>
+      </w:tr>
+      <w:tr>
+        <w:tc>
+          <w:p>
+            <w:pPr>
+              <w:pStyle w:val="Compact"/>
+              <w:jc w:val="left"/>
+            </w:pPr>
+            <w:r>
+              <w:t xml:space="preserve">15</w:t>
+            </w:r>
+          </w:p>
+        </w:tc>
+        <w:tc>
+          <w:p>
+            <w:pPr>
+              <w:pStyle w:val="Compact"/>
+              <w:jc w:val="left"/>
+            </w:pPr>
+            <w:r>
+              <w:t xml:space="preserve">Virtual CAN feeder spike</w:t>
+            </w:r>
+          </w:p>
+        </w:tc>
+        <w:tc>
+          <w:p>
+            <w:pPr>
+              <w:pStyle w:val="Compact"/>
+              <w:jc w:val="left"/>
+            </w:pPr>
+            <w:r>
+              <w:t xml:space="preserve">Partial</w:t>
+            </w:r>
+          </w:p>
+        </w:tc>
+        <w:tc>
+          <w:p>
+            <w:pPr>
+              <w:pStyle w:val="Compact"/>
+              <w:jc w:val="left"/>
+            </w:pPr>
+            <w:r>
+              <w:t xml:space="preserve">Implemented</w:t>
+            </w:r>
+          </w:p>
+        </w:tc>
+        <w:tc>
+          <w:p>
+            <w:pPr>
+              <w:pStyle w:val="Compact"/>
+              <w:jc w:val="left"/>
+            </w:pPr>
+            <w:r>
+              <w:rPr>
+                <w:rStyle w:val="VerbatimChar"/>
+              </w:rPr>
+              <w:t xml:space="preserve">scripts/can_spike.py</w:t>
+            </w:r>
+            <w:r>
+              <w:t xml:space="preserve">: three signals from</w:t>
+            </w:r>
+            <w:r>
+              <w:t xml:space="preserve"> </w:t>
+            </w:r>
+            <w:r>
+              <w:rPr>
+                <w:rStyle w:val="VerbatimChar"/>
+              </w:rPr>
+              <w:t xml:space="preserve">vcan0</w:t>
+            </w:r>
+            <w:r>
+              <w:t xml:space="preserve"> </w:t>
+            </w:r>
+            <w:r>
+              <w:t xml:space="preserve">through AGL’s DBC and KUKSA’s provider, over TLS, into the catalogue</w:t>
+            </w:r>
+          </w:p>
+        </w:tc>
+      </w:tr>
+    </w:tbl>
+    <w:p>
+      <w:pPr>
+        <w:pStyle w:val="BodyText"/>
+      </w:pPr>
+      <w:r>
+        <w:t xml:space="preserve">Definition of done for the gate (section 7): 1 met; 2 met on Flutter, not</w:t>
+      </w:r>
+      <w:r>
+        <w:t xml:space="preserve"> </w:t>
+      </w:r>
+      <w:r>
+        <w:t xml:space="preserve">yet shown on Compose; 3 met with the deviation above; 4 met; 5 the bring-up</w:t>
+      </w:r>
+      <w:r>
+        <w:t xml:space="preserve"> </w:t>
+      </w:r>
+      <w:r>
+        <w:t xml:space="preserve">was timed at 3.9 s on a virtual 2560 x 720 screen, the physical strip is</w:t>
+      </w:r>
+      <w:r>
+        <w:t xml:space="preserve"> </w:t>
+      </w:r>
+      <w:r>
+        <w:t xml:space="preserve">not on this host.</w:t>
+      </w:r>
+    </w:p>
+    <w:p>
+      <w:pPr>
+        <w:pStyle w:val="BodyText"/>
+      </w:pPr>
+      <w:r>
+        <w:t xml:space="preserve">Decisions taken while implementing, for the review to confirm or reverse:</w:t>
+      </w:r>
+      <w:r>
+        <w:t xml:space="preserve"> </w:t>
+      </w:r>
+      <w:r>
+        <w:t xml:space="preserve">Python 3.11 for the providers (the reason is in</w:t>
+      </w:r>
+      <w:r>
+        <w:t xml:space="preserve"> </w:t>
+      </w:r>
+      <w:r>
+        <w:rPr>
+          <w:rStyle w:val="VerbatimChar"/>
+        </w:rPr>
+        <w:t xml:space="preserve">requirements.txt</w:t>
+      </w:r>
+      <w:r>
+        <w:t xml:space="preserve">);</w:t>
+      </w:r>
+      <w:r>
+        <w:t xml:space="preserve"> </w:t>
+      </w:r>
+      <w:r>
+        <w:t xml:space="preserve">Flutter stays at 3.47.0; freshness is judged by arrival time rather than the</w:t>
+      </w:r>
+      <w:r>
+        <w:t xml:space="preserve"> </w:t>
+      </w:r>
+      <w:r>
+        <w:t xml:space="preserve">broker’s timestamp (SAF section 3); token authentication stands in for mutual</w:t>
+      </w:r>
+      <w:r>
+        <w:t xml:space="preserve"> </w:t>
+      </w:r>
+      <w:r>
+        <w:t xml:space="preserve">TLS (SEC section 5). One finding: the driver monitor cannot run on this VM</w:t>
+      </w:r>
+      <w:r>
+        <w:t xml:space="preserve"> </w:t>
+      </w:r>
+      <w:r>
+        <w:t xml:space="preserve">because it exposes no AVX, so the sprint 3 target and the demo host must.</w:t>
       </w:r>
     </w:p>
     <w:sectPr/>

--- a/pdf/PULSE-PLAN-002_Sprint_2_Backlog.docx
+++ b/pdf/PULSE-PLAN-002_Sprint_2_Backlog.docx
@@ -90,21 +90,21 @@
         </w:p>
       </w:sdtContent>
     </w:sdt>
+    <w:bookmarkStart w:id="21" w:name="document-control"/>
     <w:p>
       <w:pPr>
         <w:pStyle w:val="Heading1"/>
       </w:pPr>
-      <w:bookmarkStart w:id="20" w:name="document-control"/>
       <w:r>
         <w:t xml:space="preserve">Document control</w:t>
       </w:r>
-      <w:bookmarkEnd w:id="20"/>
     </w:p>
     <w:tbl>
       <w:tblPr>
         <w:tblStyle w:val="Table"/>
-        <w:tblW w:type="pct" w:w="5000.0"/>
-        <w:tblLook w:firstRow="1"/>
+        <w:tblW w:type="pct" w:w="5000"/>
+        <w:tblLook w:firstRow="1" w:lastRow="0" w:firstColumn="0" w:lastColumn="0" w:noHBand="0" w:noVBand="0" w:val="0020"/>
+        <w:jc w:val="start"/>
       </w:tblPr>
       <w:tblGrid>
         <w:gridCol w:w="1980"/>
@@ -112,15 +112,10 @@
       </w:tblGrid>
       <w:tr>
         <w:trPr>
-          <w:cnfStyle w:firstRow="1"/>
+          <w:tblHeader w:val="true"/>
         </w:trPr>
         <w:tc>
-          <w:tcPr>
-            <w:tcBorders>
-              <w:bottom w:val="single"/>
-            </w:tcBorders>
-            <w:vAlign w:val="bottom"/>
-          </w:tcPr>
+          <w:tcPr/>
           <w:p>
             <w:pPr>
               <w:pStyle w:val="Compact"/>
@@ -132,12 +127,7 @@
           </w:p>
         </w:tc>
         <w:tc>
-          <w:tcPr>
-            <w:tcBorders>
-              <w:bottom w:val="single"/>
-            </w:tcBorders>
-            <w:vAlign w:val="bottom"/>
-          </w:tcPr>
+          <w:tcPr/>
           <w:p>
             <w:pPr>
               <w:pStyle w:val="Compact"/>
@@ -151,6 +141,7 @@
       </w:tr>
       <w:tr>
         <w:tc>
+          <w:tcPr/>
           <w:p>
             <w:pPr>
               <w:pStyle w:val="Compact"/>
@@ -162,6 +153,7 @@
           </w:p>
         </w:tc>
         <w:tc>
+          <w:tcPr/>
           <w:p>
             <w:pPr>
               <w:pStyle w:val="Compact"/>
@@ -175,6 +167,7 @@
       </w:tr>
       <w:tr>
         <w:tc>
+          <w:tcPr/>
           <w:p>
             <w:pPr>
               <w:pStyle w:val="Compact"/>
@@ -186,6 +179,7 @@
           </w:p>
         </w:tc>
         <w:tc>
+          <w:tcPr/>
           <w:p>
             <w:pPr>
               <w:pStyle w:val="Compact"/>
@@ -199,6 +193,7 @@
       </w:tr>
       <w:tr>
         <w:tc>
+          <w:tcPr/>
           <w:p>
             <w:pPr>
               <w:pStyle w:val="Compact"/>
@@ -210,19 +205,21 @@
           </w:p>
         </w:tc>
         <w:tc>
-          <w:p>
-            <w:pPr>
-              <w:pStyle w:val="Compact"/>
-              <w:jc w:val="left"/>
-            </w:pPr>
-            <w:r>
-              <w:t xml:space="preserve">0.4</w:t>
-            </w:r>
-          </w:p>
-        </w:tc>
-      </w:tr>
-      <w:tr>
-        <w:tc>
+          <w:tcPr/>
+          <w:p>
+            <w:pPr>
+              <w:pStyle w:val="Compact"/>
+              <w:jc w:val="left"/>
+            </w:pPr>
+            <w:r>
+              <w:t xml:space="preserve">0.5</w:t>
+            </w:r>
+          </w:p>
+        </w:tc>
+      </w:tr>
+      <w:tr>
+        <w:tc>
+          <w:tcPr/>
           <w:p>
             <w:pPr>
               <w:pStyle w:val="Compact"/>
@@ -234,6 +231,7 @@
           </w:p>
         </w:tc>
         <w:tc>
+          <w:tcPr/>
           <w:p>
             <w:pPr>
               <w:pStyle w:val="Compact"/>
@@ -247,6 +245,7 @@
       </w:tr>
       <w:tr>
         <w:tc>
+          <w:tcPr/>
           <w:p>
             <w:pPr>
               <w:pStyle w:val="Compact"/>
@@ -258,19 +257,21 @@
           </w:p>
         </w:tc>
         <w:tc>
-          <w:p>
-            <w:pPr>
-              <w:pStyle w:val="Compact"/>
-              <w:jc w:val="left"/>
-            </w:pPr>
-            <w:r>
-              <w:t xml:space="preserve">2026-09-23</w:t>
-            </w:r>
-          </w:p>
-        </w:tc>
-      </w:tr>
-      <w:tr>
-        <w:tc>
+          <w:tcPr/>
+          <w:p>
+            <w:pPr>
+              <w:pStyle w:val="Compact"/>
+              <w:jc w:val="left"/>
+            </w:pPr>
+            <w:r>
+              <w:t xml:space="preserve">2026-10-02</w:t>
+            </w:r>
+          </w:p>
+        </w:tc>
+      </w:tr>
+      <w:tr>
+        <w:tc>
+          <w:tcPr/>
           <w:p>
             <w:pPr>
               <w:pStyle w:val="Compact"/>
@@ -282,6 +283,7 @@
           </w:p>
         </w:tc>
         <w:tc>
+          <w:tcPr/>
           <w:p>
             <w:pPr>
               <w:pStyle w:val="Compact"/>
@@ -295,6 +297,7 @@
       </w:tr>
       <w:tr>
         <w:tc>
+          <w:tcPr/>
           <w:p>
             <w:pPr>
               <w:pStyle w:val="Compact"/>
@@ -306,6 +309,7 @@
           </w:p>
         </w:tc>
         <w:tc>
+          <w:tcPr/>
           <w:p>
             <w:pPr>
               <w:pStyle w:val="Compact"/>
@@ -319,6 +323,7 @@
       </w:tr>
       <w:tr>
         <w:tc>
+          <w:tcPr/>
           <w:p>
             <w:pPr>
               <w:pStyle w:val="Compact"/>
@@ -330,6 +335,7 @@
           </w:p>
         </w:tc>
         <w:tc>
+          <w:tcPr/>
           <w:p>
             <w:pPr>
               <w:pStyle w:val="Compact"/>
@@ -343,6 +349,7 @@
       </w:tr>
       <w:tr>
         <w:tc>
+          <w:tcPr/>
           <w:p>
             <w:pPr>
               <w:pStyle w:val="Compact"/>
@@ -354,6 +361,7 @@
           </w:p>
         </w:tc>
         <w:tc>
+          <w:tcPr/>
           <w:p>
             <w:pPr>
               <w:pStyle w:val="Compact"/>
@@ -367,6 +375,7 @@
       </w:tr>
       <w:tr>
         <w:tc>
+          <w:tcPr/>
           <w:p>
             <w:pPr>
               <w:pStyle w:val="Compact"/>
@@ -378,6 +387,7 @@
           </w:p>
         </w:tc>
         <w:tc>
+          <w:tcPr/>
           <w:p>
             <w:pPr>
               <w:pStyle w:val="Compact"/>
@@ -390,21 +400,21 @@
         </w:tc>
       </w:tr>
     </w:tbl>
+    <w:bookmarkStart w:id="20" w:name="change-log"/>
     <w:p>
       <w:pPr>
         <w:pStyle w:val="Heading2"/>
       </w:pPr>
-      <w:bookmarkStart w:id="21" w:name="change-log"/>
       <w:r>
         <w:t xml:space="preserve">Change log</w:t>
       </w:r>
-      <w:bookmarkEnd w:id="21"/>
     </w:p>
     <w:tbl>
       <w:tblPr>
         <w:tblStyle w:val="Table"/>
-        <w:tblW w:type="pct" w:w="5000.0"/>
-        <w:tblLook w:firstRow="1"/>
+        <w:tblW w:type="pct" w:w="5000"/>
+        <w:tblLook w:firstRow="1" w:lastRow="0" w:firstColumn="0" w:lastColumn="0" w:noHBand="0" w:noVBand="0" w:val="0020"/>
+        <w:jc w:val="start"/>
       </w:tblPr>
       <w:tblGrid>
         <w:gridCol w:w="633"/>
@@ -414,15 +424,10 @@
       </w:tblGrid>
       <w:tr>
         <w:trPr>
-          <w:cnfStyle w:firstRow="1"/>
+          <w:tblHeader w:val="true"/>
         </w:trPr>
         <w:tc>
-          <w:tcPr>
-            <w:tcBorders>
-              <w:bottom w:val="single"/>
-            </w:tcBorders>
-            <w:vAlign w:val="bottom"/>
-          </w:tcPr>
+          <w:tcPr/>
           <w:p>
             <w:pPr>
               <w:pStyle w:val="Compact"/>
@@ -434,12 +439,7 @@
           </w:p>
         </w:tc>
         <w:tc>
-          <w:tcPr>
-            <w:tcBorders>
-              <w:bottom w:val="single"/>
-            </w:tcBorders>
-            <w:vAlign w:val="bottom"/>
-          </w:tcPr>
+          <w:tcPr/>
           <w:p>
             <w:pPr>
               <w:pStyle w:val="Compact"/>
@@ -451,12 +451,7 @@
           </w:p>
         </w:tc>
         <w:tc>
-          <w:tcPr>
-            <w:tcBorders>
-              <w:bottom w:val="single"/>
-            </w:tcBorders>
-            <w:vAlign w:val="bottom"/>
-          </w:tcPr>
+          <w:tcPr/>
           <w:p>
             <w:pPr>
               <w:pStyle w:val="Compact"/>
@@ -468,12 +463,7 @@
           </w:p>
         </w:tc>
         <w:tc>
-          <w:tcPr>
-            <w:tcBorders>
-              <w:bottom w:val="single"/>
-            </w:tcBorders>
-            <w:vAlign w:val="bottom"/>
-          </w:tcPr>
+          <w:tcPr/>
           <w:p>
             <w:pPr>
               <w:pStyle w:val="Compact"/>
@@ -487,6 +477,7 @@
       </w:tr>
       <w:tr>
         <w:tc>
+          <w:tcPr/>
           <w:p>
             <w:pPr>
               <w:pStyle w:val="Compact"/>
@@ -498,6 +489,7 @@
           </w:p>
         </w:tc>
         <w:tc>
+          <w:tcPr/>
           <w:p>
             <w:pPr>
               <w:pStyle w:val="Compact"/>
@@ -509,6 +501,7 @@
           </w:p>
         </w:tc>
         <w:tc>
+          <w:tcPr/>
           <w:p>
             <w:pPr>
               <w:pStyle w:val="Compact"/>
@@ -520,6 +513,7 @@
           </w:p>
         </w:tc>
         <w:tc>
+          <w:tcPr/>
           <w:p>
             <w:pPr>
               <w:pStyle w:val="Compact"/>
@@ -533,6 +527,7 @@
       </w:tr>
       <w:tr>
         <w:tc>
+          <w:tcPr/>
           <w:p>
             <w:pPr>
               <w:pStyle w:val="Compact"/>
@@ -544,6 +539,7 @@
           </w:p>
         </w:tc>
         <w:tc>
+          <w:tcPr/>
           <w:p>
             <w:pPr>
               <w:pStyle w:val="Compact"/>
@@ -555,6 +551,7 @@
           </w:p>
         </w:tc>
         <w:tc>
+          <w:tcPr/>
           <w:p>
             <w:pPr>
               <w:pStyle w:val="Compact"/>
@@ -566,6 +563,7 @@
           </w:p>
         </w:tc>
         <w:tc>
+          <w:tcPr/>
           <w:p>
             <w:pPr>
               <w:pStyle w:val="Compact"/>
@@ -579,6 +577,7 @@
       </w:tr>
       <w:tr>
         <w:tc>
+          <w:tcPr/>
           <w:p>
             <w:pPr>
               <w:pStyle w:val="Compact"/>
@@ -590,6 +589,7 @@
           </w:p>
         </w:tc>
         <w:tc>
+          <w:tcPr/>
           <w:p>
             <w:pPr>
               <w:pStyle w:val="Compact"/>
@@ -601,6 +601,7 @@
           </w:p>
         </w:tc>
         <w:tc>
+          <w:tcPr/>
           <w:p>
             <w:pPr>
               <w:pStyle w:val="Compact"/>
@@ -612,6 +613,7 @@
           </w:p>
         </w:tc>
         <w:tc>
+          <w:tcPr/>
           <w:p>
             <w:pPr>
               <w:pStyle w:val="Compact"/>
@@ -625,6 +627,7 @@
       </w:tr>
       <w:tr>
         <w:tc>
+          <w:tcPr/>
           <w:p>
             <w:pPr>
               <w:pStyle w:val="Compact"/>
@@ -636,6 +639,7 @@
           </w:p>
         </w:tc>
         <w:tc>
+          <w:tcPr/>
           <w:p>
             <w:pPr>
               <w:pStyle w:val="Compact"/>
@@ -647,6 +651,7 @@
           </w:p>
         </w:tc>
         <w:tc>
+          <w:tcPr/>
           <w:p>
             <w:pPr>
               <w:pStyle w:val="Compact"/>
@@ -658,6 +663,7 @@
           </w:p>
         </w:tc>
         <w:tc>
+          <w:tcPr/>
           <w:p>
             <w:pPr>
               <w:pStyle w:val="Compact"/>
@@ -669,16 +675,67 @@
           </w:p>
         </w:tc>
       </w:tr>
+      <w:tr>
+        <w:tc>
+          <w:tcPr/>
+          <w:p>
+            <w:pPr>
+              <w:pStyle w:val="Compact"/>
+              <w:jc w:val="left"/>
+            </w:pPr>
+            <w:r>
+              <w:t xml:space="preserve">0.5</w:t>
+            </w:r>
+          </w:p>
+        </w:tc>
+        <w:tc>
+          <w:tcPr/>
+          <w:p>
+            <w:pPr>
+              <w:pStyle w:val="Compact"/>
+              <w:jc w:val="left"/>
+            </w:pPr>
+            <w:r>
+              <w:t xml:space="preserve">2026-10-02</w:t>
+            </w:r>
+          </w:p>
+        </w:tc>
+        <w:tc>
+          <w:tcPr/>
+          <w:p>
+            <w:pPr>
+              <w:pStyle w:val="Compact"/>
+              <w:jc w:val="left"/>
+            </w:pPr>
+            <w:r>
+              <w:t xml:space="preserve">A. Abdelghany</w:t>
+            </w:r>
+          </w:p>
+        </w:tc>
+        <w:tc>
+          <w:tcPr/>
+          <w:p>
+            <w:pPr>
+              <w:pStyle w:val="Compact"/>
+              <w:jc w:val="left"/>
+            </w:pPr>
+            <w:r>
+              <w:t xml:space="preserve">Section 8.6: the three partial items closed on a second host, findings, and the week 7 checkpoint of sprint 3</w:t>
+            </w:r>
+          </w:p>
+        </w:tc>
+      </w:tr>
     </w:tbl>
+    <w:bookmarkEnd w:id="20"/>
+    <w:bookmarkEnd w:id="21"/>
+    <w:bookmarkStart w:id="22" w:name="sprint-goal"/>
     <w:p>
       <w:pPr>
         <w:pStyle w:val="Heading1"/>
       </w:pPr>
-      <w:bookmarkStart w:id="22" w:name="sprint-goal"/>
       <w:r>
         <w:t xml:space="preserve">1. Sprint goal</w:t>
       </w:r>
-      <w:bookmarkEnd w:id="22"/>
     </w:p>
     <w:p>
       <w:pPr>
@@ -688,34 +745,33 @@
         <w:t xml:space="preserve">Close work package 02. An automated suite verifies the signal layer and the Flutter cluster against live broker data, and runs before every demo. Every desk-only shortcut that has a sprint 2 requirement attached is removed. The week 6 demo shows the same cluster as week 3, now with contract tests, degraded-state display, encrypted transport and pinned upstream versions behind it.</w:t>
       </w:r>
     </w:p>
+    <w:bookmarkEnd w:id="22"/>
+    <w:bookmarkStart w:id="23" w:name="capacity"/>
     <w:p>
       <w:pPr>
         <w:pStyle w:val="Heading1"/>
       </w:pPr>
-      <w:bookmarkStart w:id="23" w:name="capacity"/>
       <w:r>
         <w:t xml:space="preserve">2. Capacity</w:t>
       </w:r>
-      <w:bookmarkEnd w:id="23"/>
     </w:p>
     <w:tbl>
       <w:tblPr>
         <w:tblStyle w:val="Table"/>
-        <w:tblW w:type="pct" w:w="0.0"/>
-        <w:tblLook w:firstRow="1"/>
+        <w:tblW w:type="auto" w:w="0"/>
+        <w:tblLook w:firstRow="1" w:lastRow="0" w:firstColumn="0" w:lastColumn="0" w:noHBand="0" w:noVBand="0" w:val="0020"/>
+        <w:jc w:val="start"/>
       </w:tblPr>
-      <w:tblGrid/>
+      <w:tblGrid>
+        <w:gridCol w:w="3960"/>
+        <w:gridCol w:w="3960"/>
+      </w:tblGrid>
       <w:tr>
         <w:trPr>
-          <w:cnfStyle w:firstRow="1"/>
+          <w:tblHeader w:val="true"/>
         </w:trPr>
         <w:tc>
-          <w:tcPr>
-            <w:tcBorders>
-              <w:bottom w:val="single"/>
-            </w:tcBorders>
-            <w:vAlign w:val="bottom"/>
-          </w:tcPr>
+          <w:tcPr/>
           <w:p>
             <w:pPr>
               <w:pStyle w:val="Compact"/>
@@ -727,12 +783,7 @@
           </w:p>
         </w:tc>
         <w:tc>
-          <w:tcPr>
-            <w:tcBorders>
-              <w:bottom w:val="single"/>
-            </w:tcBorders>
-            <w:vAlign w:val="bottom"/>
-          </w:tcPr>
+          <w:tcPr/>
           <w:p>
             <w:pPr>
               <w:pStyle w:val="Compact"/>
@@ -746,6 +797,7 @@
       </w:tr>
       <w:tr>
         <w:tc>
+          <w:tcPr/>
           <w:p>
             <w:pPr>
               <w:pStyle w:val="Compact"/>
@@ -757,6 +809,7 @@
           </w:p>
         </w:tc>
         <w:tc>
+          <w:tcPr/>
           <w:p>
             <w:pPr>
               <w:pStyle w:val="Compact"/>
@@ -770,6 +823,7 @@
       </w:tr>
       <w:tr>
         <w:tc>
+          <w:tcPr/>
           <w:p>
             <w:pPr>
               <w:pStyle w:val="Compact"/>
@@ -781,6 +835,7 @@
           </w:p>
         </w:tc>
         <w:tc>
+          <w:tcPr/>
           <w:p>
             <w:pPr>
               <w:pStyle w:val="Compact"/>
@@ -794,6 +849,7 @@
       </w:tr>
       <w:tr>
         <w:tc>
+          <w:tcPr/>
           <w:p>
             <w:pPr>
               <w:pStyle w:val="Compact"/>
@@ -805,6 +861,7 @@
           </w:p>
         </w:tc>
         <w:tc>
+          <w:tcPr/>
           <w:p>
             <w:pPr>
               <w:pStyle w:val="Compact"/>
@@ -818,6 +875,7 @@
       </w:tr>
       <w:tr>
         <w:tc>
+          <w:tcPr/>
           <w:p>
             <w:pPr>
               <w:pStyle w:val="Compact"/>
@@ -829,6 +887,7 @@
           </w:p>
         </w:tc>
         <w:tc>
+          <w:tcPr/>
           <w:p>
             <w:pPr>
               <w:pStyle w:val="Compact"/>
@@ -841,15 +900,15 @@
         </w:tc>
       </w:tr>
     </w:tbl>
+    <w:bookmarkEnd w:id="23"/>
+    <w:bookmarkStart w:id="24" w:name="backlog"/>
     <w:p>
       <w:pPr>
         <w:pStyle w:val="Heading1"/>
       </w:pPr>
-      <w:bookmarkStart w:id="24" w:name="backlog"/>
       <w:r>
         <w:t xml:space="preserve">3. Backlog</w:t>
       </w:r>
-      <w:bookmarkEnd w:id="24"/>
     </w:p>
     <w:p>
       <w:pPr>
@@ -862,8 +921,9 @@
     <w:tbl>
       <w:tblPr>
         <w:tblStyle w:val="Table"/>
-        <w:tblW w:type="pct" w:w="5000.0"/>
-        <w:tblLook w:firstRow="1"/>
+        <w:tblW w:type="pct" w:w="5000"/>
+        <w:tblLook w:firstRow="1" w:lastRow="0" w:firstColumn="0" w:lastColumn="0" w:noHBand="0" w:noVBand="0" w:val="0020"/>
+        <w:jc w:val="start"/>
       </w:tblPr>
       <w:tblGrid>
         <w:gridCol w:w="206"/>
@@ -875,15 +935,10 @@
       </w:tblGrid>
       <w:tr>
         <w:trPr>
-          <w:cnfStyle w:firstRow="1"/>
+          <w:tblHeader w:val="true"/>
         </w:trPr>
         <w:tc>
-          <w:tcPr>
-            <w:tcBorders>
-              <w:bottom w:val="single"/>
-            </w:tcBorders>
-            <w:vAlign w:val="bottom"/>
-          </w:tcPr>
+          <w:tcPr/>
           <w:p>
             <w:pPr>
               <w:pStyle w:val="Compact"/>
@@ -895,12 +950,7 @@
           </w:p>
         </w:tc>
         <w:tc>
-          <w:tcPr>
-            <w:tcBorders>
-              <w:bottom w:val="single"/>
-            </w:tcBorders>
-            <w:vAlign w:val="bottom"/>
-          </w:tcPr>
+          <w:tcPr/>
           <w:p>
             <w:pPr>
               <w:pStyle w:val="Compact"/>
@@ -912,12 +962,7 @@
           </w:p>
         </w:tc>
         <w:tc>
-          <w:tcPr>
-            <w:tcBorders>
-              <w:bottom w:val="single"/>
-            </w:tcBorders>
-            <w:vAlign w:val="bottom"/>
-          </w:tcPr>
+          <w:tcPr/>
           <w:p>
             <w:pPr>
               <w:pStyle w:val="Compact"/>
@@ -929,12 +974,7 @@
           </w:p>
         </w:tc>
         <w:tc>
-          <w:tcPr>
-            <w:tcBorders>
-              <w:bottom w:val="single"/>
-            </w:tcBorders>
-            <w:vAlign w:val="bottom"/>
-          </w:tcPr>
+          <w:tcPr/>
           <w:p>
             <w:pPr>
               <w:pStyle w:val="Compact"/>
@@ -946,12 +986,7 @@
           </w:p>
         </w:tc>
         <w:tc>
-          <w:tcPr>
-            <w:tcBorders>
-              <w:bottom w:val="single"/>
-            </w:tcBorders>
-            <w:vAlign w:val="bottom"/>
-          </w:tcPr>
+          <w:tcPr/>
           <w:p>
             <w:pPr>
               <w:pStyle w:val="Compact"/>
@@ -963,12 +998,7 @@
           </w:p>
         </w:tc>
         <w:tc>
-          <w:tcPr>
-            <w:tcBorders>
-              <w:bottom w:val="single"/>
-            </w:tcBorders>
-            <w:vAlign w:val="bottom"/>
-          </w:tcPr>
+          <w:tcPr/>
           <w:p>
             <w:pPr>
               <w:pStyle w:val="Compact"/>
@@ -982,6 +1012,7 @@
       </w:tr>
       <w:tr>
         <w:tc>
+          <w:tcPr/>
           <w:p>
             <w:pPr>
               <w:pStyle w:val="Compact"/>
@@ -993,6 +1024,7 @@
           </w:p>
         </w:tc>
         <w:tc>
+          <w:tcPr/>
           <w:p>
             <w:pPr>
               <w:pStyle w:val="Compact"/>
@@ -1019,6 +1051,7 @@
           </w:p>
         </w:tc>
         <w:tc>
+          <w:tcPr/>
           <w:p>
             <w:pPr>
               <w:pStyle w:val="Compact"/>
@@ -1030,6 +1063,7 @@
           </w:p>
         </w:tc>
         <w:tc>
+          <w:tcPr/>
           <w:p>
             <w:pPr>
               <w:pStyle w:val="Compact"/>
@@ -1041,6 +1075,7 @@
           </w:p>
         </w:tc>
         <w:tc>
+          <w:tcPr/>
           <w:p>
             <w:pPr>
               <w:pStyle w:val="Compact"/>
@@ -1052,6 +1087,7 @@
           </w:p>
         </w:tc>
         <w:tc>
+          <w:tcPr/>
           <w:p>
             <w:pPr>
               <w:pStyle w:val="Compact"/>
@@ -1065,6 +1101,7 @@
       </w:tr>
       <w:tr>
         <w:tc>
+          <w:tcPr/>
           <w:p>
             <w:pPr>
               <w:pStyle w:val="Compact"/>
@@ -1076,6 +1113,7 @@
           </w:p>
         </w:tc>
         <w:tc>
+          <w:tcPr/>
           <w:p>
             <w:pPr>
               <w:pStyle w:val="Compact"/>
@@ -1087,6 +1125,7 @@
           </w:p>
         </w:tc>
         <w:tc>
+          <w:tcPr/>
           <w:p>
             <w:pPr>
               <w:pStyle w:val="Compact"/>
@@ -1098,6 +1137,7 @@
           </w:p>
         </w:tc>
         <w:tc>
+          <w:tcPr/>
           <w:p>
             <w:pPr>
               <w:pStyle w:val="Compact"/>
@@ -1109,6 +1149,7 @@
           </w:p>
         </w:tc>
         <w:tc>
+          <w:tcPr/>
           <w:p>
             <w:pPr>
               <w:pStyle w:val="Compact"/>
@@ -1120,6 +1161,7 @@
           </w:p>
         </w:tc>
         <w:tc>
+          <w:tcPr/>
           <w:p>
             <w:pPr>
               <w:pStyle w:val="Compact"/>
@@ -1133,6 +1175,7 @@
       </w:tr>
       <w:tr>
         <w:tc>
+          <w:tcPr/>
           <w:p>
             <w:pPr>
               <w:pStyle w:val="Compact"/>
@@ -1144,6 +1187,7 @@
           </w:p>
         </w:tc>
         <w:tc>
+          <w:tcPr/>
           <w:p>
             <w:pPr>
               <w:pStyle w:val="Compact"/>
@@ -1155,6 +1199,7 @@
           </w:p>
         </w:tc>
         <w:tc>
+          <w:tcPr/>
           <w:p>
             <w:pPr>
               <w:pStyle w:val="Compact"/>
@@ -1166,6 +1211,7 @@
           </w:p>
         </w:tc>
         <w:tc>
+          <w:tcPr/>
           <w:p>
             <w:pPr>
               <w:pStyle w:val="Compact"/>
@@ -1177,6 +1223,7 @@
           </w:p>
         </w:tc>
         <w:tc>
+          <w:tcPr/>
           <w:p>
             <w:pPr>
               <w:pStyle w:val="Compact"/>
@@ -1188,6 +1235,7 @@
           </w:p>
         </w:tc>
         <w:tc>
+          <w:tcPr/>
           <w:p>
             <w:pPr>
               <w:pStyle w:val="Compact"/>
@@ -1201,6 +1249,7 @@
       </w:tr>
       <w:tr>
         <w:tc>
+          <w:tcPr/>
           <w:p>
             <w:pPr>
               <w:pStyle w:val="Compact"/>
@@ -1212,6 +1261,7 @@
           </w:p>
         </w:tc>
         <w:tc>
+          <w:tcPr/>
           <w:p>
             <w:pPr>
               <w:pStyle w:val="Compact"/>
@@ -1223,6 +1273,7 @@
           </w:p>
         </w:tc>
         <w:tc>
+          <w:tcPr/>
           <w:p>
             <w:pPr>
               <w:pStyle w:val="Compact"/>
@@ -1234,6 +1285,7 @@
           </w:p>
         </w:tc>
         <w:tc>
+          <w:tcPr/>
           <w:p>
             <w:pPr>
               <w:pStyle w:val="Compact"/>
@@ -1245,6 +1297,7 @@
           </w:p>
         </w:tc>
         <w:tc>
+          <w:tcPr/>
           <w:p>
             <w:pPr>
               <w:pStyle w:val="Compact"/>
@@ -1256,6 +1309,7 @@
           </w:p>
         </w:tc>
         <w:tc>
+          <w:tcPr/>
           <w:p>
             <w:pPr>
               <w:pStyle w:val="Compact"/>
@@ -1269,6 +1323,7 @@
       </w:tr>
       <w:tr>
         <w:tc>
+          <w:tcPr/>
           <w:p>
             <w:pPr>
               <w:pStyle w:val="Compact"/>
@@ -1280,6 +1335,7 @@
           </w:p>
         </w:tc>
         <w:tc>
+          <w:tcPr/>
           <w:p>
             <w:pPr>
               <w:pStyle w:val="Compact"/>
@@ -1291,6 +1347,7 @@
           </w:p>
         </w:tc>
         <w:tc>
+          <w:tcPr/>
           <w:p>
             <w:pPr>
               <w:pStyle w:val="Compact"/>
@@ -1302,6 +1359,7 @@
           </w:p>
         </w:tc>
         <w:tc>
+          <w:tcPr/>
           <w:p>
             <w:pPr>
               <w:pStyle w:val="Compact"/>
@@ -1313,6 +1371,7 @@
           </w:p>
         </w:tc>
         <w:tc>
+          <w:tcPr/>
           <w:p>
             <w:pPr>
               <w:pStyle w:val="Compact"/>
@@ -1324,6 +1383,7 @@
           </w:p>
         </w:tc>
         <w:tc>
+          <w:tcPr/>
           <w:p>
             <w:pPr>
               <w:pStyle w:val="Compact"/>
@@ -1337,6 +1397,7 @@
       </w:tr>
       <w:tr>
         <w:tc>
+          <w:tcPr/>
           <w:p>
             <w:pPr>
               <w:pStyle w:val="Compact"/>
@@ -1348,6 +1409,7 @@
           </w:p>
         </w:tc>
         <w:tc>
+          <w:tcPr/>
           <w:p>
             <w:pPr>
               <w:pStyle w:val="Compact"/>
@@ -1374,6 +1436,7 @@
           </w:p>
         </w:tc>
         <w:tc>
+          <w:tcPr/>
           <w:p>
             <w:pPr>
               <w:pStyle w:val="Compact"/>
@@ -1385,6 +1448,7 @@
           </w:p>
         </w:tc>
         <w:tc>
+          <w:tcPr/>
           <w:p>
             <w:pPr>
               <w:pStyle w:val="Compact"/>
@@ -1396,6 +1460,7 @@
           </w:p>
         </w:tc>
         <w:tc>
+          <w:tcPr/>
           <w:p>
             <w:pPr>
               <w:pStyle w:val="Compact"/>
@@ -1407,6 +1472,7 @@
           </w:p>
         </w:tc>
         <w:tc>
+          <w:tcPr/>
           <w:p>
             <w:pPr>
               <w:pStyle w:val="Compact"/>
@@ -1420,6 +1486,7 @@
       </w:tr>
       <w:tr>
         <w:tc>
+          <w:tcPr/>
           <w:p>
             <w:pPr>
               <w:pStyle w:val="Compact"/>
@@ -1431,6 +1498,7 @@
           </w:p>
         </w:tc>
         <w:tc>
+          <w:tcPr/>
           <w:p>
             <w:pPr>
               <w:pStyle w:val="Compact"/>
@@ -1442,6 +1510,7 @@
           </w:p>
         </w:tc>
         <w:tc>
+          <w:tcPr/>
           <w:p>
             <w:pPr>
               <w:pStyle w:val="Compact"/>
@@ -1453,6 +1522,7 @@
           </w:p>
         </w:tc>
         <w:tc>
+          <w:tcPr/>
           <w:p>
             <w:pPr>
               <w:pStyle w:val="Compact"/>
@@ -1464,6 +1534,7 @@
           </w:p>
         </w:tc>
         <w:tc>
+          <w:tcPr/>
           <w:p>
             <w:pPr>
               <w:pStyle w:val="Compact"/>
@@ -1475,6 +1546,7 @@
           </w:p>
         </w:tc>
         <w:tc>
+          <w:tcPr/>
           <w:p>
             <w:pPr>
               <w:pStyle w:val="Compact"/>
@@ -1488,6 +1560,7 @@
       </w:tr>
       <w:tr>
         <w:tc>
+          <w:tcPr/>
           <w:p>
             <w:pPr>
               <w:pStyle w:val="Compact"/>
@@ -1499,6 +1572,7 @@
           </w:p>
         </w:tc>
         <w:tc>
+          <w:tcPr/>
           <w:p>
             <w:pPr>
               <w:pStyle w:val="Compact"/>
@@ -1510,6 +1584,7 @@
           </w:p>
         </w:tc>
         <w:tc>
+          <w:tcPr/>
           <w:p>
             <w:pPr>
               <w:pStyle w:val="Compact"/>
@@ -1521,6 +1596,7 @@
           </w:p>
         </w:tc>
         <w:tc>
+          <w:tcPr/>
           <w:p>
             <w:pPr>
               <w:pStyle w:val="Compact"/>
@@ -1532,6 +1608,7 @@
           </w:p>
         </w:tc>
         <w:tc>
+          <w:tcPr/>
           <w:p>
             <w:pPr>
               <w:pStyle w:val="Compact"/>
@@ -1543,6 +1620,7 @@
           </w:p>
         </w:tc>
         <w:tc>
+          <w:tcPr/>
           <w:p>
             <w:pPr>
               <w:pStyle w:val="Compact"/>
@@ -1556,6 +1634,7 @@
       </w:tr>
       <w:tr>
         <w:tc>
+          <w:tcPr/>
           <w:p>
             <w:pPr>
               <w:pStyle w:val="Compact"/>
@@ -1567,6 +1646,7 @@
           </w:p>
         </w:tc>
         <w:tc>
+          <w:tcPr/>
           <w:p>
             <w:pPr>
               <w:pStyle w:val="Compact"/>
@@ -1578,6 +1658,7 @@
           </w:p>
         </w:tc>
         <w:tc>
+          <w:tcPr/>
           <w:p>
             <w:pPr>
               <w:pStyle w:val="Compact"/>
@@ -1589,6 +1670,7 @@
           </w:p>
         </w:tc>
         <w:tc>
+          <w:tcPr/>
           <w:p>
             <w:pPr>
               <w:pStyle w:val="Compact"/>
@@ -1600,6 +1682,7 @@
           </w:p>
         </w:tc>
         <w:tc>
+          <w:tcPr/>
           <w:p>
             <w:pPr>
               <w:pStyle w:val="Compact"/>
@@ -1611,6 +1694,7 @@
           </w:p>
         </w:tc>
         <w:tc>
+          <w:tcPr/>
           <w:p>
             <w:pPr>
               <w:pStyle w:val="Compact"/>
@@ -1624,6 +1708,7 @@
       </w:tr>
       <w:tr>
         <w:tc>
+          <w:tcPr/>
           <w:p>
             <w:pPr>
               <w:pStyle w:val="Compact"/>
@@ -1635,6 +1720,7 @@
           </w:p>
         </w:tc>
         <w:tc>
+          <w:tcPr/>
           <w:p>
             <w:pPr>
               <w:pStyle w:val="Compact"/>
@@ -1646,6 +1732,7 @@
           </w:p>
         </w:tc>
         <w:tc>
+          <w:tcPr/>
           <w:p>
             <w:pPr>
               <w:pStyle w:val="Compact"/>
@@ -1657,6 +1744,7 @@
           </w:p>
         </w:tc>
         <w:tc>
+          <w:tcPr/>
           <w:p>
             <w:pPr>
               <w:pStyle w:val="Compact"/>
@@ -1668,6 +1756,7 @@
           </w:p>
         </w:tc>
         <w:tc>
+          <w:tcPr/>
           <w:p>
             <w:pPr>
               <w:pStyle w:val="Compact"/>
@@ -1679,6 +1768,7 @@
           </w:p>
         </w:tc>
         <w:tc>
+          <w:tcPr/>
           <w:p>
             <w:pPr>
               <w:pStyle w:val="Compact"/>
@@ -1692,6 +1782,7 @@
       </w:tr>
       <w:tr>
         <w:tc>
+          <w:tcPr/>
           <w:p>
             <w:pPr>
               <w:pStyle w:val="Compact"/>
@@ -1703,6 +1794,7 @@
           </w:p>
         </w:tc>
         <w:tc>
+          <w:tcPr/>
           <w:p>
             <w:pPr>
               <w:pStyle w:val="Compact"/>
@@ -1729,6 +1821,7 @@
           </w:p>
         </w:tc>
         <w:tc>
+          <w:tcPr/>
           <w:p>
             <w:pPr>
               <w:pStyle w:val="Compact"/>
@@ -1740,6 +1833,7 @@
           </w:p>
         </w:tc>
         <w:tc>
+          <w:tcPr/>
           <w:p>
             <w:pPr>
               <w:pStyle w:val="Compact"/>
@@ -1751,6 +1845,7 @@
           </w:p>
         </w:tc>
         <w:tc>
+          <w:tcPr/>
           <w:p>
             <w:pPr>
               <w:pStyle w:val="Compact"/>
@@ -1762,6 +1857,7 @@
           </w:p>
         </w:tc>
         <w:tc>
+          <w:tcPr/>
           <w:p>
             <w:pPr>
               <w:pStyle w:val="Compact"/>
@@ -1775,6 +1871,7 @@
       </w:tr>
       <w:tr>
         <w:tc>
+          <w:tcPr/>
           <w:p>
             <w:pPr>
               <w:pStyle w:val="Compact"/>
@@ -1786,6 +1883,7 @@
           </w:p>
         </w:tc>
         <w:tc>
+          <w:tcPr/>
           <w:p>
             <w:pPr>
               <w:pStyle w:val="Compact"/>
@@ -1812,6 +1910,7 @@
           </w:p>
         </w:tc>
         <w:tc>
+          <w:tcPr/>
           <w:p>
             <w:pPr>
               <w:pStyle w:val="Compact"/>
@@ -1823,6 +1922,7 @@
           </w:p>
         </w:tc>
         <w:tc>
+          <w:tcPr/>
           <w:p>
             <w:pPr>
               <w:pStyle w:val="Compact"/>
@@ -1834,6 +1934,7 @@
           </w:p>
         </w:tc>
         <w:tc>
+          <w:tcPr/>
           <w:p>
             <w:pPr>
               <w:pStyle w:val="Compact"/>
@@ -1845,6 +1946,7 @@
           </w:p>
         </w:tc>
         <w:tc>
+          <w:tcPr/>
           <w:p>
             <w:pPr>
               <w:pStyle w:val="Compact"/>
@@ -1858,6 +1960,7 @@
       </w:tr>
       <w:tr>
         <w:tc>
+          <w:tcPr/>
           <w:p>
             <w:pPr>
               <w:pStyle w:val="Compact"/>
@@ -1869,6 +1972,7 @@
           </w:p>
         </w:tc>
         <w:tc>
+          <w:tcPr/>
           <w:p>
             <w:pPr>
               <w:pStyle w:val="Compact"/>
@@ -1880,6 +1984,7 @@
           </w:p>
         </w:tc>
         <w:tc>
+          <w:tcPr/>
           <w:p>
             <w:pPr>
               <w:pStyle w:val="Compact"/>
@@ -1891,6 +1996,7 @@
           </w:p>
         </w:tc>
         <w:tc>
+          <w:tcPr/>
           <w:p>
             <w:pPr>
               <w:pStyle w:val="Compact"/>
@@ -1902,6 +2008,7 @@
           </w:p>
         </w:tc>
         <w:tc>
+          <w:tcPr/>
           <w:p>
             <w:pPr>
               <w:pStyle w:val="Compact"/>
@@ -1913,6 +2020,7 @@
           </w:p>
         </w:tc>
         <w:tc>
+          <w:tcPr/>
           <w:p>
             <w:pPr>
               <w:pStyle w:val="Compact"/>
@@ -1926,6 +2034,7 @@
       </w:tr>
       <w:tr>
         <w:tc>
+          <w:tcPr/>
           <w:p>
             <w:pPr>
               <w:pStyle w:val="Compact"/>
@@ -1937,6 +2046,7 @@
           </w:p>
         </w:tc>
         <w:tc>
+          <w:tcPr/>
           <w:p>
             <w:pPr>
               <w:pStyle w:val="Compact"/>
@@ -1948,6 +2058,7 @@
           </w:p>
         </w:tc>
         <w:tc>
+          <w:tcPr/>
           <w:p>
             <w:pPr>
               <w:pStyle w:val="Compact"/>
@@ -1959,6 +2070,7 @@
           </w:p>
         </w:tc>
         <w:tc>
+          <w:tcPr/>
           <w:p>
             <w:pPr>
               <w:pStyle w:val="Compact"/>
@@ -1970,6 +2082,7 @@
           </w:p>
         </w:tc>
         <w:tc>
+          <w:tcPr/>
           <w:p>
             <w:pPr>
               <w:pStyle w:val="Compact"/>
@@ -1981,6 +2094,7 @@
           </w:p>
         </w:tc>
         <w:tc>
+          <w:tcPr/>
           <w:p>
             <w:pPr>
               <w:pStyle w:val="Compact"/>
@@ -1994,6 +2108,7 @@
       </w:tr>
       <w:tr>
         <w:tc>
+          <w:tcPr/>
           <w:p>
             <w:pPr>
               <w:pStyle w:val="Compact"/>
@@ -2005,6 +2120,7 @@
           </w:p>
         </w:tc>
         <w:tc>
+          <w:tcPr/>
           <w:p>
             <w:pPr>
               <w:pStyle w:val="Compact"/>
@@ -2031,6 +2147,7 @@
           </w:p>
         </w:tc>
         <w:tc>
+          <w:tcPr/>
           <w:p>
             <w:pPr>
               <w:pStyle w:val="Compact"/>
@@ -2042,6 +2159,7 @@
           </w:p>
         </w:tc>
         <w:tc>
+          <w:tcPr/>
           <w:p>
             <w:pPr>
               <w:pStyle w:val="Compact"/>
@@ -2053,6 +2171,7 @@
           </w:p>
         </w:tc>
         <w:tc>
+          <w:tcPr/>
           <w:p>
             <w:pPr>
               <w:pStyle w:val="Compact"/>
@@ -2064,6 +2183,7 @@
           </w:p>
         </w:tc>
         <w:tc>
+          <w:tcPr/>
           <w:p>
             <w:pPr>
               <w:pStyle w:val="Compact"/>
@@ -2076,15 +2196,15 @@
         </w:tc>
       </w:tr>
     </w:tbl>
+    <w:bookmarkEnd w:id="24"/>
+    <w:bookmarkStart w:id="25" w:name="out-of-scope-this-sprint"/>
     <w:p>
       <w:pPr>
         <w:pStyle w:val="Heading1"/>
       </w:pPr>
-      <w:bookmarkStart w:id="25" w:name="out-of-scope-this-sprint"/>
       <w:r>
         <w:t xml:space="preserve">4. Out of scope this sprint</w:t>
       </w:r>
-      <w:bookmarkEnd w:id="25"/>
     </w:p>
     <w:p>
       <w:pPr>
@@ -2094,21 +2214,22 @@
         <w:t xml:space="preserve">Six items stay in sprints 3 and 4, as the delivery plan in PULSE-StRS-001 section 3.1 already schedules them: physical CAN hardware, the Raspberry Pi 5 baseline, per-client write authorisation (CS-4), security event logging (CS-7), the fail-visible renderer (SR-6) and the Autoware bridge (FR-22).</w:t>
       </w:r>
     </w:p>
+    <w:bookmarkEnd w:id="25"/>
+    <w:bookmarkStart w:id="26" w:name="risks-carried-into-the-sprint"/>
     <w:p>
       <w:pPr>
         <w:pStyle w:val="Heading1"/>
       </w:pPr>
-      <w:bookmarkStart w:id="26" w:name="risks-carried-into-the-sprint"/>
       <w:r>
         <w:t xml:space="preserve">5. Risks carried into the sprint</w:t>
       </w:r>
-      <w:bookmarkEnd w:id="26"/>
     </w:p>
     <w:tbl>
       <w:tblPr>
         <w:tblStyle w:val="Table"/>
-        <w:tblW w:type="pct" w:w="5000.0"/>
-        <w:tblLook w:firstRow="1"/>
+        <w:tblW w:type="pct" w:w="5000"/>
+        <w:tblLook w:firstRow="1" w:lastRow="0" w:firstColumn="0" w:lastColumn="0" w:noHBand="0" w:noVBand="0" w:val="0020"/>
+        <w:jc w:val="start"/>
       </w:tblPr>
       <w:tblGrid>
         <w:gridCol w:w="3960"/>
@@ -2116,15 +2237,10 @@
       </w:tblGrid>
       <w:tr>
         <w:trPr>
-          <w:cnfStyle w:firstRow="1"/>
+          <w:tblHeader w:val="true"/>
         </w:trPr>
         <w:tc>
-          <w:tcPr>
-            <w:tcBorders>
-              <w:bottom w:val="single"/>
-            </w:tcBorders>
-            <w:vAlign w:val="bottom"/>
-          </w:tcPr>
+          <w:tcPr/>
           <w:p>
             <w:pPr>
               <w:pStyle w:val="Compact"/>
@@ -2136,12 +2252,7 @@
           </w:p>
         </w:tc>
         <w:tc>
-          <w:tcPr>
-            <w:tcBorders>
-              <w:bottom w:val="single"/>
-            </w:tcBorders>
-            <w:vAlign w:val="bottom"/>
-          </w:tcPr>
+          <w:tcPr/>
           <w:p>
             <w:pPr>
               <w:pStyle w:val="Compact"/>
@@ -2155,6 +2266,7 @@
       </w:tr>
       <w:tr>
         <w:tc>
+          <w:tcPr/>
           <w:p>
             <w:pPr>
               <w:pStyle w:val="Compact"/>
@@ -2166,6 +2278,7 @@
           </w:p>
         </w:tc>
         <w:tc>
+          <w:tcPr/>
           <w:p>
             <w:pPr>
               <w:pStyle w:val="Compact"/>
@@ -2179,6 +2292,7 @@
       </w:tr>
       <w:tr>
         <w:tc>
+          <w:tcPr/>
           <w:p>
             <w:pPr>
               <w:pStyle w:val="Compact"/>
@@ -2190,6 +2304,7 @@
           </w:p>
         </w:tc>
         <w:tc>
+          <w:tcPr/>
           <w:p>
             <w:pPr>
               <w:pStyle w:val="Compact"/>
@@ -2203,6 +2318,7 @@
       </w:tr>
       <w:tr>
         <w:tc>
+          <w:tcPr/>
           <w:p>
             <w:pPr>
               <w:pStyle w:val="Compact"/>
@@ -2214,6 +2330,7 @@
           </w:p>
         </w:tc>
         <w:tc>
+          <w:tcPr/>
           <w:p>
             <w:pPr>
               <w:pStyle w:val="Compact"/>
@@ -2238,15 +2355,15 @@
         </w:tc>
       </w:tr>
     </w:tbl>
+    <w:bookmarkEnd w:id="26"/>
+    <w:bookmarkStart w:id="27" w:name="review-feedback-4-september"/>
     <w:p>
       <w:pPr>
         <w:pStyle w:val="Heading1"/>
       </w:pPr>
-      <w:bookmarkStart w:id="27" w:name="review-feedback-4-september"/>
       <w:r>
         <w:t xml:space="preserve">6. Review feedback, 4 September</w:t>
       </w:r>
-      <w:bookmarkEnd w:id="27"/>
     </w:p>
     <w:p>
       <w:pPr>
@@ -2259,21 +2376,23 @@
     <w:tbl>
       <w:tblPr>
         <w:tblStyle w:val="Table"/>
-        <w:tblW w:type="pct" w:w="0.0"/>
-        <w:tblLook w:firstRow="1"/>
+        <w:tblW w:type="auto" w:w="0"/>
+        <w:tblLook w:firstRow="1" w:lastRow="0" w:firstColumn="0" w:lastColumn="0" w:noHBand="0" w:noVBand="0" w:val="0020"/>
+        <w:jc w:val="start"/>
       </w:tblPr>
-      <w:tblGrid/>
+      <w:tblGrid>
+        <w:gridCol w:w="1584"/>
+        <w:gridCol w:w="1584"/>
+        <w:gridCol w:w="1584"/>
+        <w:gridCol w:w="1584"/>
+        <w:gridCol w:w="1584"/>
+      </w:tblGrid>
       <w:tr>
         <w:trPr>
-          <w:cnfStyle w:firstRow="1"/>
+          <w:tblHeader w:val="true"/>
         </w:trPr>
         <w:tc>
-          <w:tcPr>
-            <w:tcBorders>
-              <w:bottom w:val="single"/>
-            </w:tcBorders>
-            <w:vAlign w:val="bottom"/>
-          </w:tcPr>
+          <w:tcPr/>
           <w:p>
             <w:pPr>
               <w:pStyle w:val="Compact"/>
@@ -2285,12 +2404,7 @@
           </w:p>
         </w:tc>
         <w:tc>
-          <w:tcPr>
-            <w:tcBorders>
-              <w:bottom w:val="single"/>
-            </w:tcBorders>
-            <w:vAlign w:val="bottom"/>
-          </w:tcPr>
+          <w:tcPr/>
           <w:p>
             <w:pPr>
               <w:pStyle w:val="Compact"/>
@@ -2302,12 +2416,7 @@
           </w:p>
         </w:tc>
         <w:tc>
-          <w:tcPr>
-            <w:tcBorders>
-              <w:bottom w:val="single"/>
-            </w:tcBorders>
-            <w:vAlign w:val="bottom"/>
-          </w:tcPr>
+          <w:tcPr/>
           <w:p>
             <w:pPr>
               <w:pStyle w:val="Compact"/>
@@ -2319,12 +2428,7 @@
           </w:p>
         </w:tc>
         <w:tc>
-          <w:tcPr>
-            <w:tcBorders>
-              <w:bottom w:val="single"/>
-            </w:tcBorders>
-            <w:vAlign w:val="bottom"/>
-          </w:tcPr>
+          <w:tcPr/>
           <w:p>
             <w:pPr>
               <w:pStyle w:val="Compact"/>
@@ -2336,12 +2440,7 @@
           </w:p>
         </w:tc>
         <w:tc>
-          <w:tcPr>
-            <w:tcBorders>
-              <w:bottom w:val="single"/>
-            </w:tcBorders>
-            <w:vAlign w:val="bottom"/>
-          </w:tcPr>
+          <w:tcPr/>
           <w:p>
             <w:pPr>
               <w:pStyle w:val="Compact"/>
@@ -2355,6 +2454,7 @@
       </w:tr>
       <w:tr>
         <w:tc>
+          <w:tcPr/>
           <w:p>
             <w:pPr>
               <w:pStyle w:val="Compact"/>
@@ -2366,6 +2466,7 @@
           </w:p>
         </w:tc>
         <w:tc>
+          <w:tcPr/>
           <w:p>
             <w:pPr>
               <w:pStyle w:val="Compact"/>
@@ -2377,6 +2478,7 @@
           </w:p>
         </w:tc>
         <w:tc>
+          <w:tcPr/>
           <w:p>
             <w:pPr>
               <w:pStyle w:val="Compact"/>
@@ -2388,6 +2490,7 @@
           </w:p>
         </w:tc>
         <w:tc>
+          <w:tcPr/>
           <w:p>
             <w:pPr>
               <w:pStyle w:val="Compact"/>
@@ -2399,6 +2502,7 @@
           </w:p>
         </w:tc>
         <w:tc>
+          <w:tcPr/>
           <w:p>
             <w:pPr>
               <w:pStyle w:val="Compact"/>
@@ -2411,23 +2515,23 @@
         </w:tc>
       </w:tr>
     </w:tbl>
+    <w:bookmarkEnd w:id="27"/>
+    <w:bookmarkStart w:id="28" w:name="definition-of-done-for-the-week-6-gate"/>
     <w:p>
       <w:pPr>
         <w:pStyle w:val="Heading1"/>
       </w:pPr>
-      <w:bookmarkStart w:id="28" w:name="definition-of-done-for-the-week-6-gate"/>
       <w:r>
         <w:t xml:space="preserve">7. Definition of done for the week 6 gate</w:t>
       </w:r>
-      <w:bookmarkEnd w:id="28"/>
     </w:p>
     <w:p>
       <w:pPr>
+        <w:numPr>
+          <w:ilvl w:val="0"/>
+          <w:numId w:val="1001"/>
+        </w:numPr>
         <w:pStyle w:val="Compact"/>
-        <w:numPr>
-          <w:numId w:val="1001"/>
-          <w:ilvl w:val="0"/>
-        </w:numPr>
       </w:pPr>
       <w:r>
         <w:t xml:space="preserve">Regression suite passes on a clean checkout and its report is committed under</w:t>
@@ -2447,11 +2551,11 @@
     </w:p>
     <w:p>
       <w:pPr>
+        <w:numPr>
+          <w:ilvl w:val="0"/>
+          <w:numId w:val="1001"/>
+        </w:numPr>
         <w:pStyle w:val="Compact"/>
-        <w:numPr>
-          <w:numId w:val="1001"/>
-          <w:ilvl w:val="0"/>
-        </w:numPr>
       </w:pPr>
       <w:r>
         <w:t xml:space="preserve">The cluster shows degraded state within the freshness criterion when the broker is stopped, on both HMIs.</w:t>
@@ -2459,11 +2563,11 @@
     </w:p>
     <w:p>
       <w:pPr>
+        <w:numPr>
+          <w:ilvl w:val="0"/>
+          <w:numId w:val="1001"/>
+        </w:numPr>
         <w:pStyle w:val="Compact"/>
-        <w:numPr>
-          <w:numId w:val="1001"/>
-          <w:ilvl w:val="0"/>
-        </w:numPr>
       </w:pPr>
       <w:r>
         <w:t xml:space="preserve">Broker and all four clients run over mutual TLS; a plaintext start prints the warning.</w:t>
@@ -2471,11 +2575,11 @@
     </w:p>
     <w:p>
       <w:pPr>
+        <w:numPr>
+          <w:ilvl w:val="0"/>
+          <w:numId w:val="1001"/>
+        </w:numPr>
         <w:pStyle w:val="Compact"/>
-        <w:numPr>
-          <w:numId w:val="1001"/>
-          <w:ilvl w:val="0"/>
-        </w:numPr>
       </w:pPr>
       <w:r>
         <w:t xml:space="preserve">PULSE-SyRS-001, PULSE-SAF-001 and PULSE-SEC-001 status columns updated and PULSE-RTM-001 regenerated with zero dangling references.</w:t>
@@ -2483,25 +2587,25 @@
     </w:p>
     <w:p>
       <w:pPr>
+        <w:numPr>
+          <w:ilvl w:val="0"/>
+          <w:numId w:val="1001"/>
+        </w:numPr>
         <w:pStyle w:val="Compact"/>
-        <w:numPr>
-          <w:numId w:val="1001"/>
-          <w:ilvl w:val="0"/>
-        </w:numPr>
       </w:pPr>
       <w:r>
         <w:t xml:space="preserve">Demo rehearsed on the strip display and timed under five minutes.</w:t>
       </w:r>
     </w:p>
+    <w:bookmarkEnd w:id="28"/>
+    <w:bookmarkStart w:id="35" w:name="progress-at-the-close-of-week-4"/>
     <w:p>
       <w:pPr>
         <w:pStyle w:val="Heading1"/>
       </w:pPr>
-      <w:bookmarkStart w:id="29" w:name="progress-at-the-close-of-week-4"/>
       <w:r>
         <w:t xml:space="preserve">8. Progress at the close of week 4</w:t>
       </w:r>
-      <w:bookmarkEnd w:id="29"/>
     </w:p>
     <w:p>
       <w:pPr>
@@ -2520,8 +2624,9 @@
     <w:tbl>
       <w:tblPr>
         <w:tblStyle w:val="Table"/>
-        <w:tblW w:type="pct" w:w="5000.0"/>
-        <w:tblLook w:firstRow="1"/>
+        <w:tblW w:type="pct" w:w="5000"/>
+        <w:tblLook w:firstRow="1" w:lastRow="0" w:firstColumn="0" w:lastColumn="0" w:noHBand="0" w:noVBand="0" w:val="0020"/>
+        <w:jc w:val="start"/>
       </w:tblPr>
       <w:tblGrid>
         <w:gridCol w:w="298"/>
@@ -2533,15 +2638,10 @@
       </w:tblGrid>
       <w:tr>
         <w:trPr>
-          <w:cnfStyle w:firstRow="1"/>
+          <w:tblHeader w:val="true"/>
         </w:trPr>
         <w:tc>
-          <w:tcPr>
-            <w:tcBorders>
-              <w:bottom w:val="single"/>
-            </w:tcBorders>
-            <w:vAlign w:val="bottom"/>
-          </w:tcPr>
+          <w:tcPr/>
           <w:p>
             <w:pPr>
               <w:pStyle w:val="Compact"/>
@@ -2553,12 +2653,7 @@
           </w:p>
         </w:tc>
         <w:tc>
-          <w:tcPr>
-            <w:tcBorders>
-              <w:bottom w:val="single"/>
-            </w:tcBorders>
-            <w:vAlign w:val="bottom"/>
-          </w:tcPr>
+          <w:tcPr/>
           <w:p>
             <w:pPr>
               <w:pStyle w:val="Compact"/>
@@ -2570,12 +2665,7 @@
           </w:p>
         </w:tc>
         <w:tc>
-          <w:tcPr>
-            <w:tcBorders>
-              <w:bottom w:val="single"/>
-            </w:tcBorders>
-            <w:vAlign w:val="bottom"/>
-          </w:tcPr>
+          <w:tcPr/>
           <w:p>
             <w:pPr>
               <w:pStyle w:val="Compact"/>
@@ -2587,12 +2677,7 @@
           </w:p>
         </w:tc>
         <w:tc>
-          <w:tcPr>
-            <w:tcBorders>
-              <w:bottom w:val="single"/>
-            </w:tcBorders>
-            <w:vAlign w:val="bottom"/>
-          </w:tcPr>
+          <w:tcPr/>
           <w:p>
             <w:pPr>
               <w:pStyle w:val="Compact"/>
@@ -2604,12 +2689,7 @@
           </w:p>
         </w:tc>
         <w:tc>
-          <w:tcPr>
-            <w:tcBorders>
-              <w:bottom w:val="single"/>
-            </w:tcBorders>
-            <w:vAlign w:val="bottom"/>
-          </w:tcPr>
+          <w:tcPr/>
           <w:p>
             <w:pPr>
               <w:pStyle w:val="Compact"/>
@@ -2621,12 +2701,7 @@
           </w:p>
         </w:tc>
         <w:tc>
-          <w:tcPr>
-            <w:tcBorders>
-              <w:bottom w:val="single"/>
-            </w:tcBorders>
-            <w:vAlign w:val="bottom"/>
-          </w:tcPr>
+          <w:tcPr/>
           <w:p>
             <w:pPr>
               <w:pStyle w:val="Compact"/>
@@ -2640,6 +2715,7 @@
       </w:tr>
       <w:tr>
         <w:tc>
+          <w:tcPr/>
           <w:p>
             <w:pPr>
               <w:pStyle w:val="Compact"/>
@@ -2651,6 +2727,7 @@
           </w:p>
         </w:tc>
         <w:tc>
+          <w:tcPr/>
           <w:p>
             <w:pPr>
               <w:pStyle w:val="Compact"/>
@@ -2662,6 +2739,7 @@
           </w:p>
         </w:tc>
         <w:tc>
+          <w:tcPr/>
           <w:p>
             <w:pPr>
               <w:pStyle w:val="Compact"/>
@@ -2673,6 +2751,7 @@
           </w:p>
         </w:tc>
         <w:tc>
+          <w:tcPr/>
           <w:p>
             <w:pPr>
               <w:pStyle w:val="Compact"/>
@@ -2684,6 +2763,7 @@
           </w:p>
         </w:tc>
         <w:tc>
+          <w:tcPr/>
           <w:p>
             <w:pPr>
               <w:pStyle w:val="Compact"/>
@@ -2695,6 +2775,7 @@
           </w:p>
         </w:tc>
         <w:tc>
+          <w:tcPr/>
           <w:p>
             <w:pPr>
               <w:pStyle w:val="Compact"/>
@@ -2720,6 +2801,7 @@
       </w:tr>
       <w:tr>
         <w:tc>
+          <w:tcPr/>
           <w:p>
             <w:pPr>
               <w:pStyle w:val="Compact"/>
@@ -2731,6 +2813,7 @@
           </w:p>
         </w:tc>
         <w:tc>
+          <w:tcPr/>
           <w:p>
             <w:pPr>
               <w:pStyle w:val="Compact"/>
@@ -2742,6 +2825,7 @@
           </w:p>
         </w:tc>
         <w:tc>
+          <w:tcPr/>
           <w:p>
             <w:pPr>
               <w:pStyle w:val="Compact"/>
@@ -2753,6 +2837,7 @@
           </w:p>
         </w:tc>
         <w:tc>
+          <w:tcPr/>
           <w:p>
             <w:pPr>
               <w:pStyle w:val="Compact"/>
@@ -2764,6 +2849,7 @@
           </w:p>
         </w:tc>
         <w:tc>
+          <w:tcPr/>
           <w:p>
             <w:pPr>
               <w:pStyle w:val="Compact"/>
@@ -2775,6 +2861,7 @@
           </w:p>
         </w:tc>
         <w:tc>
+          <w:tcPr/>
           <w:p>
             <w:pPr>
               <w:pStyle w:val="Compact"/>
@@ -2788,6 +2875,7 @@
       </w:tr>
       <w:tr>
         <w:tc>
+          <w:tcPr/>
           <w:p>
             <w:pPr>
               <w:pStyle w:val="Compact"/>
@@ -2799,6 +2887,7 @@
           </w:p>
         </w:tc>
         <w:tc>
+          <w:tcPr/>
           <w:p>
             <w:pPr>
               <w:pStyle w:val="Compact"/>
@@ -2810,6 +2899,7 @@
           </w:p>
         </w:tc>
         <w:tc>
+          <w:tcPr/>
           <w:p>
             <w:pPr>
               <w:pStyle w:val="Compact"/>
@@ -2821,6 +2911,7 @@
           </w:p>
         </w:tc>
         <w:tc>
+          <w:tcPr/>
           <w:p>
             <w:pPr>
               <w:pStyle w:val="Compact"/>
@@ -2832,6 +2923,7 @@
           </w:p>
         </w:tc>
         <w:tc>
+          <w:tcPr/>
           <w:p>
             <w:pPr>
               <w:pStyle w:val="Compact"/>
@@ -2843,6 +2935,7 @@
           </w:p>
         </w:tc>
         <w:tc>
+          <w:tcPr/>
           <w:p>
             <w:pPr>
               <w:pStyle w:val="Compact"/>
@@ -2865,6 +2958,7 @@
       </w:tr>
       <w:tr>
         <w:tc>
+          <w:tcPr/>
           <w:p>
             <w:pPr>
               <w:pStyle w:val="Compact"/>
@@ -2876,6 +2970,7 @@
           </w:p>
         </w:tc>
         <w:tc>
+          <w:tcPr/>
           <w:p>
             <w:pPr>
               <w:pStyle w:val="Compact"/>
@@ -2887,6 +2982,7 @@
           </w:p>
         </w:tc>
         <w:tc>
+          <w:tcPr/>
           <w:p>
             <w:pPr>
               <w:pStyle w:val="Compact"/>
@@ -2898,6 +2994,7 @@
           </w:p>
         </w:tc>
         <w:tc>
+          <w:tcPr/>
           <w:p>
             <w:pPr>
               <w:pStyle w:val="Compact"/>
@@ -2909,6 +3006,7 @@
           </w:p>
         </w:tc>
         <w:tc>
+          <w:tcPr/>
           <w:p>
             <w:pPr>
               <w:pStyle w:val="Compact"/>
@@ -2920,6 +3018,7 @@
           </w:p>
         </w:tc>
         <w:tc>
+          <w:tcPr/>
           <w:p>
             <w:pPr>
               <w:pStyle w:val="Compact"/>
@@ -2933,6 +3032,7 @@
       </w:tr>
       <w:tr>
         <w:tc>
+          <w:tcPr/>
           <w:p>
             <w:pPr>
               <w:pStyle w:val="Compact"/>
@@ -2944,6 +3044,7 @@
           </w:p>
         </w:tc>
         <w:tc>
+          <w:tcPr/>
           <w:p>
             <w:pPr>
               <w:pStyle w:val="Compact"/>
@@ -2955,6 +3056,7 @@
           </w:p>
         </w:tc>
         <w:tc>
+          <w:tcPr/>
           <w:p>
             <w:pPr>
               <w:pStyle w:val="Compact"/>
@@ -2966,6 +3068,7 @@
           </w:p>
         </w:tc>
         <w:tc>
+          <w:tcPr/>
           <w:p>
             <w:pPr>
               <w:pStyle w:val="Compact"/>
@@ -2977,6 +3080,7 @@
           </w:p>
         </w:tc>
         <w:tc>
+          <w:tcPr/>
           <w:p>
             <w:pPr>
               <w:pStyle w:val="Compact"/>
@@ -2988,6 +3092,7 @@
           </w:p>
         </w:tc>
         <w:tc>
+          <w:tcPr/>
           <w:p>
             <w:pPr>
               <w:pStyle w:val="Compact"/>
@@ -3001,6 +3106,7 @@
       </w:tr>
       <w:tr>
         <w:tc>
+          <w:tcPr/>
           <w:p>
             <w:pPr>
               <w:pStyle w:val="Compact"/>
@@ -3012,6 +3118,7 @@
           </w:p>
         </w:tc>
         <w:tc>
+          <w:tcPr/>
           <w:p>
             <w:pPr>
               <w:pStyle w:val="Compact"/>
@@ -3023,6 +3130,7 @@
           </w:p>
         </w:tc>
         <w:tc>
+          <w:tcPr/>
           <w:p>
             <w:pPr>
               <w:pStyle w:val="Compact"/>
@@ -3034,6 +3142,7 @@
           </w:p>
         </w:tc>
         <w:tc>
+          <w:tcPr/>
           <w:p>
             <w:pPr>
               <w:pStyle w:val="Compact"/>
@@ -3045,6 +3154,7 @@
           </w:p>
         </w:tc>
         <w:tc>
+          <w:tcPr/>
           <w:p>
             <w:pPr>
               <w:pStyle w:val="Compact"/>
@@ -3056,6 +3166,7 @@
           </w:p>
         </w:tc>
         <w:tc>
+          <w:tcPr/>
           <w:p>
             <w:pPr>
               <w:pStyle w:val="Compact"/>
@@ -3087,6 +3198,7 @@
       </w:tr>
       <w:tr>
         <w:tc>
+          <w:tcPr/>
           <w:p>
             <w:pPr>
               <w:pStyle w:val="Compact"/>
@@ -3098,6 +3210,7 @@
           </w:p>
         </w:tc>
         <w:tc>
+          <w:tcPr/>
           <w:p>
             <w:pPr>
               <w:pStyle w:val="Compact"/>
@@ -3109,6 +3222,7 @@
           </w:p>
         </w:tc>
         <w:tc>
+          <w:tcPr/>
           <w:p>
             <w:pPr>
               <w:pStyle w:val="Compact"/>
@@ -3120,6 +3234,7 @@
           </w:p>
         </w:tc>
         <w:tc>
+          <w:tcPr/>
           <w:p>
             <w:pPr>
               <w:pStyle w:val="Compact"/>
@@ -3131,6 +3246,7 @@
           </w:p>
         </w:tc>
         <w:tc>
+          <w:tcPr/>
           <w:p>
             <w:pPr>
               <w:pStyle w:val="Compact"/>
@@ -3142,6 +3258,7 @@
           </w:p>
         </w:tc>
         <w:tc>
+          <w:tcPr/>
           <w:p>
             <w:pPr>
               <w:pStyle w:val="Compact"/>
@@ -3155,6 +3272,7 @@
       </w:tr>
       <w:tr>
         <w:tc>
+          <w:tcPr/>
           <w:p>
             <w:pPr>
               <w:pStyle w:val="Compact"/>
@@ -3166,6 +3284,7 @@
           </w:p>
         </w:tc>
         <w:tc>
+          <w:tcPr/>
           <w:p>
             <w:pPr>
               <w:pStyle w:val="Compact"/>
@@ -3177,6 +3296,7 @@
           </w:p>
         </w:tc>
         <w:tc>
+          <w:tcPr/>
           <w:p>
             <w:pPr>
               <w:pStyle w:val="Compact"/>
@@ -3188,6 +3308,7 @@
           </w:p>
         </w:tc>
         <w:tc>
+          <w:tcPr/>
           <w:p>
             <w:pPr>
               <w:pStyle w:val="Compact"/>
@@ -3199,6 +3320,7 @@
           </w:p>
         </w:tc>
         <w:tc>
+          <w:tcPr/>
           <w:p>
             <w:pPr>
               <w:pStyle w:val="Compact"/>
@@ -3210,6 +3332,7 @@
           </w:p>
         </w:tc>
         <w:tc>
+          <w:tcPr/>
           <w:p>
             <w:pPr>
               <w:pStyle w:val="Compact"/>
@@ -3223,6 +3346,7 @@
       </w:tr>
       <w:tr>
         <w:tc>
+          <w:tcPr/>
           <w:p>
             <w:pPr>
               <w:pStyle w:val="Compact"/>
@@ -3234,6 +3358,7 @@
           </w:p>
         </w:tc>
         <w:tc>
+          <w:tcPr/>
           <w:p>
             <w:pPr>
               <w:pStyle w:val="Compact"/>
@@ -3245,6 +3370,7 @@
           </w:p>
         </w:tc>
         <w:tc>
+          <w:tcPr/>
           <w:p>
             <w:pPr>
               <w:pStyle w:val="Compact"/>
@@ -3256,6 +3382,7 @@
           </w:p>
         </w:tc>
         <w:tc>
+          <w:tcPr/>
           <w:p>
             <w:pPr>
               <w:pStyle w:val="Compact"/>
@@ -3267,6 +3394,7 @@
           </w:p>
         </w:tc>
         <w:tc>
+          <w:tcPr/>
           <w:p>
             <w:pPr>
               <w:pStyle w:val="Compact"/>
@@ -3278,6 +3406,7 @@
           </w:p>
         </w:tc>
         <w:tc>
+          <w:tcPr/>
           <w:p>
             <w:pPr>
               <w:pStyle w:val="Compact"/>
@@ -3291,6 +3420,7 @@
       </w:tr>
       <w:tr>
         <w:tc>
+          <w:tcPr/>
           <w:p>
             <w:pPr>
               <w:pStyle w:val="Compact"/>
@@ -3302,6 +3432,7 @@
           </w:p>
         </w:tc>
         <w:tc>
+          <w:tcPr/>
           <w:p>
             <w:pPr>
               <w:pStyle w:val="Compact"/>
@@ -3313,6 +3444,7 @@
           </w:p>
         </w:tc>
         <w:tc>
+          <w:tcPr/>
           <w:p>
             <w:pPr>
               <w:pStyle w:val="Compact"/>
@@ -3324,6 +3456,7 @@
           </w:p>
         </w:tc>
         <w:tc>
+          <w:tcPr/>
           <w:p>
             <w:pPr>
               <w:pStyle w:val="Compact"/>
@@ -3335,6 +3468,7 @@
           </w:p>
         </w:tc>
         <w:tc>
+          <w:tcPr/>
           <w:p>
             <w:pPr>
               <w:pStyle w:val="Compact"/>
@@ -3346,6 +3480,7 @@
           </w:p>
         </w:tc>
         <w:tc>
+          <w:tcPr/>
           <w:p>
             <w:pPr>
               <w:pStyle w:val="Compact"/>
@@ -3359,6 +3494,7 @@
       </w:tr>
       <w:tr>
         <w:tc>
+          <w:tcPr/>
           <w:p>
             <w:pPr>
               <w:pStyle w:val="Compact"/>
@@ -3370,6 +3506,7 @@
           </w:p>
         </w:tc>
         <w:tc>
+          <w:tcPr/>
           <w:p>
             <w:pPr>
               <w:pStyle w:val="Compact"/>
@@ -3381,6 +3518,7 @@
           </w:p>
         </w:tc>
         <w:tc>
+          <w:tcPr/>
           <w:p>
             <w:pPr>
               <w:pStyle w:val="Compact"/>
@@ -3392,6 +3530,7 @@
           </w:p>
         </w:tc>
         <w:tc>
+          <w:tcPr/>
           <w:p>
             <w:pPr>
               <w:pStyle w:val="Compact"/>
@@ -3403,6 +3542,7 @@
           </w:p>
         </w:tc>
         <w:tc>
+          <w:tcPr/>
           <w:p>
             <w:pPr>
               <w:pStyle w:val="Compact"/>
@@ -3414,6 +3554,7 @@
           </w:p>
         </w:tc>
         <w:tc>
+          <w:tcPr/>
           <w:p>
             <w:pPr>
               <w:pStyle w:val="Compact"/>
@@ -3427,6 +3568,7 @@
       </w:tr>
       <w:tr>
         <w:tc>
+          <w:tcPr/>
           <w:p>
             <w:pPr>
               <w:pStyle w:val="Compact"/>
@@ -3438,6 +3580,7 @@
           </w:p>
         </w:tc>
         <w:tc>
+          <w:tcPr/>
           <w:p>
             <w:pPr>
               <w:pStyle w:val="Compact"/>
@@ -3449,6 +3592,7 @@
           </w:p>
         </w:tc>
         <w:tc>
+          <w:tcPr/>
           <w:p>
             <w:pPr>
               <w:pStyle w:val="Compact"/>
@@ -3460,6 +3604,7 @@
           </w:p>
         </w:tc>
         <w:tc>
+          <w:tcPr/>
           <w:p>
             <w:pPr>
               <w:pStyle w:val="Compact"/>
@@ -3471,6 +3616,7 @@
           </w:p>
         </w:tc>
         <w:tc>
+          <w:tcPr/>
           <w:p>
             <w:pPr>
               <w:pStyle w:val="Compact"/>
@@ -3482,6 +3628,7 @@
           </w:p>
         </w:tc>
         <w:tc>
+          <w:tcPr/>
           <w:p>
             <w:pPr>
               <w:pStyle w:val="Compact"/>
@@ -3510,6 +3657,7 @@
       </w:tr>
       <w:tr>
         <w:tc>
+          <w:tcPr/>
           <w:p>
             <w:pPr>
               <w:pStyle w:val="Compact"/>
@@ -3521,6 +3669,7 @@
           </w:p>
         </w:tc>
         <w:tc>
+          <w:tcPr/>
           <w:p>
             <w:pPr>
               <w:pStyle w:val="Compact"/>
@@ -3532,6 +3681,7 @@
           </w:p>
         </w:tc>
         <w:tc>
+          <w:tcPr/>
           <w:p>
             <w:pPr>
               <w:pStyle w:val="Compact"/>
@@ -3543,6 +3693,7 @@
           </w:p>
         </w:tc>
         <w:tc>
+          <w:tcPr/>
           <w:p>
             <w:pPr>
               <w:pStyle w:val="Compact"/>
@@ -3554,6 +3705,7 @@
           </w:p>
         </w:tc>
         <w:tc>
+          <w:tcPr/>
           <w:p>
             <w:pPr>
               <w:pStyle w:val="Compact"/>
@@ -3565,6 +3717,7 @@
           </w:p>
         </w:tc>
         <w:tc>
+          <w:tcPr/>
           <w:p>
             <w:pPr>
               <w:pStyle w:val="Compact"/>
@@ -3578,6 +3731,7 @@
       </w:tr>
       <w:tr>
         <w:tc>
+          <w:tcPr/>
           <w:p>
             <w:pPr>
               <w:pStyle w:val="Compact"/>
@@ -3589,6 +3743,7 @@
           </w:p>
         </w:tc>
         <w:tc>
+          <w:tcPr/>
           <w:p>
             <w:pPr>
               <w:pStyle w:val="Compact"/>
@@ -3600,6 +3755,7 @@
           </w:p>
         </w:tc>
         <w:tc>
+          <w:tcPr/>
           <w:p>
             <w:pPr>
               <w:pStyle w:val="Compact"/>
@@ -3611,6 +3767,7 @@
           </w:p>
         </w:tc>
         <w:tc>
+          <w:tcPr/>
           <w:p>
             <w:pPr>
               <w:pStyle w:val="Compact"/>
@@ -3622,6 +3779,7 @@
           </w:p>
         </w:tc>
         <w:tc>
+          <w:tcPr/>
           <w:p>
             <w:pPr>
               <w:pStyle w:val="Compact"/>
@@ -3633,6 +3791,7 @@
           </w:p>
         </w:tc>
         <w:tc>
+          <w:tcPr/>
           <w:p>
             <w:pPr>
               <w:pStyle w:val="Compact"/>
@@ -3676,6 +3835,7 @@
       </w:tr>
       <w:tr>
         <w:tc>
+          <w:tcPr/>
           <w:p>
             <w:pPr>
               <w:pStyle w:val="Compact"/>
@@ -3687,6 +3847,7 @@
           </w:p>
         </w:tc>
         <w:tc>
+          <w:tcPr/>
           <w:p>
             <w:pPr>
               <w:pStyle w:val="Compact"/>
@@ -3698,6 +3859,7 @@
           </w:p>
         </w:tc>
         <w:tc>
+          <w:tcPr/>
           <w:p>
             <w:pPr>
               <w:pStyle w:val="Compact"/>
@@ -3709,6 +3871,7 @@
           </w:p>
         </w:tc>
         <w:tc>
+          <w:tcPr/>
           <w:p>
             <w:pPr>
               <w:pStyle w:val="Compact"/>
@@ -3720,6 +3883,7 @@
           </w:p>
         </w:tc>
         <w:tc>
+          <w:tcPr/>
           <w:p>
             <w:pPr>
               <w:pStyle w:val="Compact"/>
@@ -3731,6 +3895,7 @@
           </w:p>
         </w:tc>
         <w:tc>
+          <w:tcPr/>
           <w:p>
             <w:pPr>
               <w:pStyle w:val="Compact"/>
@@ -3758,34 +3923,32 @@
         </w:tc>
       </w:tr>
     </w:tbl>
+    <w:bookmarkStart w:id="29" w:name="hours"/>
     <w:p>
       <w:pPr>
         <w:pStyle w:val="Heading2"/>
       </w:pPr>
-      <w:bookmarkStart w:id="30" w:name="hours"/>
       <w:r>
         <w:t xml:space="preserve">8.1 Hours</w:t>
       </w:r>
-      <w:bookmarkEnd w:id="30"/>
     </w:p>
     <w:tbl>
       <w:tblPr>
         <w:tblStyle w:val="Table"/>
-        <w:tblW w:type="pct" w:w="0.0"/>
-        <w:tblLook w:firstRow="1"/>
+        <w:tblW w:type="auto" w:w="0"/>
+        <w:tblLook w:firstRow="1" w:lastRow="0" w:firstColumn="0" w:lastColumn="0" w:noHBand="0" w:noVBand="0" w:val="0020"/>
+        <w:jc w:val="start"/>
       </w:tblPr>
-      <w:tblGrid/>
+      <w:tblGrid>
+        <w:gridCol w:w="3960"/>
+        <w:gridCol w:w="3960"/>
+      </w:tblGrid>
       <w:tr>
         <w:trPr>
-          <w:cnfStyle w:firstRow="1"/>
+          <w:tblHeader w:val="true"/>
         </w:trPr>
         <w:tc>
-          <w:tcPr>
-            <w:tcBorders>
-              <w:bottom w:val="single"/>
-            </w:tcBorders>
-            <w:vAlign w:val="bottom"/>
-          </w:tcPr>
+          <w:tcPr/>
           <w:p>
             <w:pPr>
               <w:pStyle w:val="Compact"/>
@@ -3797,12 +3960,7 @@
           </w:p>
         </w:tc>
         <w:tc>
-          <w:tcPr>
-            <w:tcBorders>
-              <w:bottom w:val="single"/>
-            </w:tcBorders>
-            <w:vAlign w:val="bottom"/>
-          </w:tcPr>
+          <w:tcPr/>
           <w:p>
             <w:pPr>
               <w:pStyle w:val="Compact"/>
@@ -3816,6 +3974,7 @@
       </w:tr>
       <w:tr>
         <w:tc>
+          <w:tcPr/>
           <w:p>
             <w:pPr>
               <w:pStyle w:val="Compact"/>
@@ -3827,6 +3986,7 @@
           </w:p>
         </w:tc>
         <w:tc>
+          <w:tcPr/>
           <w:p>
             <w:pPr>
               <w:pStyle w:val="Compact"/>
@@ -3840,6 +4000,7 @@
       </w:tr>
       <w:tr>
         <w:tc>
+          <w:tcPr/>
           <w:p>
             <w:pPr>
               <w:pStyle w:val="Compact"/>
@@ -3851,6 +4012,7 @@
           </w:p>
         </w:tc>
         <w:tc>
+          <w:tcPr/>
           <w:p>
             <w:pPr>
               <w:pStyle w:val="Compact"/>
@@ -3864,6 +4026,7 @@
       </w:tr>
       <w:tr>
         <w:tc>
+          <w:tcPr/>
           <w:p>
             <w:pPr>
               <w:pStyle w:val="Compact"/>
@@ -3875,6 +4038,7 @@
           </w:p>
         </w:tc>
         <w:tc>
+          <w:tcPr/>
           <w:p>
             <w:pPr>
               <w:pStyle w:val="Compact"/>
@@ -3888,6 +4052,7 @@
       </w:tr>
       <w:tr>
         <w:tc>
+          <w:tcPr/>
           <w:p>
             <w:pPr>
               <w:pStyle w:val="Compact"/>
@@ -3899,6 +4064,7 @@
           </w:p>
         </w:tc>
         <w:tc>
+          <w:tcPr/>
           <w:p>
             <w:pPr>
               <w:pStyle w:val="Compact"/>
@@ -3943,15 +4109,15 @@
         <w:t xml:space="preserve">the gate is missed.</w:t>
       </w:r>
     </w:p>
+    <w:bookmarkEnd w:id="29"/>
+    <w:bookmarkStart w:id="30" w:name="what-week-4-actually-produced"/>
     <w:p>
       <w:pPr>
         <w:pStyle w:val="Heading2"/>
       </w:pPr>
-      <w:bookmarkStart w:id="31" w:name="what-week-4-actually-produced"/>
       <w:r>
         <w:t xml:space="preserve">8.2 What week 4 actually produced</w:t>
       </w:r>
-      <w:bookmarkEnd w:id="31"/>
     </w:p>
     <w:p>
       <w:pPr>
@@ -3969,11 +4135,11 @@
     </w:p>
     <w:p>
       <w:pPr>
+        <w:numPr>
+          <w:ilvl w:val="0"/>
+          <w:numId w:val="1002"/>
+        </w:numPr>
         <w:pStyle w:val="Compact"/>
-        <w:numPr>
-          <w:numId w:val="1002"/>
-          <w:ilvl w:val="0"/>
-        </w:numPr>
       </w:pPr>
       <w:r>
         <w:t xml:space="preserve">Every download on the published documentation site returned 404. The page was</w:t>
@@ -3993,11 +4159,11 @@
     </w:p>
     <w:p>
       <w:pPr>
+        <w:numPr>
+          <w:ilvl w:val="0"/>
+          <w:numId w:val="1002"/>
+        </w:numPr>
         <w:pStyle w:val="Compact"/>
-        <w:numPr>
-          <w:numId w:val="1002"/>
-          <w:ilvl w:val="0"/>
-        </w:numPr>
       </w:pPr>
       <w:r>
         <w:t xml:space="preserve">The specification set was revised for readability, versioned and dated.</w:t>
@@ -4005,11 +4171,11 @@
     </w:p>
     <w:p>
       <w:pPr>
+        <w:numPr>
+          <w:ilvl w:val="0"/>
+          <w:numId w:val="1002"/>
+        </w:numPr>
         <w:pStyle w:val="Compact"/>
-        <w:numPr>
-          <w:numId w:val="1002"/>
-          <w:ilvl w:val="0"/>
-        </w:numPr>
       </w:pPr>
       <w:r>
         <w:t xml:space="preserve">A defect was found and closed: the odometer published kilometres into a signal</w:t>
@@ -4059,15 +4225,15 @@
         <w:t xml:space="preserve">decision. Nothing else.</w:t>
       </w:r>
     </w:p>
+    <w:bookmarkEnd w:id="30"/>
+    <w:bookmarkStart w:id="31" w:name="decisions-requested"/>
     <w:p>
       <w:pPr>
         <w:pStyle w:val="Heading2"/>
       </w:pPr>
-      <w:bookmarkStart w:id="32" w:name="decisions-requested"/>
       <w:r>
         <w:t xml:space="preserve">8.3 Decisions requested</w:t>
       </w:r>
-      <w:bookmarkEnd w:id="32"/>
     </w:p>
     <w:p>
       <w:pPr>
@@ -4080,8 +4246,9 @@
     <w:tbl>
       <w:tblPr>
         <w:tblStyle w:val="Table"/>
-        <w:tblW w:type="pct" w:w="5000.0"/>
-        <w:tblLook w:firstRow="1"/>
+        <w:tblW w:type="pct" w:w="5000"/>
+        <w:tblLook w:firstRow="1" w:lastRow="0" w:firstColumn="0" w:lastColumn="0" w:noHBand="0" w:noVBand="0" w:val="0020"/>
+        <w:jc w:val="start"/>
       </w:tblPr>
       <w:tblGrid>
         <w:gridCol w:w="344"/>
@@ -4090,15 +4257,10 @@
       </w:tblGrid>
       <w:tr>
         <w:trPr>
-          <w:cnfStyle w:firstRow="1"/>
+          <w:tblHeader w:val="true"/>
         </w:trPr>
         <w:tc>
-          <w:tcPr>
-            <w:tcBorders>
-              <w:bottom w:val="single"/>
-            </w:tcBorders>
-            <w:vAlign w:val="bottom"/>
-          </w:tcPr>
+          <w:tcPr/>
           <w:p>
             <w:pPr>
               <w:pStyle w:val="Compact"/>
@@ -4110,12 +4272,7 @@
           </w:p>
         </w:tc>
         <w:tc>
-          <w:tcPr>
-            <w:tcBorders>
-              <w:bottom w:val="single"/>
-            </w:tcBorders>
-            <w:vAlign w:val="bottom"/>
-          </w:tcPr>
+          <w:tcPr/>
           <w:p>
             <w:pPr>
               <w:pStyle w:val="Compact"/>
@@ -4127,12 +4284,7 @@
           </w:p>
         </w:tc>
         <w:tc>
-          <w:tcPr>
-            <w:tcBorders>
-              <w:bottom w:val="single"/>
-            </w:tcBorders>
-            <w:vAlign w:val="bottom"/>
-          </w:tcPr>
+          <w:tcPr/>
           <w:p>
             <w:pPr>
               <w:pStyle w:val="Compact"/>
@@ -4146,6 +4298,7 @@
       </w:tr>
       <w:tr>
         <w:tc>
+          <w:tcPr/>
           <w:p>
             <w:pPr>
               <w:pStyle w:val="Compact"/>
@@ -4157,6 +4310,7 @@
           </w:p>
         </w:tc>
         <w:tc>
+          <w:tcPr/>
           <w:p>
             <w:pPr>
               <w:pStyle w:val="Compact"/>
@@ -4168,6 +4322,7 @@
           </w:p>
         </w:tc>
         <w:tc>
+          <w:tcPr/>
           <w:p>
             <w:pPr>
               <w:pStyle w:val="Compact"/>
@@ -4181,6 +4336,7 @@
       </w:tr>
       <w:tr>
         <w:tc>
+          <w:tcPr/>
           <w:p>
             <w:pPr>
               <w:pStyle w:val="Compact"/>
@@ -4192,6 +4348,7 @@
           </w:p>
         </w:tc>
         <w:tc>
+          <w:tcPr/>
           <w:p>
             <w:pPr>
               <w:pStyle w:val="Compact"/>
@@ -4203,6 +4360,7 @@
           </w:p>
         </w:tc>
         <w:tc>
+          <w:tcPr/>
           <w:p>
             <w:pPr>
               <w:pStyle w:val="Compact"/>
@@ -4216,6 +4374,7 @@
       </w:tr>
       <w:tr>
         <w:tc>
+          <w:tcPr/>
           <w:p>
             <w:pPr>
               <w:pStyle w:val="Compact"/>
@@ -4227,6 +4386,7 @@
           </w:p>
         </w:tc>
         <w:tc>
+          <w:tcPr/>
           <w:p>
             <w:pPr>
               <w:pStyle w:val="Compact"/>
@@ -4238,6 +4398,7 @@
           </w:p>
         </w:tc>
         <w:tc>
+          <w:tcPr/>
           <w:p>
             <w:pPr>
               <w:pStyle w:val="Compact"/>
@@ -4251,6 +4412,7 @@
       </w:tr>
       <w:tr>
         <w:tc>
+          <w:tcPr/>
           <w:p>
             <w:pPr>
               <w:pStyle w:val="Compact"/>
@@ -4262,6 +4424,7 @@
           </w:p>
         </w:tc>
         <w:tc>
+          <w:tcPr/>
           <w:p>
             <w:pPr>
               <w:pStyle w:val="Compact"/>
@@ -4273,6 +4436,7 @@
           </w:p>
         </w:tc>
         <w:tc>
+          <w:tcPr/>
           <w:p>
             <w:pPr>
               <w:pStyle w:val="Compact"/>
@@ -4286,6 +4450,7 @@
       </w:tr>
       <w:tr>
         <w:tc>
+          <w:tcPr/>
           <w:p>
             <w:pPr>
               <w:pStyle w:val="Compact"/>
@@ -4297,6 +4462,7 @@
           </w:p>
         </w:tc>
         <w:tc>
+          <w:tcPr/>
           <w:p>
             <w:pPr>
               <w:pStyle w:val="Compact"/>
@@ -4308,6 +4474,7 @@
           </w:p>
         </w:tc>
         <w:tc>
+          <w:tcPr/>
           <w:p>
             <w:pPr>
               <w:pStyle w:val="Compact"/>
@@ -4321,6 +4488,7 @@
       </w:tr>
       <w:tr>
         <w:tc>
+          <w:tcPr/>
           <w:p>
             <w:pPr>
               <w:pStyle w:val="Compact"/>
@@ -4332,6 +4500,7 @@
           </w:p>
         </w:tc>
         <w:tc>
+          <w:tcPr/>
           <w:p>
             <w:pPr>
               <w:pStyle w:val="Compact"/>
@@ -4343,6 +4512,7 @@
           </w:p>
         </w:tc>
         <w:tc>
+          <w:tcPr/>
           <w:p>
             <w:pPr>
               <w:pStyle w:val="Compact"/>
@@ -4355,15 +4525,15 @@
         </w:tc>
       </w:tr>
     </w:tbl>
+    <w:bookmarkEnd w:id="31"/>
+    <w:bookmarkStart w:id="32" w:name="proposed-change-to-this-plan"/>
     <w:p>
       <w:pPr>
         <w:pStyle w:val="Heading2"/>
       </w:pPr>
-      <w:bookmarkStart w:id="33" w:name="proposed-change-to-this-plan"/>
       <w:r>
         <w:t xml:space="preserve">8.4 Proposed change to this plan</w:t>
       </w:r>
-      <w:bookmarkEnd w:id="33"/>
     </w:p>
     <w:p>
       <w:pPr>
@@ -4391,15 +4561,15 @@
         <w:t xml:space="preserve">September rather than on the morning of the demo.</w:t>
       </w:r>
     </w:p>
+    <w:bookmarkEnd w:id="32"/>
+    <w:bookmarkStart w:id="33" w:name="state-at-the-close-of-week-6"/>
     <w:p>
       <w:pPr>
         <w:pStyle w:val="Heading2"/>
       </w:pPr>
-      <w:bookmarkStart w:id="34" w:name="state-at-the-close-of-week-6"/>
       <w:r>
         <w:t xml:space="preserve">8.5 State at the close of week 6</w:t>
       </w:r>
-      <w:bookmarkEnd w:id="34"/>
     </w:p>
     <w:p>
       <w:pPr>
@@ -4424,8 +4594,9 @@
     <w:tbl>
       <w:tblPr>
         <w:tblStyle w:val="Table"/>
-        <w:tblW w:type="pct" w:w="5000.0"/>
-        <w:tblLook w:firstRow="1"/>
+        <w:tblW w:type="pct" w:w="5000"/>
+        <w:tblLook w:firstRow="1" w:lastRow="0" w:firstColumn="0" w:lastColumn="0" w:noHBand="0" w:noVBand="0" w:val="0020"/>
+        <w:jc w:val="start"/>
       </w:tblPr>
       <w:tblGrid>
         <w:gridCol w:w="304"/>
@@ -4436,15 +4607,10 @@
       </w:tblGrid>
       <w:tr>
         <w:trPr>
-          <w:cnfStyle w:firstRow="1"/>
+          <w:tblHeader w:val="true"/>
         </w:trPr>
         <w:tc>
-          <w:tcPr>
-            <w:tcBorders>
-              <w:bottom w:val="single"/>
-            </w:tcBorders>
-            <w:vAlign w:val="bottom"/>
-          </w:tcPr>
+          <w:tcPr/>
           <w:p>
             <w:pPr>
               <w:pStyle w:val="Compact"/>
@@ -4456,12 +4622,7 @@
           </w:p>
         </w:tc>
         <w:tc>
-          <w:tcPr>
-            <w:tcBorders>
-              <w:bottom w:val="single"/>
-            </w:tcBorders>
-            <w:vAlign w:val="bottom"/>
-          </w:tcPr>
+          <w:tcPr/>
           <w:p>
             <w:pPr>
               <w:pStyle w:val="Compact"/>
@@ -4473,12 +4634,7 @@
           </w:p>
         </w:tc>
         <w:tc>
-          <w:tcPr>
-            <w:tcBorders>
-              <w:bottom w:val="single"/>
-            </w:tcBorders>
-            <w:vAlign w:val="bottom"/>
-          </w:tcPr>
+          <w:tcPr/>
           <w:p>
             <w:pPr>
               <w:pStyle w:val="Compact"/>
@@ -4490,12 +4646,7 @@
           </w:p>
         </w:tc>
         <w:tc>
-          <w:tcPr>
-            <w:tcBorders>
-              <w:bottom w:val="single"/>
-            </w:tcBorders>
-            <w:vAlign w:val="bottom"/>
-          </w:tcPr>
+          <w:tcPr/>
           <w:p>
             <w:pPr>
               <w:pStyle w:val="Compact"/>
@@ -4507,12 +4658,7 @@
           </w:p>
         </w:tc>
         <w:tc>
-          <w:tcPr>
-            <w:tcBorders>
-              <w:bottom w:val="single"/>
-            </w:tcBorders>
-            <w:vAlign w:val="bottom"/>
-          </w:tcPr>
+          <w:tcPr/>
           <w:p>
             <w:pPr>
               <w:pStyle w:val="Compact"/>
@@ -4526,6 +4672,7 @@
       </w:tr>
       <w:tr>
         <w:tc>
+          <w:tcPr/>
           <w:p>
             <w:pPr>
               <w:pStyle w:val="Compact"/>
@@ -4537,6 +4684,7 @@
           </w:p>
         </w:tc>
         <w:tc>
+          <w:tcPr/>
           <w:p>
             <w:pPr>
               <w:pStyle w:val="Compact"/>
@@ -4548,6 +4696,7 @@
           </w:p>
         </w:tc>
         <w:tc>
+          <w:tcPr/>
           <w:p>
             <w:pPr>
               <w:pStyle w:val="Compact"/>
@@ -4559,6 +4708,7 @@
           </w:p>
         </w:tc>
         <w:tc>
+          <w:tcPr/>
           <w:p>
             <w:pPr>
               <w:pStyle w:val="Compact"/>
@@ -4570,6 +4720,7 @@
           </w:p>
         </w:tc>
         <w:tc>
+          <w:tcPr/>
           <w:p>
             <w:pPr>
               <w:pStyle w:val="Compact"/>
@@ -4607,6 +4758,7 @@
       </w:tr>
       <w:tr>
         <w:tc>
+          <w:tcPr/>
           <w:p>
             <w:pPr>
               <w:pStyle w:val="Compact"/>
@@ -4618,6 +4770,7 @@
           </w:p>
         </w:tc>
         <w:tc>
+          <w:tcPr/>
           <w:p>
             <w:pPr>
               <w:pStyle w:val="Compact"/>
@@ -4629,6 +4782,7 @@
           </w:p>
         </w:tc>
         <w:tc>
+          <w:tcPr/>
           <w:p>
             <w:pPr>
               <w:pStyle w:val="Compact"/>
@@ -4640,6 +4794,7 @@
           </w:p>
         </w:tc>
         <w:tc>
+          <w:tcPr/>
           <w:p>
             <w:pPr>
               <w:pStyle w:val="Compact"/>
@@ -4651,6 +4806,7 @@
           </w:p>
         </w:tc>
         <w:tc>
+          <w:tcPr/>
           <w:p>
             <w:pPr>
               <w:pStyle w:val="Compact"/>
@@ -4670,6 +4826,7 @@
       </w:tr>
       <w:tr>
         <w:tc>
+          <w:tcPr/>
           <w:p>
             <w:pPr>
               <w:pStyle w:val="Compact"/>
@@ -4681,6 +4838,7 @@
           </w:p>
         </w:tc>
         <w:tc>
+          <w:tcPr/>
           <w:p>
             <w:pPr>
               <w:pStyle w:val="Compact"/>
@@ -4692,6 +4850,7 @@
           </w:p>
         </w:tc>
         <w:tc>
+          <w:tcPr/>
           <w:p>
             <w:pPr>
               <w:pStyle w:val="Compact"/>
@@ -4703,6 +4862,7 @@
           </w:p>
         </w:tc>
         <w:tc>
+          <w:tcPr/>
           <w:p>
             <w:pPr>
               <w:pStyle w:val="Compact"/>
@@ -4714,6 +4874,7 @@
           </w:p>
         </w:tc>
         <w:tc>
+          <w:tcPr/>
           <w:p>
             <w:pPr>
               <w:pStyle w:val="Compact"/>
@@ -4742,6 +4903,7 @@
       </w:tr>
       <w:tr>
         <w:tc>
+          <w:tcPr/>
           <w:p>
             <w:pPr>
               <w:pStyle w:val="Compact"/>
@@ -4753,6 +4915,7 @@
           </w:p>
         </w:tc>
         <w:tc>
+          <w:tcPr/>
           <w:p>
             <w:pPr>
               <w:pStyle w:val="Compact"/>
@@ -4764,6 +4927,7 @@
           </w:p>
         </w:tc>
         <w:tc>
+          <w:tcPr/>
           <w:p>
             <w:pPr>
               <w:pStyle w:val="Compact"/>
@@ -4775,6 +4939,7 @@
           </w:p>
         </w:tc>
         <w:tc>
+          <w:tcPr/>
           <w:p>
             <w:pPr>
               <w:pStyle w:val="Compact"/>
@@ -4786,6 +4951,7 @@
           </w:p>
         </w:tc>
         <w:tc>
+          <w:tcPr/>
           <w:p>
             <w:pPr>
               <w:pStyle w:val="Compact"/>
@@ -4799,6 +4965,7 @@
       </w:tr>
       <w:tr>
         <w:tc>
+          <w:tcPr/>
           <w:p>
             <w:pPr>
               <w:pStyle w:val="Compact"/>
@@ -4810,6 +4977,7 @@
           </w:p>
         </w:tc>
         <w:tc>
+          <w:tcPr/>
           <w:p>
             <w:pPr>
               <w:pStyle w:val="Compact"/>
@@ -4821,6 +4989,7 @@
           </w:p>
         </w:tc>
         <w:tc>
+          <w:tcPr/>
           <w:p>
             <w:pPr>
               <w:pStyle w:val="Compact"/>
@@ -4832,6 +5001,7 @@
           </w:p>
         </w:tc>
         <w:tc>
+          <w:tcPr/>
           <w:p>
             <w:pPr>
               <w:pStyle w:val="Compact"/>
@@ -4843,6 +5013,7 @@
           </w:p>
         </w:tc>
         <w:tc>
+          <w:tcPr/>
           <w:p>
             <w:pPr>
               <w:pStyle w:val="Compact"/>
@@ -4868,6 +5039,7 @@
       </w:tr>
       <w:tr>
         <w:tc>
+          <w:tcPr/>
           <w:p>
             <w:pPr>
               <w:pStyle w:val="Compact"/>
@@ -4879,6 +5051,7 @@
           </w:p>
         </w:tc>
         <w:tc>
+          <w:tcPr/>
           <w:p>
             <w:pPr>
               <w:pStyle w:val="Compact"/>
@@ -4890,6 +5063,7 @@
           </w:p>
         </w:tc>
         <w:tc>
+          <w:tcPr/>
           <w:p>
             <w:pPr>
               <w:pStyle w:val="Compact"/>
@@ -4901,6 +5075,7 @@
           </w:p>
         </w:tc>
         <w:tc>
+          <w:tcPr/>
           <w:p>
             <w:pPr>
               <w:pStyle w:val="Compact"/>
@@ -4912,6 +5087,7 @@
           </w:p>
         </w:tc>
         <w:tc>
+          <w:tcPr/>
           <w:p>
             <w:pPr>
               <w:pStyle w:val="Compact"/>
@@ -4940,6 +5116,7 @@
       </w:tr>
       <w:tr>
         <w:tc>
+          <w:tcPr/>
           <w:p>
             <w:pPr>
               <w:pStyle w:val="Compact"/>
@@ -4951,6 +5128,7 @@
           </w:p>
         </w:tc>
         <w:tc>
+          <w:tcPr/>
           <w:p>
             <w:pPr>
               <w:pStyle w:val="Compact"/>
@@ -4962,6 +5140,7 @@
           </w:p>
         </w:tc>
         <w:tc>
+          <w:tcPr/>
           <w:p>
             <w:pPr>
               <w:pStyle w:val="Compact"/>
@@ -4973,6 +5152,7 @@
           </w:p>
         </w:tc>
         <w:tc>
+          <w:tcPr/>
           <w:p>
             <w:pPr>
               <w:pStyle w:val="Compact"/>
@@ -4984,6 +5164,7 @@
           </w:p>
         </w:tc>
         <w:tc>
+          <w:tcPr/>
           <w:p>
             <w:pPr>
               <w:pStyle w:val="Compact"/>
@@ -5036,6 +5217,7 @@
       </w:tr>
       <w:tr>
         <w:tc>
+          <w:tcPr/>
           <w:p>
             <w:pPr>
               <w:pStyle w:val="Compact"/>
@@ -5047,6 +5229,7 @@
           </w:p>
         </w:tc>
         <w:tc>
+          <w:tcPr/>
           <w:p>
             <w:pPr>
               <w:pStyle w:val="Compact"/>
@@ -5058,6 +5241,7 @@
           </w:p>
         </w:tc>
         <w:tc>
+          <w:tcPr/>
           <w:p>
             <w:pPr>
               <w:pStyle w:val="Compact"/>
@@ -5069,6 +5253,7 @@
           </w:p>
         </w:tc>
         <w:tc>
+          <w:tcPr/>
           <w:p>
             <w:pPr>
               <w:pStyle w:val="Compact"/>
@@ -5080,6 +5265,7 @@
           </w:p>
         </w:tc>
         <w:tc>
+          <w:tcPr/>
           <w:p>
             <w:pPr>
               <w:pStyle w:val="Compact"/>
@@ -5093,6 +5279,7 @@
       </w:tr>
       <w:tr>
         <w:tc>
+          <w:tcPr/>
           <w:p>
             <w:pPr>
               <w:pStyle w:val="Compact"/>
@@ -5104,6 +5291,7 @@
           </w:p>
         </w:tc>
         <w:tc>
+          <w:tcPr/>
           <w:p>
             <w:pPr>
               <w:pStyle w:val="Compact"/>
@@ -5115,6 +5303,7 @@
           </w:p>
         </w:tc>
         <w:tc>
+          <w:tcPr/>
           <w:p>
             <w:pPr>
               <w:pStyle w:val="Compact"/>
@@ -5126,6 +5315,7 @@
           </w:p>
         </w:tc>
         <w:tc>
+          <w:tcPr/>
           <w:p>
             <w:pPr>
               <w:pStyle w:val="Compact"/>
@@ -5137,6 +5327,7 @@
           </w:p>
         </w:tc>
         <w:tc>
+          <w:tcPr/>
           <w:p>
             <w:pPr>
               <w:pStyle w:val="Compact"/>
@@ -5159,6 +5350,7 @@
       </w:tr>
       <w:tr>
         <w:tc>
+          <w:tcPr/>
           <w:p>
             <w:pPr>
               <w:pStyle w:val="Compact"/>
@@ -5170,6 +5362,7 @@
           </w:p>
         </w:tc>
         <w:tc>
+          <w:tcPr/>
           <w:p>
             <w:pPr>
               <w:pStyle w:val="Compact"/>
@@ -5181,6 +5374,7 @@
           </w:p>
         </w:tc>
         <w:tc>
+          <w:tcPr/>
           <w:p>
             <w:pPr>
               <w:pStyle w:val="Compact"/>
@@ -5192,6 +5386,7 @@
           </w:p>
         </w:tc>
         <w:tc>
+          <w:tcPr/>
           <w:p>
             <w:pPr>
               <w:pStyle w:val="Compact"/>
@@ -5203,6 +5398,7 @@
           </w:p>
         </w:tc>
         <w:tc>
+          <w:tcPr/>
           <w:p>
             <w:pPr>
               <w:pStyle w:val="Compact"/>
@@ -5231,6 +5427,7 @@
       </w:tr>
       <w:tr>
         <w:tc>
+          <w:tcPr/>
           <w:p>
             <w:pPr>
               <w:pStyle w:val="Compact"/>
@@ -5242,6 +5439,7 @@
           </w:p>
         </w:tc>
         <w:tc>
+          <w:tcPr/>
           <w:p>
             <w:pPr>
               <w:pStyle w:val="Compact"/>
@@ -5253,6 +5451,7 @@
           </w:p>
         </w:tc>
         <w:tc>
+          <w:tcPr/>
           <w:p>
             <w:pPr>
               <w:pStyle w:val="Compact"/>
@@ -5264,6 +5463,7 @@
           </w:p>
         </w:tc>
         <w:tc>
+          <w:tcPr/>
           <w:p>
             <w:pPr>
               <w:pStyle w:val="Compact"/>
@@ -5275,6 +5475,7 @@
           </w:p>
         </w:tc>
         <w:tc>
+          <w:tcPr/>
           <w:p>
             <w:pPr>
               <w:pStyle w:val="Compact"/>
@@ -5294,6 +5495,7 @@
       </w:tr>
       <w:tr>
         <w:tc>
+          <w:tcPr/>
           <w:p>
             <w:pPr>
               <w:pStyle w:val="Compact"/>
@@ -5305,6 +5507,7 @@
           </w:p>
         </w:tc>
         <w:tc>
+          <w:tcPr/>
           <w:p>
             <w:pPr>
               <w:pStyle w:val="Compact"/>
@@ -5316,6 +5519,7 @@
           </w:p>
         </w:tc>
         <w:tc>
+          <w:tcPr/>
           <w:p>
             <w:pPr>
               <w:pStyle w:val="Compact"/>
@@ -5327,6 +5531,7 @@
           </w:p>
         </w:tc>
         <w:tc>
+          <w:tcPr/>
           <w:p>
             <w:pPr>
               <w:pStyle w:val="Compact"/>
@@ -5338,6 +5543,7 @@
           </w:p>
         </w:tc>
         <w:tc>
+          <w:tcPr/>
           <w:p>
             <w:pPr>
               <w:pStyle w:val="Compact"/>
@@ -5351,6 +5557,7 @@
       </w:tr>
       <w:tr>
         <w:tc>
+          <w:tcPr/>
           <w:p>
             <w:pPr>
               <w:pStyle w:val="Compact"/>
@@ -5362,6 +5569,7 @@
           </w:p>
         </w:tc>
         <w:tc>
+          <w:tcPr/>
           <w:p>
             <w:pPr>
               <w:pStyle w:val="Compact"/>
@@ -5373,6 +5581,7 @@
           </w:p>
         </w:tc>
         <w:tc>
+          <w:tcPr/>
           <w:p>
             <w:pPr>
               <w:pStyle w:val="Compact"/>
@@ -5384,6 +5593,7 @@
           </w:p>
         </w:tc>
         <w:tc>
+          <w:tcPr/>
           <w:p>
             <w:pPr>
               <w:pStyle w:val="Compact"/>
@@ -5395,6 +5605,7 @@
           </w:p>
         </w:tc>
         <w:tc>
+          <w:tcPr/>
           <w:p>
             <w:pPr>
               <w:pStyle w:val="Compact"/>
@@ -5408,6 +5619,7 @@
       </w:tr>
       <w:tr>
         <w:tc>
+          <w:tcPr/>
           <w:p>
             <w:pPr>
               <w:pStyle w:val="Compact"/>
@@ -5419,6 +5631,7 @@
           </w:p>
         </w:tc>
         <w:tc>
+          <w:tcPr/>
           <w:p>
             <w:pPr>
               <w:pStyle w:val="Compact"/>
@@ -5430,6 +5643,7 @@
           </w:p>
         </w:tc>
         <w:tc>
+          <w:tcPr/>
           <w:p>
             <w:pPr>
               <w:pStyle w:val="Compact"/>
@@ -5441,6 +5655,7 @@
           </w:p>
         </w:tc>
         <w:tc>
+          <w:tcPr/>
           <w:p>
             <w:pPr>
               <w:pStyle w:val="Compact"/>
@@ -5452,6 +5667,7 @@
           </w:p>
         </w:tc>
         <w:tc>
+          <w:tcPr/>
           <w:p>
             <w:pPr>
               <w:pStyle w:val="Compact"/>
@@ -5465,6 +5681,7 @@
       </w:tr>
       <w:tr>
         <w:tc>
+          <w:tcPr/>
           <w:p>
             <w:pPr>
               <w:pStyle w:val="Compact"/>
@@ -5476,6 +5693,7 @@
           </w:p>
         </w:tc>
         <w:tc>
+          <w:tcPr/>
           <w:p>
             <w:pPr>
               <w:pStyle w:val="Compact"/>
@@ -5487,6 +5705,7 @@
           </w:p>
         </w:tc>
         <w:tc>
+          <w:tcPr/>
           <w:p>
             <w:pPr>
               <w:pStyle w:val="Compact"/>
@@ -5498,6 +5717,7 @@
           </w:p>
         </w:tc>
         <w:tc>
+          <w:tcPr/>
           <w:p>
             <w:pPr>
               <w:pStyle w:val="Compact"/>
@@ -5509,6 +5729,7 @@
           </w:p>
         </w:tc>
         <w:tc>
+          <w:tcPr/>
           <w:p>
             <w:pPr>
               <w:pStyle w:val="Compact"/>
@@ -5618,6 +5839,940 @@
         <w:t xml:space="preserve">because it exposes no AVX, so the sprint 3 target and the demo host must.</w:t>
       </w:r>
     </w:p>
+    <w:bookmarkEnd w:id="33"/>
+    <w:bookmarkStart w:id="34" w:name="X3960d70a837aa849013590fd246f8cac394a3d6"/>
+    <w:p>
+      <w:pPr>
+        <w:pStyle w:val="Heading2"/>
+      </w:pPr>
+      <w:r>
+        <w:t xml:space="preserve">8.6 State on 2 October, and the week 7 checkpoint</w:t>
+      </w:r>
+    </w:p>
+    <w:p>
+      <w:pPr>
+        <w:pStyle w:val="FirstParagraph"/>
+      </w:pPr>
+      <w:r>
+        <w:t xml:space="preserve">The three items left partial at the gate needed hardware the reference VM</w:t>
+      </w:r>
+      <w:r>
+        <w:t xml:space="preserve"> </w:t>
+      </w:r>
+      <w:r>
+        <w:t xml:space="preserve">does not have: a CPU with AVX, KVM for an Android emulator, and the strip</w:t>
+      </w:r>
+      <w:r>
+        <w:t xml:space="preserve"> </w:t>
+      </w:r>
+      <w:r>
+        <w:t xml:space="preserve">display. A second host has all three. Checked against the repository on</w:t>
+      </w:r>
+      <w:r>
+        <w:t xml:space="preserve"> </w:t>
+      </w:r>
+      <w:r>
+        <w:t xml:space="preserve">2 October; every row below is in a commit of that day.</w:t>
+      </w:r>
+    </w:p>
+    <w:tbl>
+      <w:tblPr>
+        <w:tblStyle w:val="Table"/>
+        <w:tblW w:type="pct" w:w="5000"/>
+        <w:tblLook w:firstRow="1" w:lastRow="0" w:firstColumn="0" w:lastColumn="0" w:noHBand="0" w:noVBand="0" w:val="0020"/>
+        <w:jc w:val="start"/>
+      </w:tblPr>
+      <w:tblGrid>
+        <w:gridCol w:w="288"/>
+        <w:gridCol w:w="1872"/>
+        <w:gridCol w:w="1584"/>
+        <w:gridCol w:w="1440"/>
+        <w:gridCol w:w="2736"/>
+      </w:tblGrid>
+      <w:tr>
+        <w:trPr>
+          <w:tblHeader w:val="true"/>
+        </w:trPr>
+        <w:tc>
+          <w:tcPr/>
+          <w:p>
+            <w:pPr>
+              <w:pStyle w:val="Compact"/>
+              <w:jc w:val="left"/>
+            </w:pPr>
+            <w:r>
+              <w:t xml:space="preserve">#</w:t>
+            </w:r>
+          </w:p>
+        </w:tc>
+        <w:tc>
+          <w:tcPr/>
+          <w:p>
+            <w:pPr>
+              <w:pStyle w:val="Compact"/>
+              <w:jc w:val="left"/>
+            </w:pPr>
+            <w:r>
+              <w:t xml:space="preserve">Item</w:t>
+            </w:r>
+          </w:p>
+        </w:tc>
+        <w:tc>
+          <w:tcPr/>
+          <w:p>
+            <w:pPr>
+              <w:pStyle w:val="Compact"/>
+              <w:jc w:val="left"/>
+            </w:pPr>
+            <w:r>
+              <w:t xml:space="preserve">State on 23 September</w:t>
+            </w:r>
+          </w:p>
+        </w:tc>
+        <w:tc>
+          <w:tcPr/>
+          <w:p>
+            <w:pPr>
+              <w:pStyle w:val="Compact"/>
+              <w:jc w:val="left"/>
+            </w:pPr>
+            <w:r>
+              <w:t xml:space="preserve">State on 2 October</w:t>
+            </w:r>
+          </w:p>
+        </w:tc>
+        <w:tc>
+          <w:tcPr/>
+          <w:p>
+            <w:pPr>
+              <w:pStyle w:val="Compact"/>
+              <w:jc w:val="left"/>
+            </w:pPr>
+            <w:r>
+              <w:t xml:space="preserve">Checked by</w:t>
+            </w:r>
+          </w:p>
+        </w:tc>
+      </w:tr>
+      <w:tr>
+        <w:tc>
+          <w:tcPr/>
+          <w:p>
+            <w:pPr>
+              <w:pStyle w:val="Compact"/>
+              <w:jc w:val="left"/>
+            </w:pPr>
+            <w:r>
+              <w:t xml:space="preserve">3</w:t>
+            </w:r>
+          </w:p>
+        </w:tc>
+        <w:tc>
+          <w:tcPr/>
+          <w:p>
+            <w:pPr>
+              <w:pStyle w:val="Compact"/>
+              <w:jc w:val="left"/>
+            </w:pPr>
+            <w:r>
+              <w:t xml:space="preserve">UI smoke test per build</w:t>
+            </w:r>
+          </w:p>
+        </w:tc>
+        <w:tc>
+          <w:tcPr/>
+          <w:p>
+            <w:pPr>
+              <w:pStyle w:val="Compact"/>
+              <w:jc w:val="left"/>
+            </w:pPr>
+            <w:r>
+              <w:t xml:space="preserve">Partial</w:t>
+            </w:r>
+          </w:p>
+        </w:tc>
+        <w:tc>
+          <w:tcPr/>
+          <w:p>
+            <w:pPr>
+              <w:pStyle w:val="Compact"/>
+              <w:jc w:val="left"/>
+            </w:pPr>
+            <w:r>
+              <w:t xml:space="preserve">Implemented</w:t>
+            </w:r>
+          </w:p>
+        </w:tc>
+        <w:tc>
+          <w:tcPr/>
+          <w:p>
+            <w:pPr>
+              <w:pStyle w:val="Compact"/>
+              <w:jc w:val="left"/>
+            </w:pPr>
+            <w:r>
+              <w:t xml:space="preserve">Compose:</w:t>
+            </w:r>
+            <w:r>
+              <w:t xml:space="preserve"> </w:t>
+            </w:r>
+            <w:r>
+              <w:rPr>
+                <w:rStyle w:val="VerbatimChar"/>
+              </w:rPr>
+              <w:t xml:space="preserve">ClusterSmokeTest.kt</w:t>
+            </w:r>
+            <w:r>
+              <w:t xml:space="preserve"> </w:t>
+            </w:r>
+            <w:r>
+              <w:t xml:space="preserve">on the Android 16 car emulator renders an injected 87 km/h in gear 4, then the degraded form; suite check</w:t>
+            </w:r>
+            <w:r>
+              <w:t xml:space="preserve"> </w:t>
+            </w:r>
+            <w:r>
+              <w:rPr>
+                <w:rStyle w:val="VerbatimChar"/>
+              </w:rPr>
+              <w:t xml:space="preserve">compose-ui</w:t>
+            </w:r>
+          </w:p>
+        </w:tc>
+      </w:tr>
+      <w:tr>
+        <w:tc>
+          <w:tcPr/>
+          <w:p>
+            <w:pPr>
+              <w:pStyle w:val="Compact"/>
+              <w:jc w:val="left"/>
+            </w:pPr>
+            <w:r>
+              <w:t xml:space="preserve">5</w:t>
+            </w:r>
+          </w:p>
+        </w:tc>
+        <w:tc>
+          <w:tcPr/>
+          <w:p>
+            <w:pPr>
+              <w:pStyle w:val="Compact"/>
+              <w:jc w:val="left"/>
+            </w:pPr>
+            <w:r>
+              <w:t xml:space="preserve">Compose staleness display</w:t>
+            </w:r>
+          </w:p>
+        </w:tc>
+        <w:tc>
+          <w:tcPr/>
+          <w:p>
+            <w:pPr>
+              <w:pStyle w:val="Compact"/>
+              <w:jc w:val="left"/>
+            </w:pPr>
+            <w:r>
+              <w:t xml:space="preserve">Partial</w:t>
+            </w:r>
+          </w:p>
+        </w:tc>
+        <w:tc>
+          <w:tcPr/>
+          <w:p>
+            <w:pPr>
+              <w:pStyle w:val="Compact"/>
+              <w:jc w:val="left"/>
+            </w:pPr>
+            <w:r>
+              <w:t xml:space="preserve">Implemented</w:t>
+            </w:r>
+          </w:p>
+        </w:tc>
+        <w:tc>
+          <w:tcPr/>
+          <w:p>
+            <w:pPr>
+              <w:pStyle w:val="Compact"/>
+              <w:jc w:val="left"/>
+            </w:pPr>
+            <w:r>
+              <w:t xml:space="preserve">All eight criteria, as in Flutter; captures 1.4 s after the broker was stopped and after it returned (</w:t>
+            </w:r>
+            <w:r>
+              <w:rPr>
+                <w:rStyle w:val="VerbatimChar"/>
+              </w:rPr>
+              <w:t xml:space="preserve">docs/evidence/screens/</w:t>
+            </w:r>
+            <w:r>
+              <w:t xml:space="preserve">)</w:t>
+            </w:r>
+          </w:p>
+        </w:tc>
+      </w:tr>
+      <w:tr>
+        <w:tc>
+          <w:tcPr/>
+          <w:p>
+            <w:pPr>
+              <w:pStyle w:val="Compact"/>
+              <w:jc w:val="left"/>
+            </w:pPr>
+            <w:r>
+              <w:t xml:space="preserve">9</w:t>
+            </w:r>
+          </w:p>
+        </w:tc>
+        <w:tc>
+          <w:tcPr/>
+          <w:p>
+            <w:pPr>
+              <w:pStyle w:val="Compact"/>
+              <w:jc w:val="left"/>
+            </w:pPr>
+            <w:r>
+              <w:t xml:space="preserve">Driver-monitor privacy test</w:t>
+            </w:r>
+          </w:p>
+        </w:tc>
+        <w:tc>
+          <w:tcPr/>
+          <w:p>
+            <w:pPr>
+              <w:pStyle w:val="Compact"/>
+              <w:jc w:val="left"/>
+            </w:pPr>
+            <w:r>
+              <w:t xml:space="preserve">Partial</w:t>
+            </w:r>
+          </w:p>
+        </w:tc>
+        <w:tc>
+          <w:tcPr/>
+          <w:p>
+            <w:pPr>
+              <w:pStyle w:val="Compact"/>
+              <w:jc w:val="left"/>
+            </w:pPr>
+            <w:r>
+              <w:t xml:space="preserve">Implemented</w:t>
+            </w:r>
+          </w:p>
+        </w:tc>
+        <w:tc>
+          <w:tcPr/>
+          <w:p>
+            <w:pPr>
+              <w:pStyle w:val="Compact"/>
+              <w:jc w:val="left"/>
+            </w:pPr>
+            <w:r>
+              <w:rPr>
+                <w:rStyle w:val="VerbatimChar"/>
+              </w:rPr>
+              <w:t xml:space="preserve">dms-privacy</w:t>
+            </w:r>
+            <w:r>
+              <w:t xml:space="preserve"> </w:t>
+            </w:r>
+            <w:r>
+              <w:t xml:space="preserve">ran with the monitor executing for the first time. It failed, correctly, and the cause was fixed (finding 1)</w:t>
+            </w:r>
+          </w:p>
+        </w:tc>
+      </w:tr>
+      <w:tr>
+        <w:tc>
+          <w:tcPr/>
+          <w:p>
+            <w:pPr>
+              <w:pStyle w:val="Compact"/>
+              <w:jc w:val="left"/>
+            </w:pPr>
+            <w:r>
+              <w:t xml:space="preserve">15</w:t>
+            </w:r>
+          </w:p>
+        </w:tc>
+        <w:tc>
+          <w:tcPr/>
+          <w:p>
+            <w:pPr>
+              <w:pStyle w:val="Compact"/>
+              <w:jc w:val="left"/>
+            </w:pPr>
+            <w:r>
+              <w:t xml:space="preserve">Virtual CAN feeder spike</w:t>
+            </w:r>
+          </w:p>
+        </w:tc>
+        <w:tc>
+          <w:tcPr/>
+          <w:p>
+            <w:pPr>
+              <w:pStyle w:val="Compact"/>
+              <w:jc w:val="left"/>
+            </w:pPr>
+            <w:r>
+              <w:t xml:space="preserve">Implemented</w:t>
+            </w:r>
+          </w:p>
+        </w:tc>
+        <w:tc>
+          <w:tcPr/>
+          <w:p>
+            <w:pPr>
+              <w:pStyle w:val="Compact"/>
+              <w:jc w:val="left"/>
+            </w:pPr>
+            <w:r>
+              <w:t xml:space="preserve">Implemented, extended</w:t>
+            </w:r>
+          </w:p>
+        </w:tc>
+        <w:tc>
+          <w:tcPr/>
+          <w:p>
+            <w:pPr>
+              <w:pStyle w:val="Compact"/>
+              <w:jc w:val="left"/>
+            </w:pPr>
+            <w:r>
+              <w:t xml:space="preserve">The simulator can act as the vehicle’s ECUs on</w:t>
+            </w:r>
+            <w:r>
+              <w:t xml:space="preserve"> </w:t>
+            </w:r>
+            <w:r>
+              <w:rPr>
+                <w:rStyle w:val="VerbatimChar"/>
+              </w:rPr>
+              <w:t xml:space="preserve">vcan0</w:t>
+            </w:r>
+            <w:r>
+              <w:t xml:space="preserve"> </w:t>
+            </w:r>
+            <w:r>
+              <w:t xml:space="preserve">(</w:t>
+            </w:r>
+            <w:r>
+              <w:rPr>
+                <w:rStyle w:val="VerbatimChar"/>
+              </w:rPr>
+              <w:t xml:space="preserve">CAN=1 ./run.sh</w:t>
+            </w:r>
+            <w:r>
+              <w:t xml:space="preserve">);</w:t>
+            </w:r>
+            <w:r>
+              <w:t xml:space="preserve"> </w:t>
+            </w:r>
+            <w:r>
+              <w:rPr>
+                <w:rStyle w:val="VerbatimChar"/>
+              </w:rPr>
+              <w:t xml:space="preserve">can-decode</w:t>
+            </w:r>
+            <w:r>
+              <w:t xml:space="preserve"> </w:t>
+            </w:r>
+            <w:r>
+              <w:t xml:space="preserve">covers all 35 mapped signals in CI</w:t>
+            </w:r>
+          </w:p>
+        </w:tc>
+      </w:tr>
+    </w:tbl>
+    <w:p>
+      <w:pPr>
+        <w:pStyle w:val="BodyText"/>
+      </w:pPr>
+      <w:r>
+        <w:t xml:space="preserve">Definition of done for the week 6 gate (section 7), restated: 1 met, and CI</w:t>
+      </w:r>
+      <w:r>
+        <w:t xml:space="preserve"> </w:t>
+      </w:r>
+      <w:r>
+        <w:t xml:space="preserve">now actually runs the suite (finding 3); 2 met on both HMIs; 3 met with the</w:t>
+      </w:r>
+      <w:r>
+        <w:t xml:space="preserve"> </w:t>
+      </w:r>
+      <w:r>
+        <w:t xml:space="preserve">CS-3 deviation; 4 met; 5 open until the rehearsal on the strip, which this</w:t>
+      </w:r>
+      <w:r>
+        <w:t xml:space="preserve"> </w:t>
+      </w:r>
+      <w:r>
+        <w:t xml:space="preserve">host has.</w:t>
+      </w:r>
+    </w:p>
+    <w:p>
+      <w:pPr>
+        <w:pStyle w:val="BodyText"/>
+      </w:pPr>
+      <w:r>
+        <w:t xml:space="preserve">FR-13 is Implemented: both clusters consume the same 28 signals. That</w:t>
+      </w:r>
+      <w:r>
+        <w:t xml:space="preserve"> </w:t>
+      </w:r>
+      <w:r>
+        <w:t xml:space="preserve">answers decision 3 of section 8.3 by funding parity. The benchmark in the</w:t>
+      </w:r>
+      <w:r>
+        <w:t xml:space="preserve"> </w:t>
+      </w:r>
+      <w:r>
+        <w:t xml:space="preserve">deck predates it and is re-measured in sprint 4.</w:t>
+      </w:r>
+    </w:p>
+    <w:p>
+      <w:pPr>
+        <w:pStyle w:val="BodyText"/>
+      </w:pPr>
+      <w:r>
+        <w:t xml:space="preserve">Findings of the day:</w:t>
+      </w:r>
+    </w:p>
+    <w:p>
+      <w:pPr>
+        <w:numPr>
+          <w:ilvl w:val="0"/>
+          <w:numId w:val="1003"/>
+        </w:numPr>
+        <w:pStyle w:val="Compact"/>
+      </w:pPr>
+      <w:r>
+        <w:rPr>
+          <w:bCs/>
+          <w:b/>
+        </w:rPr>
+        <w:t xml:space="preserve">MediaPipe sends usage statistics to Google.</w:t>
+      </w:r>
+      <w:r>
+        <w:t xml:space="preserve"> </w:t>
+      </w:r>
+      <w:r>
+        <w:t xml:space="preserve">The driver monitor</w:t>
+      </w:r>
+      <w:r>
+        <w:t xml:space="preserve"> </w:t>
+      </w:r>
+      <w:r>
+        <w:t xml:space="preserve">resolved</w:t>
+      </w:r>
+      <w:r>
+        <w:t xml:space="preserve"> </w:t>
+      </w:r>
+      <w:r>
+        <w:rPr>
+          <w:rStyle w:val="VerbatimChar"/>
+        </w:rPr>
+        <w:t xml:space="preserve">play.googleapis.com</w:t>
+      </w:r>
+      <w:r>
+        <w:t xml:space="preserve"> </w:t>
+      </w:r>
+      <w:r>
+        <w:t xml:space="preserve">and opened HTTPS connections to it. The</w:t>
+      </w:r>
+      <w:r>
+        <w:t xml:space="preserve"> </w:t>
+      </w:r>
+      <w:r>
+        <w:t xml:space="preserve">library’s own logger, present in 0.10.35 and 1.0.1 (the versions tested), has</w:t>
+      </w:r>
+      <w:r>
+        <w:t xml:space="preserve"> </w:t>
+      </w:r>
+      <w:r>
+        <w:t xml:space="preserve">no off switch. No camera</w:t>
+      </w:r>
+      <w:r>
+        <w:t xml:space="preserve"> </w:t>
+      </w:r>
+      <w:r>
+        <w:t xml:space="preserve">data is in those reports, but CS-6 allows no socket except the broker.</w:t>
+      </w:r>
+      <w:r>
+        <w:t xml:space="preserve"> </w:t>
+      </w:r>
+      <w:r>
+        <w:t xml:space="preserve">The logger is now held on the host; PULSE-SEC-001 section 5 records the</w:t>
+      </w:r>
+      <w:r>
+        <w:t xml:space="preserve"> </w:t>
+      </w:r>
+      <w:r>
+        <w:t xml:space="preserve">finding and why the fix is a workaround.</w:t>
+      </w:r>
+    </w:p>
+    <w:p>
+      <w:pPr>
+        <w:numPr>
+          <w:ilvl w:val="0"/>
+          <w:numId w:val="1003"/>
+        </w:numPr>
+        <w:pStyle w:val="Compact"/>
+      </w:pPr>
+      <w:r>
+        <w:rPr>
+          <w:bCs/>
+          <w:b/>
+        </w:rPr>
+        <w:t xml:space="preserve">Installs drifted.</w:t>
+      </w:r>
+      <w:r>
+        <w:t xml:space="preserve"> </w:t>
+      </w:r>
+      <w:r>
+        <w:t xml:space="preserve">Two transitive packages had moved since the SBOM</w:t>
+      </w:r>
+      <w:r>
+        <w:t xml:space="preserve"> </w:t>
+      </w:r>
+      <w:r>
+        <w:t xml:space="preserve">was reviewed, so the</w:t>
+      </w:r>
+      <w:r>
+        <w:t xml:space="preserve"> </w:t>
+      </w:r>
+      <w:r>
+        <w:rPr>
+          <w:rStyle w:val="VerbatimChar"/>
+        </w:rPr>
+        <w:t xml:space="preserve">sbom</w:t>
+      </w:r>
+      <w:r>
+        <w:t xml:space="preserve"> </w:t>
+      </w:r>
+      <w:r>
+        <w:t xml:space="preserve">check failed.</w:t>
+      </w:r>
+      <w:r>
+        <w:t xml:space="preserve"> </w:t>
+      </w:r>
+      <w:r>
+        <w:rPr>
+          <w:rStyle w:val="VerbatimChar"/>
+        </w:rPr>
+        <w:t xml:space="preserve">constraints.txt</w:t>
+      </w:r>
+      <w:r>
+        <w:t xml:space="preserve"> </w:t>
+      </w:r>
+      <w:r>
+        <w:t xml:space="preserve">now pins the</w:t>
+      </w:r>
+      <w:r>
+        <w:t xml:space="preserve"> </w:t>
+      </w:r>
+      <w:r>
+        <w:t xml:space="preserve">whole resolved set; a fresh install matches the SBOM exactly.</w:t>
+      </w:r>
+    </w:p>
+    <w:p>
+      <w:pPr>
+        <w:numPr>
+          <w:ilvl w:val="0"/>
+          <w:numId w:val="1003"/>
+        </w:numPr>
+        <w:pStyle w:val="Compact"/>
+      </w:pPr>
+      <w:r>
+        <w:rPr>
+          <w:bCs/>
+          <w:b/>
+        </w:rPr>
+        <w:t xml:space="preserve">CI had never run the suite.</w:t>
+      </w:r>
+      <w:r>
+        <w:t xml:space="preserve"> </w:t>
+      </w:r>
+      <w:r>
+        <w:t xml:space="preserve">Every run since 23 September stopped at</w:t>
+      </w:r>
+      <w:r>
+        <w:t xml:space="preserve"> </w:t>
+      </w:r>
+      <w:r>
+        <w:t xml:space="preserve">a missing</w:t>
+      </w:r>
+      <w:r>
+        <w:t xml:space="preserve"> </w:t>
+      </w:r>
+      <w:r>
+        <w:rPr>
+          <w:rStyle w:val="VerbatimChar"/>
+        </w:rPr>
+        <w:t xml:space="preserve">apt-get update</w:t>
+      </w:r>
+      <w:r>
+        <w:t xml:space="preserve">. Fixed; CI also fetches VSS v6.0 so the</w:t>
+      </w:r>
+      <w:r>
+        <w:t xml:space="preserve"> </w:t>
+      </w:r>
+      <w:r>
+        <w:t xml:space="preserve">regeneration check runs there.</w:t>
+      </w:r>
+    </w:p>
+    <w:p>
+      <w:pPr>
+        <w:numPr>
+          <w:ilvl w:val="0"/>
+          <w:numId w:val="1003"/>
+        </w:numPr>
+        <w:pStyle w:val="Compact"/>
+      </w:pPr>
+      <w:r>
+        <w:rPr>
+          <w:bCs/>
+          <w:b/>
+        </w:rPr>
+        <w:t xml:space="preserve">The Compose cluster could not authenticate on Android Automotive.</w:t>
+      </w:r>
+      <w:r>
+        <w:t xml:space="preserve"> </w:t>
+      </w:r>
+      <w:r>
+        <w:t xml:space="preserve">Apps run as user 10 there, and the credential script wrote to user 0.</w:t>
+      </w:r>
+      <w:r>
+        <w:t xml:space="preserve"> </w:t>
+      </w:r>
+      <w:r>
+        <w:t xml:space="preserve">Fixed in</w:t>
+      </w:r>
+      <w:r>
+        <w:t xml:space="preserve"> </w:t>
+      </w:r>
+      <w:r>
+        <w:rPr>
+          <w:rStyle w:val="VerbatimChar"/>
+        </w:rPr>
+        <w:t xml:space="preserve">scripts/android-push-pki.sh</w:t>
+      </w:r>
+      <w:r>
+        <w:t xml:space="preserve">.</w:t>
+      </w:r>
+    </w:p>
+    <w:p>
+      <w:pPr>
+        <w:numPr>
+          <w:ilvl w:val="0"/>
+          <w:numId w:val="1003"/>
+        </w:numPr>
+        <w:pStyle w:val="Compact"/>
+      </w:pPr>
+      <w:r>
+        <w:rPr>
+          <w:bCs/>
+          <w:b/>
+        </w:rPr>
+        <w:t xml:space="preserve">The simulator did not survive a broker restart.</w:t>
+      </w:r>
+      <w:r>
+        <w:t xml:space="preserve"> </w:t>
+      </w:r>
+      <w:r>
+        <w:t xml:space="preserve">It now reconnects.</w:t>
+      </w:r>
+    </w:p>
+    <w:p>
+      <w:pPr>
+        <w:pStyle w:val="FirstParagraph"/>
+      </w:pPr>
+      <w:r>
+        <w:t xml:space="preserve">Week 7 checkpoint for sprint 3 (gate 16 October: CAN on target hardware):</w:t>
+      </w:r>
+    </w:p>
+    <w:tbl>
+      <w:tblPr>
+        <w:tblStyle w:val="Table"/>
+        <w:tblW w:type="pct" w:w="5000"/>
+        <w:tblLook w:firstRow="1" w:lastRow="0" w:firstColumn="0" w:lastColumn="0" w:noHBand="0" w:noVBand="0" w:val="0020"/>
+        <w:jc w:val="start"/>
+      </w:tblPr>
+      <w:tblGrid>
+        <w:gridCol w:w="3004"/>
+        <w:gridCol w:w="4915"/>
+      </w:tblGrid>
+      <w:tr>
+        <w:trPr>
+          <w:tblHeader w:val="true"/>
+        </w:trPr>
+        <w:tc>
+          <w:tcPr/>
+          <w:p>
+            <w:pPr>
+              <w:pStyle w:val="Compact"/>
+              <w:jc w:val="left"/>
+            </w:pPr>
+            <w:r>
+              <w:t xml:space="preserve">Sprint 3 item</w:t>
+            </w:r>
+          </w:p>
+        </w:tc>
+        <w:tc>
+          <w:tcPr/>
+          <w:p>
+            <w:pPr>
+              <w:pStyle w:val="Compact"/>
+              <w:jc w:val="left"/>
+            </w:pPr>
+            <w:r>
+              <w:t xml:space="preserve">State on 2 October</w:t>
+            </w:r>
+          </w:p>
+        </w:tc>
+      </w:tr>
+      <w:tr>
+        <w:tc>
+          <w:tcPr/>
+          <w:p>
+            <w:pPr>
+              <w:pStyle w:val="Compact"/>
+              <w:jc w:val="left"/>
+            </w:pPr>
+            <w:r>
+              <w:t xml:space="preserve">Compose staleness shown on a device</w:t>
+            </w:r>
+          </w:p>
+        </w:tc>
+        <w:tc>
+          <w:tcPr/>
+          <w:p>
+            <w:pPr>
+              <w:pStyle w:val="Compact"/>
+              <w:jc w:val="left"/>
+            </w:pPr>
+            <w:r>
+              <w:t xml:space="preserve">Done (rows 3 and 5 above)</w:t>
+            </w:r>
+          </w:p>
+        </w:tc>
+      </w:tr>
+      <w:tr>
+        <w:tc>
+          <w:tcPr/>
+          <w:p>
+            <w:pPr>
+              <w:pStyle w:val="Compact"/>
+              <w:jc w:val="left"/>
+            </w:pPr>
+            <w:r>
+              <w:t xml:space="preserve">Safety and security review</w:t>
+            </w:r>
+          </w:p>
+        </w:tc>
+        <w:tc>
+          <w:tcPr/>
+          <w:p>
+            <w:pPr>
+              <w:pStyle w:val="Compact"/>
+              <w:jc w:val="left"/>
+            </w:pPr>
+            <w:r>
+              <w:t xml:space="preserve">Not held. Needs the two managers’ calendars</w:t>
+            </w:r>
+          </w:p>
+        </w:tc>
+      </w:tr>
+      <w:tr>
+        <w:tc>
+          <w:tcPr/>
+          <w:p>
+            <w:pPr>
+              <w:pStyle w:val="Compact"/>
+              <w:jc w:val="left"/>
+            </w:pPr>
+            <w:r>
+              <w:t xml:space="preserve">Physical CAN bus behind the same contract</w:t>
+            </w:r>
+          </w:p>
+        </w:tc>
+        <w:tc>
+          <w:tcPr/>
+          <w:p>
+            <w:pPr>
+              <w:pStyle w:val="Compact"/>
+              <w:jc w:val="left"/>
+            </w:pPr>
+            <w:r>
+              <w:t xml:space="preserve">Virtual path complete; CAN HAT not started. The provider, DBC and checks do not change for</w:t>
+            </w:r>
+            <w:r>
+              <w:t xml:space="preserve"> </w:t>
+            </w:r>
+            <w:r>
+              <w:rPr>
+                <w:rStyle w:val="VerbatimChar"/>
+              </w:rPr>
+              <w:t xml:space="preserve">can0</w:t>
+            </w:r>
+          </w:p>
+        </w:tc>
+      </w:tr>
+      <w:tr>
+        <w:tc>
+          <w:tcPr/>
+          <w:p>
+            <w:pPr>
+              <w:pStyle w:val="Compact"/>
+              <w:jc w:val="left"/>
+            </w:pPr>
+            <w:r>
+              <w:t xml:space="preserve">Raspberry Pi 5 baseline</w:t>
+            </w:r>
+          </w:p>
+        </w:tc>
+        <w:tc>
+          <w:tcPr/>
+          <w:p>
+            <w:pPr>
+              <w:pStyle w:val="Compact"/>
+              <w:jc w:val="left"/>
+            </w:pPr>
+            <w:r>
+              <w:t xml:space="preserve">Not started. No board recorded as ordered. It must expose the CPU features the driver monitor needs (finding of 23 September)</w:t>
+            </w:r>
+          </w:p>
+        </w:tc>
+      </w:tr>
+    </w:tbl>
+    <w:p>
+      <w:pPr>
+        <w:pStyle w:val="BodyText"/>
+      </w:pPr>
+      <w:r>
+        <w:t xml:space="preserve">Decisions still open from the review: book the safety and security review;</w:t>
+      </w:r>
+      <w:r>
+        <w:t xml:space="preserve"> </w:t>
+      </w:r>
+      <w:r>
+        <w:t xml:space="preserve">order the Pi 5 (8 GB as PULSE-SAD-001 section 7.2 specifies, or 16 GB with</w:t>
+      </w:r>
+      <w:r>
+        <w:t xml:space="preserve"> </w:t>
+      </w:r>
+      <w:r>
+        <w:t xml:space="preserve">that line changed); change the wording of CS-3 or plan a broker with</w:t>
+      </w:r>
+      <w:r>
+        <w:t xml:space="preserve"> </w:t>
+      </w:r>
+      <w:r>
+        <w:t xml:space="preserve">client-certificate support.</w:t>
+      </w:r>
+    </w:p>
+    <w:bookmarkEnd w:id="34"/>
+    <w:bookmarkEnd w:id="35"/>
     <w:sectPr/>
   </w:body>
 </w:document>
@@ -5649,17 +6804,14 @@
 <file path=word/numbering.xml><?xml version="1.0" encoding="utf-8"?>
 <w:numbering xmlns:w="http://schemas.openxmlformats.org/wordprocessingml/2006/main">
   <w:abstractNum w:abstractNumId="990">
-    <w:nsid w:val="170cd2de"/>
+    <w:nsid w:val="A990"/>
     <w:multiLevelType w:val="multilevel"/>
     <w:lvl w:ilvl="0">
       <w:numFmt w:val="bullet"/>
       <w:lvlText w:val=" "/>
       <w:lvlJc w:val="left"/>
       <w:pPr>
-        <w:tabs>
-          <w:tab w:val="num" w:pos="0"/>
-        </w:tabs>
-        <w:ind w:left="480" w:hanging="480"/>
+        <w:ind w:left="720" w:hanging="480"/>
       </w:pPr>
     </w:lvl>
     <w:lvl w:ilvl="1">
@@ -5667,10 +6819,7 @@
       <w:lvlText w:val=" "/>
       <w:lvlJc w:val="left"/>
       <w:pPr>
-        <w:tabs>
-          <w:tab w:val="num" w:pos="720"/>
-        </w:tabs>
-        <w:ind w:left="1200" w:hanging="480"/>
+        <w:ind w:left="1440" w:hanging="480"/>
       </w:pPr>
     </w:lvl>
     <w:lvl w:ilvl="2">
@@ -5678,10 +6827,7 @@
       <w:lvlText w:val=" "/>
       <w:lvlJc w:val="left"/>
       <w:pPr>
-        <w:tabs>
-          <w:tab w:val="num" w:pos="1440"/>
-        </w:tabs>
-        <w:ind w:left="1920" w:hanging="480"/>
+        <w:ind w:left="2160" w:hanging="480"/>
       </w:pPr>
     </w:lvl>
     <w:lvl w:ilvl="3">
@@ -5689,10 +6835,7 @@
       <w:lvlText w:val=" "/>
       <w:lvlJc w:val="left"/>
       <w:pPr>
-        <w:tabs>
-          <w:tab w:val="num" w:pos="2160"/>
-        </w:tabs>
-        <w:ind w:left="2640" w:hanging="480"/>
+        <w:ind w:left="2880" w:hanging="480"/>
       </w:pPr>
     </w:lvl>
     <w:lvl w:ilvl="4">
@@ -5700,10 +6843,7 @@
       <w:lvlText w:val=" "/>
       <w:lvlJc w:val="left"/>
       <w:pPr>
-        <w:tabs>
-          <w:tab w:val="num" w:pos="2880"/>
-        </w:tabs>
-        <w:ind w:left="3360" w:hanging="480"/>
+        <w:ind w:left="3600" w:hanging="480"/>
       </w:pPr>
     </w:lvl>
     <w:lvl w:ilvl="5">
@@ -5711,10 +6851,7 @@
       <w:lvlText w:val=" "/>
       <w:lvlJc w:val="left"/>
       <w:pPr>
-        <w:tabs>
-          <w:tab w:val="num" w:pos="3600"/>
-        </w:tabs>
-        <w:ind w:left="4080" w:hanging="480"/>
+        <w:ind w:left="4320" w:hanging="480"/>
       </w:pPr>
     </w:lvl>
     <w:lvl w:ilvl="6">
@@ -5722,10 +6859,7 @@
       <w:lvlText w:val=" "/>
       <w:lvlJc w:val="left"/>
       <w:pPr>
-        <w:tabs>
-          <w:tab w:val="num" w:pos="4320"/>
-        </w:tabs>
-        <w:ind w:left="4800" w:hanging="480"/>
+        <w:ind w:left="5040" w:hanging="480"/>
       </w:pPr>
     </w:lvl>
     <w:lvl w:ilvl="7">
@@ -5733,10 +6867,7 @@
       <w:lvlText w:val=" "/>
       <w:lvlJc w:val="left"/>
       <w:pPr>
-        <w:tabs>
-          <w:tab w:val="num" w:pos="5040"/>
-        </w:tabs>
-        <w:ind w:left="5520" w:hanging="480"/>
+        <w:ind w:left="5760" w:hanging="480"/>
       </w:pPr>
     </w:lvl>
     <w:lvl w:ilvl="8">
@@ -5744,118 +6875,12 @@
       <w:lvlText w:val=" "/>
       <w:lvlJc w:val="left"/>
       <w:pPr>
-        <w:tabs>
-          <w:tab w:val="num" w:pos="5760"/>
-        </w:tabs>
-        <w:ind w:left="6240" w:hanging="480"/>
-      </w:pPr>
-    </w:lvl>
-  </w:abstractNum>
-  <w:abstractNum w:abstractNumId="990">
-    <w:nsid w:val="2c1ae401"/>
-    <w:multiLevelType w:val="multilevel"/>
-    <w:lvl w:ilvl="0">
-      <w:numFmt w:val="bullet"/>
-      <w:lvlText w:val=" "/>
-      <w:lvlJc w:val="left"/>
-      <w:pPr>
-        <w:tabs>
-          <w:tab w:val="num" w:pos="0"/>
-        </w:tabs>
-        <w:ind w:left="480" w:hanging="480"/>
-      </w:pPr>
-    </w:lvl>
-    <w:lvl w:ilvl="1">
-      <w:numFmt w:val="bullet"/>
-      <w:lvlText w:val=" "/>
-      <w:lvlJc w:val="left"/>
-      <w:pPr>
-        <w:tabs>
-          <w:tab w:val="num" w:pos="720"/>
-        </w:tabs>
-        <w:ind w:left="1200" w:hanging="480"/>
-      </w:pPr>
-    </w:lvl>
-    <w:lvl w:ilvl="2">
-      <w:numFmt w:val="bullet"/>
-      <w:lvlText w:val=" "/>
-      <w:lvlJc w:val="left"/>
-      <w:pPr>
-        <w:tabs>
-          <w:tab w:val="num" w:pos="1440"/>
-        </w:tabs>
-        <w:ind w:left="1920" w:hanging="480"/>
-      </w:pPr>
-    </w:lvl>
-    <w:lvl w:ilvl="3">
-      <w:numFmt w:val="bullet"/>
-      <w:lvlText w:val=" "/>
-      <w:lvlJc w:val="left"/>
-      <w:pPr>
-        <w:tabs>
-          <w:tab w:val="num" w:pos="2160"/>
-        </w:tabs>
-        <w:ind w:left="2640" w:hanging="480"/>
-      </w:pPr>
-    </w:lvl>
-    <w:lvl w:ilvl="4">
-      <w:numFmt w:val="bullet"/>
-      <w:lvlText w:val=" "/>
-      <w:lvlJc w:val="left"/>
-      <w:pPr>
-        <w:tabs>
-          <w:tab w:val="num" w:pos="2880"/>
-        </w:tabs>
-        <w:ind w:left="3360" w:hanging="480"/>
-      </w:pPr>
-    </w:lvl>
-    <w:lvl w:ilvl="5">
-      <w:numFmt w:val="bullet"/>
-      <w:lvlText w:val=" "/>
-      <w:lvlJc w:val="left"/>
-      <w:pPr>
-        <w:tabs>
-          <w:tab w:val="num" w:pos="3600"/>
-        </w:tabs>
-        <w:ind w:left="4080" w:hanging="480"/>
-      </w:pPr>
-    </w:lvl>
-    <w:lvl w:ilvl="6">
-      <w:numFmt w:val="bullet"/>
-      <w:lvlText w:val=" "/>
-      <w:lvlJc w:val="left"/>
-      <w:pPr>
-        <w:tabs>
-          <w:tab w:val="num" w:pos="4320"/>
-        </w:tabs>
-        <w:ind w:left="4800" w:hanging="480"/>
-      </w:pPr>
-    </w:lvl>
-    <w:lvl w:ilvl="7">
-      <w:numFmt w:val="bullet"/>
-      <w:lvlText w:val=" "/>
-      <w:lvlJc w:val="left"/>
-      <w:pPr>
-        <w:tabs>
-          <w:tab w:val="num" w:pos="5040"/>
-        </w:tabs>
-        <w:ind w:left="5520" w:hanging="480"/>
-      </w:pPr>
-    </w:lvl>
-    <w:lvl w:ilvl="8">
-      <w:numFmt w:val="bullet"/>
-      <w:lvlText w:val=" "/>
-      <w:lvlJc w:val="left"/>
-      <w:pPr>
-        <w:tabs>
-          <w:tab w:val="num" w:pos="5760"/>
-        </w:tabs>
-        <w:ind w:left="6240" w:hanging="480"/>
+        <w:ind w:left="6480" w:hanging="480"/>
       </w:pPr>
     </w:lvl>
   </w:abstractNum>
   <w:abstractNum w:abstractNumId="99411">
-    <w:nsid w:val="ea454b4c"/>
+    <w:nsid w:val="A99411"/>
     <w:multiLevelType w:val="multilevel"/>
     <w:lvl w:ilvl="0">
       <w:start w:val="1"/>
@@ -5863,10 +6888,7 @@
       <w:lvlText w:val="%1."/>
       <w:lvlJc w:val="left"/>
       <w:pPr>
-        <w:tabs>
-          <w:tab w:val="num" w:pos="0"/>
-        </w:tabs>
-        <w:ind w:left="480" w:hanging="480"/>
+        <w:ind w:left="720" w:hanging="480"/>
       </w:pPr>
     </w:lvl>
     <w:lvl w:ilvl="1">
@@ -5875,10 +6897,7 @@
       <w:lvlText w:val="%2."/>
       <w:lvlJc w:val="left"/>
       <w:pPr>
-        <w:tabs>
-          <w:tab w:val="num" w:pos="720"/>
-        </w:tabs>
-        <w:ind w:left="1200" w:hanging="480"/>
+        <w:ind w:left="1440" w:hanging="480"/>
       </w:pPr>
     </w:lvl>
     <w:lvl w:ilvl="2">
@@ -5887,10 +6906,7 @@
       <w:lvlText w:val="%3."/>
       <w:lvlJc w:val="left"/>
       <w:pPr>
-        <w:tabs>
-          <w:tab w:val="num" w:pos="1440"/>
-        </w:tabs>
-        <w:ind w:left="1920" w:hanging="480"/>
+        <w:ind w:left="2160" w:hanging="480"/>
       </w:pPr>
     </w:lvl>
     <w:lvl w:ilvl="3">
@@ -5899,10 +6915,7 @@
       <w:lvlText w:val="%4."/>
       <w:lvlJc w:val="left"/>
       <w:pPr>
-        <w:tabs>
-          <w:tab w:val="num" w:pos="2160"/>
-        </w:tabs>
-        <w:ind w:left="2640" w:hanging="480"/>
+        <w:ind w:left="2880" w:hanging="480"/>
       </w:pPr>
     </w:lvl>
     <w:lvl w:ilvl="4">
@@ -5911,10 +6924,7 @@
       <w:lvlText w:val="%5."/>
       <w:lvlJc w:val="left"/>
       <w:pPr>
-        <w:tabs>
-          <w:tab w:val="num" w:pos="2880"/>
-        </w:tabs>
-        <w:ind w:left="3360" w:hanging="480"/>
+        <w:ind w:left="3600" w:hanging="480"/>
       </w:pPr>
     </w:lvl>
     <w:lvl w:ilvl="5">
@@ -5923,10 +6933,7 @@
       <w:lvlText w:val="%6."/>
       <w:lvlJc w:val="left"/>
       <w:pPr>
-        <w:tabs>
-          <w:tab w:val="num" w:pos="3600"/>
-        </w:tabs>
-        <w:ind w:left="4080" w:hanging="480"/>
+        <w:ind w:left="4320" w:hanging="480"/>
       </w:pPr>
     </w:lvl>
     <w:lvl w:ilvl="6">
@@ -5935,10 +6942,7 @@
       <w:lvlText w:val="%7."/>
       <w:lvlJc w:val="left"/>
       <w:pPr>
-        <w:tabs>
-          <w:tab w:val="num" w:pos="4320"/>
-        </w:tabs>
-        <w:ind w:left="4800" w:hanging="480"/>
+        <w:ind w:left="5040" w:hanging="480"/>
       </w:pPr>
     </w:lvl>
     <w:lvl w:ilvl="7">
@@ -5947,10 +6951,7 @@
       <w:lvlText w:val="%8."/>
       <w:lvlJc w:val="left"/>
       <w:pPr>
-        <w:tabs>
-          <w:tab w:val="num" w:pos="5040"/>
-        </w:tabs>
-        <w:ind w:left="5520" w:hanging="480"/>
+        <w:ind w:left="5760" w:hanging="480"/>
       </w:pPr>
     </w:lvl>
     <w:lvl w:ilvl="8">
@@ -5959,25 +6960,19 @@
       <w:lvlText w:val="%9."/>
       <w:lvlJc w:val="left"/>
       <w:pPr>
-        <w:tabs>
-          <w:tab w:val="num" w:pos="5760"/>
-        </w:tabs>
-        <w:ind w:left="6240" w:hanging="480"/>
+        <w:ind w:left="6480" w:hanging="480"/>
       </w:pPr>
     </w:lvl>
   </w:abstractNum>
   <w:abstractNum w:abstractNumId="991">
-    <w:nsid w:val="71315dca"/>
+    <w:nsid w:val="A991"/>
     <w:multiLevelType w:val="multilevel"/>
     <w:lvl w:ilvl="0">
       <w:numFmt w:val="bullet"/>
       <w:lvlText w:val="•"/>
       <w:lvlJc w:val="left"/>
       <w:pPr>
-        <w:tabs>
-          <w:tab w:val="num" w:pos="0"/>
-        </w:tabs>
-        <w:ind w:left="480" w:hanging="480"/>
+        <w:ind w:left="720" w:hanging="480"/>
       </w:pPr>
     </w:lvl>
     <w:lvl w:ilvl="1">
@@ -5985,10 +6980,7 @@
       <w:lvlText w:val="–"/>
       <w:lvlJc w:val="left"/>
       <w:pPr>
-        <w:tabs>
-          <w:tab w:val="num" w:pos="720"/>
-        </w:tabs>
-        <w:ind w:left="1200" w:hanging="480"/>
+        <w:ind w:left="1440" w:hanging="480"/>
       </w:pPr>
     </w:lvl>
     <w:lvl w:ilvl="2">
@@ -5996,10 +6988,7 @@
       <w:lvlText w:val="•"/>
       <w:lvlJc w:val="left"/>
       <w:pPr>
-        <w:tabs>
-          <w:tab w:val="num" w:pos="1440"/>
-        </w:tabs>
-        <w:ind w:left="1920" w:hanging="480"/>
+        <w:ind w:left="2160" w:hanging="480"/>
       </w:pPr>
     </w:lvl>
     <w:lvl w:ilvl="3">
@@ -6007,10 +6996,7 @@
       <w:lvlText w:val="–"/>
       <w:lvlJc w:val="left"/>
       <w:pPr>
-        <w:tabs>
-          <w:tab w:val="num" w:pos="2160"/>
-        </w:tabs>
-        <w:ind w:left="2640" w:hanging="480"/>
+        <w:ind w:left="2880" w:hanging="480"/>
       </w:pPr>
     </w:lvl>
     <w:lvl w:ilvl="4">
@@ -6018,10 +7004,7 @@
       <w:lvlText w:val="•"/>
       <w:lvlJc w:val="left"/>
       <w:pPr>
-        <w:tabs>
-          <w:tab w:val="num" w:pos="2880"/>
-        </w:tabs>
-        <w:ind w:left="3360" w:hanging="480"/>
+        <w:ind w:left="3600" w:hanging="480"/>
       </w:pPr>
     </w:lvl>
     <w:lvl w:ilvl="5">
@@ -6029,10 +7012,7 @@
       <w:lvlText w:val="–"/>
       <w:lvlJc w:val="left"/>
       <w:pPr>
-        <w:tabs>
-          <w:tab w:val="num" w:pos="3600"/>
-        </w:tabs>
-        <w:ind w:left="4080" w:hanging="480"/>
+        <w:ind w:left="4320" w:hanging="480"/>
       </w:pPr>
     </w:lvl>
     <w:lvl w:ilvl="6">
@@ -6040,10 +7020,7 @@
       <w:lvlText w:val="•"/>
       <w:lvlJc w:val="left"/>
       <w:pPr>
-        <w:tabs>
-          <w:tab w:val="num" w:pos="4320"/>
-        </w:tabs>
-        <w:ind w:left="4800" w:hanging="480"/>
+        <w:ind w:left="5040" w:hanging="480"/>
       </w:pPr>
     </w:lvl>
     <w:lvl w:ilvl="7">
@@ -6051,10 +7028,7 @@
       <w:lvlText w:val="–"/>
       <w:lvlJc w:val="left"/>
       <w:pPr>
-        <w:tabs>
-          <w:tab w:val="num" w:pos="5040"/>
-        </w:tabs>
-        <w:ind w:left="5520" w:hanging="480"/>
+        <w:ind w:left="5760" w:hanging="480"/>
       </w:pPr>
     </w:lvl>
     <w:lvl w:ilvl="8">
@@ -6062,16 +7036,10 @@
       <w:lvlText w:val="•"/>
       <w:lvlJc w:val="left"/>
       <w:pPr>
-        <w:tabs>
-          <w:tab w:val="num" w:pos="5760"/>
-        </w:tabs>
-        <w:ind w:left="6240" w:hanging="480"/>
+        <w:ind w:left="6480" w:hanging="480"/>
       </w:pPr>
     </w:lvl>
   </w:abstractNum>
-  <w:num w:numId="1000">
-    <w:abstractNumId w:val="990"/>
-  </w:num>
   <w:num w:numId="1000">
     <w:abstractNumId w:val="990"/>
   </w:num>
@@ -6108,6 +7076,36 @@
   <w:num w:numId="1002">
     <w:abstractNumId w:val="991"/>
   </w:num>
+  <w:num w:numId="1003">
+    <w:abstractNumId w:val="99411"/>
+    <w:lvlOverride w:ilvl="0">
+      <w:startOverride w:val="1"/>
+    </w:lvlOverride>
+    <w:lvlOverride w:ilvl="1">
+      <w:startOverride w:val="1"/>
+    </w:lvlOverride>
+    <w:lvlOverride w:ilvl="2">
+      <w:startOverride w:val="1"/>
+    </w:lvlOverride>
+    <w:lvlOverride w:ilvl="3">
+      <w:startOverride w:val="1"/>
+    </w:lvlOverride>
+    <w:lvlOverride w:ilvl="4">
+      <w:startOverride w:val="1"/>
+    </w:lvlOverride>
+    <w:lvlOverride w:ilvl="5">
+      <w:startOverride w:val="1"/>
+    </w:lvlOverride>
+    <w:lvlOverride w:ilvl="6">
+      <w:startOverride w:val="1"/>
+    </w:lvlOverride>
+    <w:lvlOverride w:ilvl="7">
+      <w:startOverride w:val="1"/>
+    </w:lvlOverride>
+    <w:lvlOverride w:ilvl="8">
+      <w:startOverride w:val="1"/>
+    </w:lvlOverride>
+  </w:num>
 </w:numbering>
 </file>
 
@@ -6116,10 +7114,10 @@
   <w:docDefaults>
     <w:rPrDefault>
       <w:rPr>
-        <w:rFonts w:asciiTheme="minorHAnsi" w:eastAsiaTheme="minorHAnsi" w:hAnsiTheme="minorHAnsi" w:cstheme="minorBidi"/>
+        <w:rFonts w:asciiTheme="minorHAnsi" w:cstheme="minorBidi" w:eastAsiaTheme="minorHAnsi" w:hAnsiTheme="minorHAnsi"/>
         <w:sz w:val="24"/>
         <w:szCs w:val="24"/>
-        <w:lang w:val="en-US" w:eastAsia="en-US" w:bidi="ar-SA"/>
+        <w:lang w:bidi="ar-SA" w:eastAsia="en-US" w:val="en-US"/>
       </w:rPr>
     </w:rPrDefault>
     <w:pPrDefault>
@@ -6128,35 +7126,35 @@
       </w:pPr>
     </w:pPrDefault>
   </w:docDefaults>
-  <w:latentStyles w:defLockedState="0" w:defUIPriority="0" w:defSemiHidden="0" w:defUnhideWhenUsed="0" w:defQFormat="0" w:count="276"/>
-  <w:style w:type="paragraph" w:default="1" w:styleId="Normal">
+  <w:latentStyles w:count="276" w:defLockedState="0" w:defQFormat="0" w:defSemiHidden="0" w:defUIPriority="0" w:defUnhideWhenUsed="0"/>
+  <w:style w:default="1" w:styleId="Normal" w:type="paragraph">
     <w:name w:val="Normal"/>
     <w:qFormat/>
   </w:style>
-  <w:style w:type="paragraph" w:styleId="BodyText">
+  <w:style w:styleId="BodyText" w:type="paragraph">
     <w:name w:val="Body Text"/>
     <w:basedOn w:val="Normal"/>
     <w:link w:val="BodyTextChar"/>
     <w:pPr>
-      <w:spacing w:before="180" w:after="180"/>
+      <w:spacing w:after="180" w:before="180"/>
     </w:pPr>
     <w:qFormat/>
   </w:style>
-  <w:style w:type="paragraph" w:customStyle="1" w:styleId="FirstParagraph">
+  <w:style w:customStyle="1" w:styleId="FirstParagraph" w:type="paragraph">
     <w:name w:val="First Paragraph"/>
     <w:basedOn w:val="BodyText"/>
     <w:next w:val="BodyText"/>
     <w:qFormat/>
   </w:style>
-  <w:style w:type="paragraph" w:customStyle="1" w:styleId="Compact">
+  <w:style w:customStyle="1" w:styleId="Compact" w:type="paragraph">
     <w:name w:val="Compact"/>
     <w:basedOn w:val="BodyText"/>
     <w:qFormat/>
     <w:pPr>
-      <w:spacing w:before="36" w:after="36"/>
+      <w:spacing w:after="36" w:before="36"/>
     </w:pPr>
   </w:style>
-  <w:style w:type="paragraph" w:styleId="Title">
+  <w:style w:styleId="Title" w:type="paragraph">
     <w:name w:val="Title"/>
     <w:basedOn w:val="Normal"/>
     <w:next w:val="BodyText"/>
@@ -6164,19 +7162,19 @@
     <w:pPr>
       <w:keepNext/>
       <w:keepLines/>
-      <w:spacing w:before="480" w:after="240"/>
+      <w:spacing w:after="240" w:before="480"/>
       <w:jc w:val="center"/>
     </w:pPr>
     <w:rPr>
-      <w:rFonts w:asciiTheme="majorHAnsi" w:eastAsiaTheme="majorEastAsia" w:hAnsiTheme="majorHAnsi" w:cstheme="majorBidi"/>
+      <w:rFonts w:asciiTheme="majorHAnsi" w:cstheme="majorBidi" w:eastAsiaTheme="majorEastAsia" w:hAnsiTheme="majorHAnsi"/>
       <w:b/>
       <w:bCs/>
-      <w:color w:val="345A8A" w:themeColor="accent1" w:themeShade="B5"/>
+      <w:color w:themeColor="accent1" w:themeShade="B5" w:val="345A8A"/>
       <w:sz w:val="36"/>
       <w:szCs w:val="36"/>
     </w:rPr>
   </w:style>
-  <w:style w:type="paragraph" w:styleId="Subtitle">
+  <w:style w:styleId="Subtitle" w:type="paragraph">
     <w:name w:val="Subtitle"/>
     <w:basedOn w:val="Title"/>
     <w:next w:val="BodyText"/>
@@ -6184,7 +7182,7 @@
     <w:pPr>
       <w:keepNext/>
       <w:keepLines/>
-      <w:spacing w:before="240" w:after="240"/>
+      <w:spacing w:after="240" w:before="240"/>
       <w:jc w:val="center"/>
     </w:pPr>
     <w:rPr>
@@ -6192,7 +7190,7 @@
       <w:szCs w:val="30"/>
     </w:rPr>
   </w:style>
-  <w:style w:type="paragraph" w:customStyle="1" w:styleId="Author">
+  <w:style w:customStyle="1" w:styleId="Author" w:type="paragraph">
     <w:name w:val="Author"/>
     <w:next w:val="BodyText"/>
     <w:qFormat/>
@@ -6202,7 +7200,7 @@
       <w:jc w:val="center"/>
     </w:pPr>
   </w:style>
-  <w:style w:type="paragraph" w:styleId="Date">
+  <w:style w:styleId="Date" w:type="paragraph">
     <w:name w:val="Date"/>
     <w:next w:val="BodyText"/>
     <w:qFormat/>
@@ -6212,7 +7210,26 @@
       <w:jc w:val="center"/>
     </w:pPr>
   </w:style>
-  <w:style w:type="paragraph" w:customStyle="1" w:styleId="Abstract">
+  <w:style w:customStyle="1" w:styleId="AbstractTitle" w:type="paragraph">
+    <w:name w:val="Abstract Title"/>
+    <w:basedOn w:val="Normal"/>
+    <w:next w:val="Abstract"/>
+    <w:qFormat/>
+    <w:pPr>
+      <w:keepNext/>
+      <w:keepLines/>
+      <w:jc w:val="center"/>
+      <w:spacing w:after="0" w:before="300"/>
+    </w:pPr>
+    <w:rPr>
+      <w:sz w:val="20"/>
+      <w:szCs w:val="20"/>
+      <w:b/>
+      <w:color w:val="345A8A"/>
+      &gt;
+    </w:rPr>
+  </w:style>
+  <w:style w:customStyle="1" w:styleId="Abstract" w:type="paragraph">
     <w:name w:val="Abstract"/>
     <w:basedOn w:val="Normal"/>
     <w:next w:val="BodyText"/>
@@ -6220,14 +7237,14 @@
     <w:pPr>
       <w:keepNext/>
       <w:keepLines/>
-      <w:spacing w:before="300" w:after="300"/>
+      <w:spacing w:after="300" w:before="100"/>
     </w:pPr>
     <w:rPr>
       <w:sz w:val="20"/>
       <w:szCs w:val="20"/>
     </w:rPr>
   </w:style>
-  <w:style w:type="paragraph" w:styleId="Bibliography">
+  <w:style w:styleId="Bibliography" w:type="paragraph">
     <w:name w:val="Bibliography"/>
     <w:basedOn w:val="Normal"/>
     <w:next w:val="Bibliography"/>
@@ -6235,7 +7252,7 @@
     <w:pPr/>
     <w:rPr/>
   </w:style>
-  <w:style w:type="paragraph" w:styleId="Heading1">
+  <w:style w:styleId="Heading1" w:type="paragraph">
     <w:name w:val="Heading 1"/>
     <w:basedOn w:val="Normal"/>
     <w:next w:val="BodyText"/>
@@ -6244,19 +7261,19 @@
     <w:pPr>
       <w:keepNext/>
       <w:keepLines/>
-      <w:spacing w:before="480" w:after="0"/>
+      <w:spacing w:after="0" w:before="480"/>
       <w:outlineLvl w:val="0"/>
     </w:pPr>
     <w:rPr>
-      <w:rFonts w:asciiTheme="majorHAnsi" w:eastAsiaTheme="majorEastAsia" w:hAnsiTheme="majorHAnsi" w:cstheme="majorBidi"/>
+      <w:rFonts w:asciiTheme="majorHAnsi" w:cstheme="majorBidi" w:eastAsiaTheme="majorEastAsia" w:hAnsiTheme="majorHAnsi"/>
       <w:b/>
       <w:bCs/>
-      <w:color w:val="345A8A" w:themeColor="accent1" w:themeShade="B5"/>
+      <w:color w:themeColor="accent1" w:val="4F81BD"/>
       <w:sz w:val="32"/>
       <w:szCs w:val="32"/>
     </w:rPr>
   </w:style>
-  <w:style w:type="paragraph" w:styleId="Heading2">
+  <w:style w:styleId="Heading2" w:type="paragraph">
     <w:name w:val="Heading 2"/>
     <w:basedOn w:val="Normal"/>
     <w:next w:val="BodyText"/>
@@ -6266,19 +7283,19 @@
     <w:pPr>
       <w:keepNext/>
       <w:keepLines/>
-      <w:spacing w:before="200" w:after="0"/>
+      <w:spacing w:after="0" w:before="200"/>
       <w:outlineLvl w:val="1"/>
     </w:pPr>
     <w:rPr>
-      <w:rFonts w:asciiTheme="majorHAnsi" w:eastAsiaTheme="majorEastAsia" w:hAnsiTheme="majorHAnsi" w:cstheme="majorBidi"/>
+      <w:rFonts w:asciiTheme="majorHAnsi" w:cstheme="majorBidi" w:eastAsiaTheme="majorEastAsia" w:hAnsiTheme="majorHAnsi"/>
       <w:b/>
       <w:bCs/>
-      <w:color w:val="4F81BD" w:themeColor="accent1"/>
-      <w:sz w:val="32"/>
-      <w:szCs w:val="32"/>
+      <w:color w:themeColor="accent1" w:val="4F81BD"/>
+      <w:sz w:val="28"/>
+      <w:szCs w:val="28"/>
     </w:rPr>
   </w:style>
-  <w:style w:type="paragraph" w:styleId="Heading3">
+  <w:style w:styleId="Heading3" w:type="paragraph">
     <w:name w:val="Heading 3"/>
     <w:basedOn w:val="Normal"/>
     <w:next w:val="BodyText"/>
@@ -6288,19 +7305,19 @@
     <w:pPr>
       <w:keepNext/>
       <w:keepLines/>
-      <w:spacing w:before="200" w:after="0"/>
+      <w:spacing w:after="0" w:before="200"/>
       <w:outlineLvl w:val="2"/>
     </w:pPr>
     <w:rPr>
-      <w:rFonts w:asciiTheme="majorHAnsi" w:eastAsiaTheme="majorEastAsia" w:hAnsiTheme="majorHAnsi" w:cstheme="majorBidi"/>
+      <w:rFonts w:asciiTheme="majorHAnsi" w:cstheme="majorBidi" w:eastAsiaTheme="majorEastAsia" w:hAnsiTheme="majorHAnsi"/>
       <w:b/>
       <w:bCs/>
-      <w:color w:val="4F81BD" w:themeColor="accent1"/>
-      <w:sz w:val="28"/>
-      <w:szCs w:val="28"/>
+      <w:color w:themeColor="accent1" w:val="4F81BD"/>
+      <w:sz w:val="24"/>
+      <w:szCs w:val="24"/>
     </w:rPr>
   </w:style>
-  <w:style w:type="paragraph" w:styleId="Heading4">
+  <w:style w:styleId="Heading4" w:type="paragraph">
     <w:name w:val="Heading 4"/>
     <w:basedOn w:val="Normal"/>
     <w:next w:val="BodyText"/>
@@ -6310,19 +7327,19 @@
     <w:pPr>
       <w:keepNext/>
       <w:keepLines/>
-      <w:spacing w:before="200" w:after="0"/>
+      <w:spacing w:after="0" w:before="200"/>
       <w:outlineLvl w:val="3"/>
     </w:pPr>
     <w:rPr>
-      <w:rFonts w:asciiTheme="majorHAnsi" w:eastAsiaTheme="majorEastAsia" w:hAnsiTheme="majorHAnsi" w:cstheme="majorBidi"/>
-      <w:b/>
+      <w:rFonts w:asciiTheme="majorHAnsi" w:cstheme="majorBidi" w:eastAsiaTheme="majorEastAsia" w:hAnsiTheme="majorHAnsi"/>
+      <w:i/>
       <w:bCs/>
-      <w:color w:val="4F81BD" w:themeColor="accent1"/>
+      <w:color w:themeColor="accent1" w:val="4F81BD"/>
       <w:sz w:val="24"/>
       <w:szCs w:val="24"/>
     </w:rPr>
   </w:style>
-  <w:style w:type="paragraph" w:styleId="Heading5">
+  <w:style w:styleId="Heading5" w:type="paragraph">
     <w:name w:val="Heading 5"/>
     <w:basedOn w:val="Normal"/>
     <w:next w:val="BodyText"/>
@@ -6332,19 +7349,18 @@
     <w:pPr>
       <w:keepNext/>
       <w:keepLines/>
-      <w:spacing w:before="200" w:after="0"/>
+      <w:spacing w:after="0" w:before="200"/>
       <w:outlineLvl w:val="4"/>
     </w:pPr>
     <w:rPr>
-      <w:rFonts w:asciiTheme="majorHAnsi" w:eastAsiaTheme="majorEastAsia" w:hAnsiTheme="majorHAnsi" w:cstheme="majorBidi"/>
-      <w:i/>
+      <w:rFonts w:asciiTheme="majorHAnsi" w:cstheme="majorBidi" w:eastAsiaTheme="majorEastAsia" w:hAnsiTheme="majorHAnsi"/>
       <w:iCs/>
-      <w:color w:val="4F81BD" w:themeColor="accent1"/>
+      <w:color w:themeColor="accent1" w:val="4F81BD"/>
       <w:sz w:val="24"/>
       <w:szCs w:val="24"/>
     </w:rPr>
   </w:style>
-  <w:style w:type="paragraph" w:styleId="Heading6">
+  <w:style w:styleId="Heading6" w:type="paragraph">
     <w:name w:val="Heading 6"/>
     <w:basedOn w:val="Normal"/>
     <w:next w:val="BodyText"/>
@@ -6354,17 +7370,17 @@
     <w:pPr>
       <w:keepNext/>
       <w:keepLines/>
-      <w:spacing w:before="200" w:after="0"/>
+      <w:spacing w:after="0" w:before="200"/>
       <w:outlineLvl w:val="5"/>
     </w:pPr>
     <w:rPr>
-      <w:rFonts w:asciiTheme="majorHAnsi" w:eastAsiaTheme="majorEastAsia" w:hAnsiTheme="majorHAnsi" w:cstheme="majorBidi"/>
-      <w:color w:val="4F81BD" w:themeColor="accent1"/>
+      <w:rFonts w:asciiTheme="majorHAnsi" w:cstheme="majorBidi" w:eastAsiaTheme="majorEastAsia" w:hAnsiTheme="majorHAnsi"/>
+      <w:color w:themeColor="accent1" w:val="4F81BD"/>
       <w:sz w:val="24"/>
       <w:szCs w:val="24"/>
     </w:rPr>
   </w:style>
-  <w:style w:type="paragraph" w:styleId="Heading7">
+  <w:style w:styleId="Heading7" w:type="paragraph">
     <w:name w:val="Heading 7"/>
     <w:basedOn w:val="Normal"/>
     <w:next w:val="BodyText"/>
@@ -6374,17 +7390,17 @@
     <w:pPr>
       <w:keepNext/>
       <w:keepLines/>
-      <w:spacing w:before="200" w:after="0"/>
+      <w:spacing w:after="0" w:before="200"/>
       <w:outlineLvl w:val="6"/>
     </w:pPr>
     <w:rPr>
-      <w:rFonts w:asciiTheme="majorHAnsi" w:eastAsiaTheme="majorEastAsia" w:hAnsiTheme="majorHAnsi" w:cstheme="majorBidi"/>
-      <w:color w:val="4F81BD" w:themeColor="accent1"/>
+      <w:rFonts w:asciiTheme="majorHAnsi" w:cstheme="majorBidi" w:eastAsiaTheme="majorEastAsia" w:hAnsiTheme="majorHAnsi"/>
+      <w:color w:themeColor="accent1" w:val="4F81BD"/>
       <w:sz w:val="24"/>
       <w:szCs w:val="24"/>
     </w:rPr>
   </w:style>
-  <w:style w:type="paragraph" w:styleId="Heading8">
+  <w:style w:styleId="Heading8" w:type="paragraph">
     <w:name w:val="Heading 8"/>
     <w:basedOn w:val="Normal"/>
     <w:next w:val="BodyText"/>
@@ -6394,17 +7410,17 @@
     <w:pPr>
       <w:keepNext/>
       <w:keepLines/>
-      <w:spacing w:before="200" w:after="0"/>
+      <w:spacing w:after="0" w:before="200"/>
       <w:outlineLvl w:val="7"/>
     </w:pPr>
     <w:rPr>
-      <w:rFonts w:asciiTheme="majorHAnsi" w:eastAsiaTheme="majorEastAsia" w:hAnsiTheme="majorHAnsi" w:cstheme="majorBidi"/>
-      <w:color w:val="4F81BD" w:themeColor="accent1"/>
+      <w:rFonts w:asciiTheme="majorHAnsi" w:cstheme="majorBidi" w:eastAsiaTheme="majorEastAsia" w:hAnsiTheme="majorHAnsi"/>
+      <w:color w:themeColor="accent1" w:val="4F81BD"/>
       <w:sz w:val="24"/>
       <w:szCs w:val="24"/>
     </w:rPr>
   </w:style>
-  <w:style w:type="paragraph" w:styleId="Heading9">
+  <w:style w:styleId="Heading9" w:type="paragraph">
     <w:name w:val="Heading 9"/>
     <w:basedOn w:val="Normal"/>
     <w:next w:val="BodyText"/>
@@ -6414,17 +7430,17 @@
     <w:pPr>
       <w:keepNext/>
       <w:keepLines/>
-      <w:spacing w:before="200" w:after="0"/>
+      <w:spacing w:after="0" w:before="200"/>
       <w:outlineLvl w:val="8"/>
     </w:pPr>
     <w:rPr>
-      <w:rFonts w:asciiTheme="majorHAnsi" w:eastAsiaTheme="majorEastAsia" w:hAnsiTheme="majorHAnsi" w:cstheme="majorBidi"/>
-      <w:color w:val="4F81BD" w:themeColor="accent1"/>
+      <w:rFonts w:asciiTheme="majorHAnsi" w:cstheme="majorBidi" w:eastAsiaTheme="majorEastAsia" w:hAnsiTheme="majorHAnsi"/>
+      <w:color w:themeColor="accent1" w:val="4F81BD"/>
       <w:sz w:val="24"/>
       <w:szCs w:val="24"/>
     </w:rPr>
   </w:style>
-  <w:style w:type="paragraph" w:styleId="BlockText">
+  <w:style w:styleId="BlockText" w:type="paragraph">
     <w:name w:val="Block Text"/>
     <w:basedOn w:val="BodyText"/>
     <w:next w:val="BodyText"/>
@@ -6432,17 +7448,11 @@
     <w:unhideWhenUsed/>
     <w:qFormat/>
     <w:pPr>
-      <w:spacing w:before="100" w:after="100"/>
-      <w:ind w:firstLine="0"/>
+      <w:spacing w:after="100" w:before="100"/>
+      <w:ind w:firstLine="0" w:left="480" w:right="480"/>
     </w:pPr>
-    <w:rPr>
-      <w:rFonts w:asciiTheme="majorHAnsi" w:eastAsiaTheme="majorEastAsia" w:hAnsiTheme="majorHAnsi" w:cstheme="majorBidi"/>
-      <w:bCs/>
-      <w:sz w:val="20"/>
-      <w:szCs w:val="20"/>
-    </w:rPr>
   </w:style>
-  <w:style w:type="paragraph" w:styleId="FootnoteText">
+  <w:style w:styleId="FootnoteText" w:type="paragraph">
     <w:name w:val="Footnote Text"/>
     <w:basedOn w:val="Normal"/>
     <w:next w:val="FootnoteText"/>
@@ -6450,28 +7460,43 @@
     <w:unhideWhenUsed/>
     <w:qFormat/>
   </w:style>
-  <w:style w:type="character" w:default="1" w:styleId="DefaultParagraphFont">
+  <w:style w:default="1" w:styleId="DefaultParagraphFont" w:type="character">
     <w:name w:val="Default Paragraph Font"/>
     <w:semiHidden/>
     <w:unhideWhenUsed/>
   </w:style>
-  <w:style w:type="table" w:default="1" w:styleId="Table">
+  <w:style w:default="1" w:styleId="Table" w:type="table">
     <w:name w:val="Table"/>
     <w:basedOn w:val="TableNormal"/>
     <w:semiHidden/>
     <w:unhideWhenUsed/>
     <w:qFormat/>
     <w:tblPr>
-      <w:tblInd w:w="0" w:type="dxa"/>
+      <w:tblInd w:type="dxa" w:w="0"/>
       <w:tblCellMar>
-        <w:top w:w="0" w:type="dxa"/>
-        <w:left w:w="108" w:type="dxa"/>
-        <w:bottom w:w="0" w:type="dxa"/>
-        <w:right w:w="108" w:type="dxa"/>
+        <w:top w:type="dxa" w:w="0"/>
+        <w:left w:type="dxa" w:w="108"/>
+        <w:bottom w:type="dxa" w:w="0"/>
+        <w:right w:type="dxa" w:w="108"/>
       </w:tblCellMar>
     </w:tblPr>
+    <w:tblStylePr w:type="firstRow">
+      <w:tblPr>
+        <w:jc w:val="left"/>
+        <w:tblInd w:type="dxa" w:w="0"/>
+      </w:tblPr>
+      <w:trPr>
+        <w:jc w:val="left"/>
+      </w:trPr>
+      <w:tcPr>
+        <w:vAlign w:val="bottom"/>
+        <w:tcBorders>
+          <w:bottom w:val="single"/>
+        </w:tcBorders>
+      </w:tcPr>
+    </w:tblStylePr>
   </w:style>
-  <w:style w:type="paragraph" w:customStyle="1" w:styleId="DefinitionTerm">
+  <w:style w:customStyle="1" w:styleId="DefinitionTerm" w:type="paragraph">
     <w:name w:val="Definition Term"/>
     <w:basedOn w:val="Normal"/>
     <w:next w:val="Definition"/>
@@ -6484,49 +7509,49 @@
       <w:b/>
     </w:rPr>
   </w:style>
-  <w:style w:type="paragraph" w:customStyle="1" w:styleId="Definition">
+  <w:style w:customStyle="1" w:styleId="Definition" w:type="paragraph">
     <w:name w:val="Definition"/>
     <w:basedOn w:val="Normal"/>
   </w:style>
-  <w:style w:type="paragraph" w:styleId="Caption">
+  <w:style w:styleId="Caption" w:type="paragraph">
     <w:name w:val="Caption"/>
     <w:basedOn w:val="Normal"/>
     <w:link w:val="BodyTextChar"/>
     <w:pPr>
-      <w:spacing w:before="0" w:after="120"/>
+      <w:spacing w:after="120" w:before="0"/>
     </w:pPr>
     <w:rPr>
       <w:i/>
     </w:rPr>
   </w:style>
-  <w:style w:type="paragraph" w:customStyle="1" w:styleId="TableCaption">
+  <w:style w:customStyle="1" w:styleId="TableCaption" w:type="paragraph">
     <w:name w:val="Table Caption"/>
     <w:basedOn w:val="Caption"/>
     <w:pPr>
       <w:keepNext/>
     </w:pPr>
   </w:style>
-  <w:style w:type="paragraph" w:customStyle="1" w:styleId="ImageCaption">
+  <w:style w:customStyle="1" w:styleId="ImageCaption" w:type="paragraph">
     <w:name w:val="Image Caption"/>
     <w:basedOn w:val="Caption"/>
   </w:style>
-  <w:style w:type="paragraph" w:customStyle="1" w:styleId="Figure">
+  <w:style w:customStyle="1" w:styleId="Figure" w:type="paragraph">
     <w:name w:val="Figure"/>
     <w:basedOn w:val="Normal"/>
   </w:style>
-  <w:style w:type="paragraph" w:customStyle="1" w:styleId="CaptionedFigure">
+  <w:style w:customStyle="1" w:styleId="CaptionedFigure" w:type="paragraph">
     <w:name w:val="Captioned Figure"/>
     <w:basedOn w:val="Figure"/>
     <w:pPr>
       <w:keepNext/>
     </w:pPr>
   </w:style>
-  <w:style w:type="character" w:customStyle="1" w:styleId="BodyTextChar">
+  <w:style w:customStyle="1" w:styleId="BodyTextChar" w:type="character">
     <w:name w:val="Body Text Char"/>
     <w:basedOn w:val="DefaultParagraphFont"/>
     <w:link w:val="BodyText"/>
   </w:style>
-  <w:style w:type="character" w:customStyle="1" w:styleId="VerbatimChar">
+  <w:style w:customStyle="1" w:styleId="VerbatimChar" w:type="character">
     <w:name w:val="Verbatim Char"/>
     <w:basedOn w:val="BodyTextChar"/>
     <w:rPr>
@@ -6534,21 +7559,25 @@
       <w:sz w:val="22"/>
     </w:rPr>
   </w:style>
-  <w:style w:type="character" w:styleId="FootnoteReference">
+  <w:style w:customStyle="1" w:styleId="SectionNumber" w:type="character">
+    <w:name w:val="Section Number"/>
+    <w:basedOn w:val="BodyTextChar"/>
+  </w:style>
+  <w:style w:styleId="FootnoteReference" w:type="character">
     <w:name w:val="Footnote Reference"/>
     <w:basedOn w:val="BodyTextChar"/>
     <w:rPr>
       <w:vertAlign w:val="superscript"/>
     </w:rPr>
   </w:style>
-  <w:style w:type="character" w:styleId="Hyperlink">
+  <w:style w:styleId="Hyperlink" w:type="character">
     <w:name w:val="Hyperlink"/>
     <w:basedOn w:val="BodyTextChar"/>
     <w:rPr>
-      <w:color w:val="4F81BD" w:themeColor="accent1"/>
+      <w:color w:themeColor="accent1" w:val="4F81BD"/>
     </w:rPr>
   </w:style>
-  <w:style w:type="paragraph" w:styleId="TOCHeading">
+  <w:style w:styleId="TOCHeading" w:type="paragraph">
     <w:name w:val="TOC Heading"/>
     <w:basedOn w:val="Heading1"/>
     <w:next w:val="BodyText"/>
@@ -6560,10 +7589,10 @@
       <w:outlineLvl w:val="9"/>
     </w:pPr>
     <w:rPr>
-      <w:rFonts w:asciiTheme="majorHAnsi" w:eastAsiaTheme="majorEastAsia" w:hAnsiTheme="majorHAnsi" w:cstheme="majorBidi"/>
+      <w:rFonts w:asciiTheme="majorHAnsi" w:cstheme="majorBidi" w:eastAsiaTheme="majorEastAsia" w:hAnsiTheme="majorHAnsi"/>
       <w:b w:val="0"/>
       <w:bCs w:val="0"/>
-      <w:color w:val="365F91" w:themeColor="accent1" w:themeShade="BF"/>
+      <w:color w:themeColor="accent1" w:themeShade="BF" w:val="365F91"/>
     </w:rPr>
   </w:style>
   <w:style w:type="paragraph" w:customStyle="1" w:styleId="SourceCode">
@@ -6655,7 +7684,10 @@
   <w:style w:type="character" w:customStyle="1" w:styleId="ImportTok">
     <w:name w:val="ImportTok"/>
     <w:basedOn w:val="VerbatimChar"/>
-    <w:rPr/>
+    <w:rPr>
+      <w:color w:val="008000"/>
+      <w:b/>
+    </w:rPr>
   </w:style>
   <w:style w:type="character" w:customStyle="1" w:styleId="CommentTok">
     <w:name w:val="CommentTok"/>
@@ -6730,7 +7762,9 @@
   <w:style w:type="character" w:customStyle="1" w:styleId="BuiltInTok">
     <w:name w:val="BuiltInTok"/>
     <w:basedOn w:val="VerbatimChar"/>
-    <w:rPr/>
+    <w:rPr>
+      <w:color w:val="008000"/>
+    </w:rPr>
   </w:style>
   <w:style w:type="character" w:customStyle="1" w:styleId="ExtensionTok">
     <w:name w:val="ExtensionTok"/>

--- a/pdf/PULSE-PLAN-002_Sprint_2_Backlog.docx
+++ b/pdf/PULSE-PLAN-002_Sprint_2_Backlog.docx
@@ -6301,13 +6301,49 @@
         <w:t xml:space="preserve"> </w:t>
       </w:r>
       <w:r>
-        <w:t xml:space="preserve">CS-3 deviation; 4 met; 5 open until the rehearsal on the strip, which this</w:t>
-      </w:r>
-      <w:r>
-        <w:t xml:space="preserve"> </w:t>
-      </w:r>
-      <w:r>
-        <w:t xml:space="preserve">host has.</w:t>
+        <w:t xml:space="preserve">CS-3 deviation; 4 met; 5 met on the physical strip:</w:t>
+      </w:r>
+      <w:r>
+        <w:t xml:space="preserve"> </w:t>
+      </w:r>
+      <w:r>
+        <w:rPr>
+          <w:rStyle w:val="VerbatimChar"/>
+        </w:rPr>
+        <w:t xml:space="preserve">./run.sh</w:t>
+      </w:r>
+      <w:r>
+        <w:t xml:space="preserve"> </w:t>
+      </w:r>
+      <w:r>
+        <w:t xml:space="preserve">to the</w:t>
+      </w:r>
+      <w:r>
+        <w:t xml:space="preserve"> </w:t>
+      </w:r>
+      <w:r>
+        <w:t xml:space="preserve">cluster on the strip in 4.1 to 5.1 s with the broker start included, and the</w:t>
+      </w:r>
+      <w:r>
+        <w:t xml:space="preserve"> </w:t>
+      </w:r>
+      <w:r>
+        <w:t xml:space="preserve">broker-loss demo recorded as live, degraded and recovered</w:t>
+      </w:r>
+      <w:r>
+        <w:t xml:space="preserve"> </w:t>
+      </w:r>
+      <w:r>
+        <w:t xml:space="preserve">(</w:t>
+      </w:r>
+      <w:r>
+        <w:rPr>
+          <w:rStyle w:val="VerbatimChar"/>
+        </w:rPr>
+        <w:t xml:space="preserve">docs/evidence/screens/20261002-flutter-strip-*</w:t>
+      </w:r>
+      <w:r>
+        <w:t xml:space="preserve">).</w:t>
       </w:r>
     </w:p>
     <w:p>
@@ -6581,6 +6617,217 @@
       </w:r>
       <w:r>
         <w:t xml:space="preserve">It now reconnects.</w:t>
+      </w:r>
+    </w:p>
+    <w:p>
+      <w:pPr>
+        <w:numPr>
+          <w:ilvl w:val="0"/>
+          <w:numId w:val="1003"/>
+        </w:numPr>
+        <w:pStyle w:val="Compact"/>
+      </w:pPr>
+      <w:r>
+        <w:rPr>
+          <w:bCs/>
+          <w:b/>
+        </w:rPr>
+        <w:t xml:space="preserve">The Flutter cluster did not recover from a broker restart.</w:t>
+      </w:r>
+      <w:r>
+        <w:t xml:space="preserve"> </w:t>
+      </w:r>
+      <w:r>
+        <w:t xml:space="preserve">It</w:t>
+      </w:r>
+      <w:r>
+        <w:t xml:space="preserve"> </w:t>
+      </w:r>
+      <w:r>
+        <w:t xml:space="preserve">degraded correctly, but the Dart gRPC stream stayed open after the</w:t>
+      </w:r>
+      <w:r>
+        <w:t xml:space="preserve"> </w:t>
+      </w:r>
+      <w:r>
+        <w:t xml:space="preserve">broker died and the client never resubscribed. Three seconds of silence</w:t>
+      </w:r>
+      <w:r>
+        <w:t xml:space="preserve"> </w:t>
+      </w:r>
+      <w:r>
+        <w:t xml:space="preserve">now ends the stream; recovery measured at 2.6 to 3.9 s. Found only on</w:t>
+      </w:r>
+      <w:r>
+        <w:t xml:space="preserve"> </w:t>
+      </w:r>
+      <w:r>
+        <w:t xml:space="preserve">the strip rehearsal, which is the argument for rehearsing on it.</w:t>
+      </w:r>
+    </w:p>
+    <w:p>
+      <w:pPr>
+        <w:numPr>
+          <w:ilvl w:val="0"/>
+          <w:numId w:val="1003"/>
+        </w:numPr>
+        <w:pStyle w:val="Compact"/>
+      </w:pPr>
+      <w:r>
+        <w:rPr>
+          <w:bCs/>
+          <w:b/>
+        </w:rPr>
+        <w:t xml:space="preserve">An empty entry counted as an arrival.</w:t>
+      </w:r>
+      <w:r>
+        <w:t xml:space="preserve"> </w:t>
+      </w:r>
+      <w:r>
+        <w:t xml:space="preserve">A new subscription opens with</w:t>
+      </w:r>
+      <w:r>
+        <w:t xml:space="preserve"> </w:t>
+      </w:r>
+      <w:r>
+        <w:t xml:space="preserve">an empty entry for every path without a value; both clusters took it as</w:t>
+      </w:r>
+      <w:r>
+        <w:t xml:space="preserve"> </w:t>
+      </w:r>
+      <w:r>
+        <w:t xml:space="preserve">fresh, so an absent driver monitor raised no warning for one second</w:t>
+      </w:r>
+      <w:r>
+        <w:t xml:space="preserve"> </w:t>
+      </w:r>
+      <w:r>
+        <w:t xml:space="preserve">after reconnecting. Both now ignore empty entries; Flutter test added.</w:t>
+      </w:r>
+    </w:p>
+    <w:p>
+      <w:pPr>
+        <w:numPr>
+          <w:ilvl w:val="0"/>
+          <w:numId w:val="1003"/>
+        </w:numPr>
+        <w:pStyle w:val="Compact"/>
+      </w:pPr>
+      <w:r>
+        <w:rPr>
+          <w:bCs/>
+          <w:b/>
+        </w:rPr>
+        <w:t xml:space="preserve">The suite left driver monitors running.</w:t>
+      </w:r>
+      <w:r>
+        <w:t xml:space="preserve"> </w:t>
+      </w:r>
+      <w:r>
+        <w:t xml:space="preserve">Ending</w:t>
+      </w:r>
+      <w:r>
+        <w:t xml:space="preserve"> </w:t>
+      </w:r>
+      <w:r>
+        <w:rPr>
+          <w:rStyle w:val="VerbatimChar"/>
+        </w:rPr>
+        <w:t xml:space="preserve">strace</w:t>
+      </w:r>
+      <w:r>
+        <w:t xml:space="preserve"> </w:t>
+      </w:r>
+      <w:r>
+        <w:t xml:space="preserve">in</w:t>
+      </w:r>
+      <w:r>
+        <w:t xml:space="preserve"> </w:t>
+      </w:r>
+      <w:r>
+        <w:rPr>
+          <w:rStyle w:val="VerbatimChar"/>
+        </w:rPr>
+        <w:t xml:space="preserve">dms-privacy</w:t>
+      </w:r>
+      <w:r>
+        <w:t xml:space="preserve"> </w:t>
+      </w:r>
+      <w:r>
+        <w:t xml:space="preserve">did not end the traced monitor, and each orphan kept</w:t>
+      </w:r>
+      <w:r>
+        <w:t xml:space="preserve"> </w:t>
+      </w:r>
+      <w:r>
+        <w:t xml:space="preserve">publishing driver state. The suite now ends whole process groups.</w:t>
+      </w:r>
+    </w:p>
+    <w:p>
+      <w:pPr>
+        <w:numPr>
+          <w:ilvl w:val="0"/>
+          <w:numId w:val="1003"/>
+        </w:numPr>
+        <w:pStyle w:val="Compact"/>
+      </w:pPr>
+      <w:r>
+        <w:rPr>
+          <w:bCs/>
+          <w:b/>
+        </w:rPr>
+        <w:t xml:space="preserve">The CAN provider forwarded the hazard only on change.</w:t>
+      </w:r>
+      <w:r>
+        <w:t xml:space="preserve"> </w:t>
+      </w:r>
+      <w:r>
+        <w:t xml:space="preserve">The catalogue</w:t>
+      </w:r>
+      <w:r>
+        <w:t xml:space="preserve"> </w:t>
+      </w:r>
+      <w:r>
+        <w:t xml:space="preserve">maps it with</w:t>
+      </w:r>
+      <w:r>
+        <w:t xml:space="preserve"> </w:t>
+      </w:r>
+      <w:r>
+        <w:rPr>
+          <w:rStyle w:val="VerbatimChar"/>
+        </w:rPr>
+        <w:t xml:space="preserve">on_change</w:t>
+      </w:r>
+      <w:r>
+        <w:t xml:space="preserve">, so in CAN mode an unchanged hazard would go</w:t>
+      </w:r>
+      <w:r>
+        <w:t xml:space="preserve"> </w:t>
+      </w:r>
+      <w:r>
+        <w:t xml:space="preserve">stale after 2 s. The provider’s own mapping copy forwards every safety</w:t>
+      </w:r>
+      <w:r>
+        <w:t xml:space="preserve"> </w:t>
+      </w:r>
+      <w:r>
+        <w:t xml:space="preserve">signal at 100 ms;</w:t>
+      </w:r>
+      <w:r>
+        <w:t xml:space="preserve"> </w:t>
+      </w:r>
+      <w:r>
+        <w:rPr>
+          <w:rStyle w:val="VerbatimChar"/>
+        </w:rPr>
+        <w:t xml:space="preserve">can-path</w:t>
+      </w:r>
+      <w:r>
+        <w:t xml:space="preserve"> </w:t>
+      </w:r>
+      <w:r>
+        <w:t xml:space="preserve">asserts the hazard stays fresh.</w:t>
       </w:r>
     </w:p>
     <w:p>

--- a/pdf/PULSE-PLAN-002_Sprint_2_Backlog.docx
+++ b/pdf/PULSE-PLAN-002_Sprint_2_Backlog.docx
@@ -6239,7 +6239,7 @@
               <w:jc w:val="left"/>
             </w:pPr>
             <w:r>
-              <w:t xml:space="preserve">The simulator can act as the vehicle’s ECUs on</w:t>
+              <w:t xml:space="preserve">The simulator acts as the vehicle’s ECUs on</w:t>
             </w:r>
             <w:r>
               <w:t xml:space="preserve"> </w:t>
@@ -6263,7 +6263,7 @@
               <w:t xml:space="preserve">CAN=1 ./run.sh</w:t>
             </w:r>
             <w:r>
-              <w:t xml:space="preserve">);</w:t>
+              <w:t xml:space="preserve">, shown on the strip);</w:t>
             </w:r>
             <w:r>
               <w:t xml:space="preserve"> </w:t>
@@ -6278,12 +6278,44 @@
               <w:t xml:space="preserve"> </w:t>
             </w:r>
             <w:r>
-              <w:t xml:space="preserve">covers all 35 mapped signals in CI</w:t>
+              <w:t xml:space="preserve">covers all 35 mapped signals in CI;</w:t>
+            </w:r>
+            <w:r>
+              <w:t xml:space="preserve"> </w:t>
+            </w:r>
+            <w:r>
+              <w:rPr>
+                <w:rStyle w:val="VerbatimChar"/>
+              </w:rPr>
+              <w:t xml:space="preserve">can-path</w:t>
+            </w:r>
+            <w:r>
+              <w:t xml:space="preserve"> </w:t>
+            </w:r>
+            <w:r>
+              <w:t xml:space="preserve">passes live; a recorded lap replays from</w:t>
+            </w:r>
+            <w:r>
+              <w:t xml:space="preserve"> </w:t>
+            </w:r>
+            <w:r>
+              <w:rPr>
+                <w:rStyle w:val="VerbatimChar"/>
+              </w:rPr>
+              <w:t xml:space="preserve">emulator/can_logs/</w:t>
             </w:r>
           </w:p>
         </w:tc>
       </w:tr>
     </w:tbl>
+    <w:p>
+      <w:pPr>
+        <w:pStyle w:val="BodyText"/>
+      </w:pPr>
+      <w:r>
+        <w:t xml:space="preserve">The full suite passed 19 of 19 on 2 October with every check executing, none skipped (report 2026-10-02 08:38).</w:t>
+      </w:r>
+    </w:p>
     <w:p>
       <w:pPr>
         <w:pStyle w:val="BodyText"/>
@@ -6828,6 +6860,110 @@
       </w:r>
       <w:r>
         <w:t xml:space="preserve">asserts the hazard stays fresh.</w:t>
+      </w:r>
+    </w:p>
+    <w:p>
+      <w:pPr>
+        <w:numPr>
+          <w:ilvl w:val="0"/>
+          <w:numId w:val="1003"/>
+        </w:numPr>
+        <w:pStyle w:val="Compact"/>
+      </w:pPr>
+      <w:r>
+        <w:rPr>
+          <w:bCs/>
+          <w:b/>
+        </w:rPr>
+        <w:t xml:space="preserve">The device check would have used any attached phone.</w:t>
+      </w:r>
+      <w:r>
+        <w:t xml:space="preserve"> </w:t>
+      </w:r>
+      <w:r>
+        <w:t xml:space="preserve">With a phone</w:t>
+      </w:r>
+      <w:r>
+        <w:t xml:space="preserve"> </w:t>
+      </w:r>
+      <w:r>
+        <w:t xml:space="preserve">plugged in for charging,</w:t>
+      </w:r>
+      <w:r>
+        <w:t xml:space="preserve"> </w:t>
+      </w:r>
+      <w:r>
+        <w:rPr>
+          <w:rStyle w:val="VerbatimChar"/>
+        </w:rPr>
+        <w:t xml:space="preserve">compose-ui</w:t>
+      </w:r>
+      <w:r>
+        <w:t xml:space="preserve"> </w:t>
+      </w:r>
+      <w:r>
+        <w:t xml:space="preserve">aimed Gradle at it; the install</w:t>
+      </w:r>
+      <w:r>
+        <w:t xml:space="preserve"> </w:t>
+      </w:r>
+      <w:r>
+        <w:t xml:space="preserve">was refused, no test ran, and the check still passed. It now uses only</w:t>
+      </w:r>
+      <w:r>
+        <w:t xml:space="preserve"> </w:t>
+      </w:r>
+      <w:r>
+        <w:t xml:space="preserve">an emulator unless a device is named, and zero tests is a failure.</w:t>
+      </w:r>
+    </w:p>
+    <w:p>
+      <w:pPr>
+        <w:numPr>
+          <w:ilvl w:val="0"/>
+          <w:numId w:val="1003"/>
+        </w:numPr>
+        <w:pStyle w:val="Compact"/>
+      </w:pPr>
+      <w:r>
+        <w:rPr>
+          <w:rStyle w:val="VerbatimChar"/>
+          <w:bCs/>
+          <w:b/>
+        </w:rPr>
+        <w:t xml:space="preserve">can-path</w:t>
+      </w:r>
+      <w:r>
+        <w:rPr>
+          <w:bCs/>
+          <w:b/>
+        </w:rPr>
+        <w:t xml:space="preserve"> </w:t>
+      </w:r>
+      <w:r>
+        <w:rPr>
+          <w:bCs/>
+          <w:b/>
+        </w:rPr>
+        <w:t xml:space="preserve">depended on earlier checks.</w:t>
+      </w:r>
+      <w:r>
+        <w:t xml:space="preserve"> </w:t>
+      </w:r>
+      <w:r>
+        <w:t xml:space="preserve">In cruise mode the simulator</w:t>
+      </w:r>
+      <w:r>
+        <w:t xml:space="preserve"> </w:t>
+      </w:r>
+      <w:r>
+        <w:t xml:space="preserve">reacts to a driver alert left in the broker by the monitor checks with</w:t>
+      </w:r>
+      <w:r>
+        <w:t xml:space="preserve"> </w:t>
+      </w:r>
+      <w:r>
+        <w:t xml:space="preserve">its emergency stop. The check now runs the simulator in lap mode.</w:t>
       </w:r>
     </w:p>
     <w:p>
@@ -6951,7 +7087,7 @@
               <w:jc w:val="left"/>
             </w:pPr>
             <w:r>
-              <w:t xml:space="preserve">Virtual path complete; CAN HAT not started. The provider, DBC and checks do not change for</w:t>
+              <w:t xml:space="preserve">Virtual path complete and verified live, with record and replay; CAN HAT not started. The provider, DBC and checks do not change for</w:t>
             </w:r>
             <w:r>
               <w:t xml:space="preserve"> </w:t>
